--- a/docs/06_API_спецификация.docx
+++ b/docs/06_API_спецификация.docx
@@ -4,15 +4,16 @@
   <w:body>
     <w:p>
       <w:pPr>
-        <w:jc w:val="center"/>
+        <w:spacing w:after="120" w:line="276" w:lineRule="auto"/>
+        <w:jc w:val="both"/>
       </w:pPr>
       <w:r>
         <w:rPr>
-          <w:rFonts w:ascii="Times New Roman" w:hAnsi="Times New Roman" w:eastAsia="Times New Roman"/>
+          <w:rFonts w:ascii="Times New Roman" w:hAnsi="Times New Roman"/>
           <w:b/>
-          <w:sz w:val="32"/>
+          <w:sz w:val="24"/>
         </w:rPr>
-        <w:t>ИНТЕЛЛЕКТА</w:t>
+        <w:t>Интеллекта | Дипломный проект</w:t>
       </w:r>
     </w:p>
     <w:p>
@@ -21,7 +22,16 @@
       </w:pPr>
       <w:r>
         <w:rPr>
-          <w:rFonts w:ascii="Times New Roman" w:hAnsi="Times New Roman" w:eastAsia="Times New Roman"/>
+          <w:rFonts w:ascii="Times New Roman" w:hAnsi="Times New Roman"/>
+          <w:b/>
+          <w:sz w:val="32"/>
+        </w:rPr>
+        <w:t>ИНТЕЛЛЕКТА</w:t>
+        <w:br/>
+      </w:r>
+      <w:r>
+        <w:rPr>
+          <w:rFonts w:ascii="Times New Roman" w:hAnsi="Times New Roman"/>
           <w:b/>
           <w:sz w:val="28"/>
         </w:rPr>
@@ -31,96 +41,30 @@
     <w:p/>
     <w:p>
       <w:pPr>
-        <w:pStyle w:val="Heading1"/>
-      </w:pPr>
-      <w:r>
-        <w:t>1. Общие положения</w:t>
-      </w:r>
-    </w:p>
-    <w:p>
-      <w:pPr>
-        <w:spacing w:after="120"/>
-        <w:ind w:firstLine="425"/>
+        <w:spacing w:after="120" w:line="276" w:lineRule="auto"/>
+        <w:jc w:val="both"/>
       </w:pPr>
       <w:r>
         <w:rPr>
-          <w:rFonts w:ascii="Times New Roman" w:hAnsi="Times New Roman" w:eastAsia="Times New Roman"/>
+          <w:rFonts w:ascii="Times New Roman" w:hAnsi="Times New Roman"/>
+          <w:b w:val="0"/>
           <w:sz w:val="24"/>
         </w:rPr>
-        <w:t>В текущей версии веб-сервис «Интеллекта» не имеет отдельного REST API с префиксом /api/v1. Клиентское приложение взаимодействует с backend-слоем через Supabase JavaScript Client, SQL-представление public.book_catalog_view, таблицы Supabase PostgreSQL, RPC-функции и Vercel Function /api/analyze-book.</w:t>
-      </w:r>
-    </w:p>
-    <w:p>
-      <w:pPr>
-        <w:spacing w:after="60"/>
-        <w:ind w:left="425" w:hanging="198"/>
-      </w:pPr>
-      <w:r>
-        <w:rPr>
-          <w:rFonts w:ascii="Times New Roman" w:hAnsi="Times New Roman" w:eastAsia="Times New Roman"/>
-          <w:sz w:val="24"/>
-        </w:rPr>
-        <w:t>— Авторизация выполняется средствами Supabase Auth.</w:t>
-      </w:r>
-    </w:p>
-    <w:p>
-      <w:pPr>
-        <w:spacing w:after="60"/>
-        <w:ind w:left="425" w:hanging="198"/>
-      </w:pPr>
-      <w:r>
-        <w:rPr>
-          <w:rFonts w:ascii="Times New Roman" w:hAnsi="Times New Roman" w:eastAsia="Times New Roman"/>
-          <w:sz w:val="24"/>
-        </w:rPr>
-        <w:t>— Доступ к строкам таблиц контролируется Row Level Security.</w:t>
-      </w:r>
-    </w:p>
-    <w:p>
-      <w:pPr>
-        <w:spacing w:after="60"/>
-        <w:ind w:left="425" w:hanging="198"/>
-      </w:pPr>
-      <w:r>
-        <w:rPr>
-          <w:rFonts w:ascii="Times New Roman" w:hAnsi="Times New Roman" w:eastAsia="Times New Roman"/>
-          <w:sz w:val="24"/>
-        </w:rPr>
-        <w:t>— Операции, где нельзя доверять расчетам на клиенте, вынесены в RPC: оформление заказа, административное управление каталогом и статусами заказов.</w:t>
-      </w:r>
-    </w:p>
-    <w:p>
-      <w:pPr>
-        <w:spacing w:after="60"/>
-        <w:ind w:left="425" w:hanging="198"/>
-      </w:pPr>
-      <w:r>
-        <w:rPr>
-          <w:rFonts w:ascii="Times New Roman" w:hAnsi="Times New Roman" w:eastAsia="Times New Roman"/>
-          <w:sz w:val="24"/>
-        </w:rPr>
-        <w:t>— ИИ-анализ книги выполняется через POST /api/analyze-book на Vercel, чтобы не раскрывать OpenRouter API key и Supabase service role key.</w:t>
-      </w:r>
-    </w:p>
-    <w:p>
-      <w:pPr>
-        <w:spacing w:after="60"/>
-        <w:ind w:left="425" w:hanging="198"/>
-      </w:pPr>
-      <w:r>
-        <w:rPr>
-          <w:rFonts w:ascii="Times New Roman" w:hAnsi="Times New Roman" w:eastAsia="Times New Roman"/>
-          <w:sz w:val="24"/>
-        </w:rPr>
-        <w:t>— Frontend-сервисы находятся в src/services и являются прикладным слоем доступа к данным.</w:t>
+        <w:t>Документ фиксирует фактические программные интерфейсы проекта «Интеллекта». В текущей версии отсутствует самостоятельный REST API /api/v1. Взаимодействие реализовано через Supabase JavaScript Client, Supabase Auth, RLS, RPC-функции и Vercel Functions.</w:t>
       </w:r>
     </w:p>
     <w:p>
       <w:pPr>
         <w:pStyle w:val="Heading1"/>
+        <w:spacing w:after="120" w:line="276" w:lineRule="auto"/>
       </w:pPr>
       <w:r>
-        <w:t>2. Авторизация и профиль</w:t>
+        <w:rPr>
+          <w:rFonts w:ascii="Times New Roman" w:hAnsi="Times New Roman"/>
+          <w:b w:val="0"/>
+          <w:sz w:val="24"/>
+        </w:rPr>
+        <w:t>1. Общие положения</w:t>
       </w:r>
     </w:p>
     <w:tbl>
@@ -128,98 +72,818 @@
         <w:tblStyle w:val="TableGrid"/>
         <w:tblW w:type="auto" w:w="0"/>
         <w:jc w:val="center"/>
-        <w:tblLayout w:type="autofit"/>
         <w:tblLook w:firstColumn="1" w:firstRow="1" w:lastColumn="0" w:lastRow="0" w:noHBand="0" w:noVBand="1" w:val="04A0"/>
       </w:tblPr>
       <w:tblGrid>
-        <w:gridCol w:w="2564"/>
-        <w:gridCol w:w="2564"/>
-        <w:gridCol w:w="2564"/>
-        <w:gridCol w:w="2564"/>
+        <w:gridCol w:w="4986"/>
+        <w:gridCol w:w="4986"/>
       </w:tblGrid>
       <w:tr>
-        <w:trPr>
-          <w:tblHeader w:val="true"/>
-        </w:trPr>
         <w:tc>
           <w:tcPr>
-            <w:tcW w:type="dxa" w:w="2564"/>
-            <w:vAlign w:val="top"/>
-            <w:shd w:fill="D9EAF7"/>
+            <w:tcW w:type="dxa" w:w="4986"/>
+            <w:shd w:fill="E8E4DC"/>
+            <w:vAlign w:val="center"/>
           </w:tcPr>
           <w:p>
-            <w:pPr>
-              <w:spacing w:after="0"/>
-            </w:pPr>
             <w:r/>
             <w:r>
               <w:rPr>
-                <w:rFonts w:ascii="Times New Roman" w:hAnsi="Times New Roman" w:eastAsia="Times New Roman"/>
+                <w:rFonts w:ascii="Times New Roman" w:hAnsi="Times New Roman"/>
                 <w:b/>
-                <w:sz w:val="18"/>
+                <w:sz w:val="20"/>
               </w:rPr>
-              <w:t>Операция</w:t>
+              <w:t>Параметр</w:t>
             </w:r>
           </w:p>
         </w:tc>
         <w:tc>
           <w:tcPr>
-            <w:tcW w:type="dxa" w:w="2564"/>
-            <w:vAlign w:val="top"/>
-            <w:shd w:fill="D9EAF7"/>
+            <w:tcW w:type="dxa" w:w="4986"/>
+            <w:shd w:fill="E8E4DC"/>
+            <w:vAlign w:val="center"/>
           </w:tcPr>
           <w:p>
-            <w:pPr>
-              <w:spacing w:after="0"/>
-            </w:pPr>
             <w:r/>
             <w:r>
               <w:rPr>
-                <w:rFonts w:ascii="Times New Roman" w:hAnsi="Times New Roman" w:eastAsia="Times New Roman"/>
+                <w:rFonts w:ascii="Times New Roman" w:hAnsi="Times New Roman"/>
                 <w:b/>
-                <w:sz w:val="18"/>
+                <w:sz w:val="20"/>
               </w:rPr>
-              <w:t>Фактический интерфейс</w:t>
+              <w:t>Описание</w:t>
+            </w:r>
+          </w:p>
+        </w:tc>
+      </w:tr>
+      <w:tr>
+        <w:tc>
+          <w:tcPr>
+            <w:tcW w:type="dxa" w:w="4986"/>
+            <w:vAlign w:val="top"/>
+          </w:tcPr>
+          <w:p>
+            <w:r/>
+            <w:r>
+              <w:rPr>
+                <w:rFonts w:ascii="Times New Roman" w:hAnsi="Times New Roman"/>
+                <w:b w:val="0"/>
+                <w:sz w:val="20"/>
+              </w:rPr>
+              <w:t>Клиентский доступ</w:t>
             </w:r>
           </w:p>
         </w:tc>
         <w:tc>
           <w:tcPr>
-            <w:tcW w:type="dxa" w:w="2564"/>
+            <w:tcW w:type="dxa" w:w="4986"/>
             <w:vAlign w:val="top"/>
-            <w:shd w:fill="D9EAF7"/>
           </w:tcPr>
           <w:p>
-            <w:pPr>
-              <w:spacing w:after="0"/>
-            </w:pPr>
             <w:r/>
             <w:r>
               <w:rPr>
-                <w:rFonts w:ascii="Times New Roman" w:hAnsi="Times New Roman" w:eastAsia="Times New Roman"/>
+                <w:rFonts w:ascii="Times New Roman" w:hAnsi="Times New Roman"/>
+                <w:b w:val="0"/>
+                <w:sz w:val="20"/>
+              </w:rPr>
+              <w:t>Supabase JavaScript Client во frontend.</w:t>
+            </w:r>
+          </w:p>
+        </w:tc>
+      </w:tr>
+      <w:tr>
+        <w:tc>
+          <w:tcPr>
+            <w:tcW w:type="dxa" w:w="4986"/>
+            <w:vAlign w:val="top"/>
+          </w:tcPr>
+          <w:p>
+            <w:r/>
+            <w:r>
+              <w:rPr>
+                <w:rFonts w:ascii="Times New Roman" w:hAnsi="Times New Roman"/>
+                <w:b w:val="0"/>
+                <w:sz w:val="20"/>
+              </w:rPr>
+              <w:t>Авторизация</w:t>
+            </w:r>
+          </w:p>
+        </w:tc>
+        <w:tc>
+          <w:tcPr>
+            <w:tcW w:type="dxa" w:w="4986"/>
+            <w:vAlign w:val="top"/>
+          </w:tcPr>
+          <w:p>
+            <w:r/>
+            <w:r>
+              <w:rPr>
+                <w:rFonts w:ascii="Times New Roman" w:hAnsi="Times New Roman"/>
+                <w:b w:val="0"/>
+                <w:sz w:val="20"/>
+              </w:rPr>
+              <w:t>Supabase Auth: signUp, signInWithPassword, signOut, getUser, getSession.</w:t>
+            </w:r>
+          </w:p>
+        </w:tc>
+      </w:tr>
+      <w:tr>
+        <w:tc>
+          <w:tcPr>
+            <w:tcW w:type="dxa" w:w="4986"/>
+            <w:vAlign w:val="top"/>
+          </w:tcPr>
+          <w:p>
+            <w:r/>
+            <w:r>
+              <w:rPr>
+                <w:rFonts w:ascii="Times New Roman" w:hAnsi="Times New Roman"/>
+                <w:b w:val="0"/>
+                <w:sz w:val="20"/>
+              </w:rPr>
+              <w:t>Контроль доступа</w:t>
+            </w:r>
+          </w:p>
+        </w:tc>
+        <w:tc>
+          <w:tcPr>
+            <w:tcW w:type="dxa" w:w="4986"/>
+            <w:vAlign w:val="top"/>
+          </w:tcPr>
+          <w:p>
+            <w:r/>
+            <w:r>
+              <w:rPr>
+                <w:rFonts w:ascii="Times New Roman" w:hAnsi="Times New Roman"/>
+                <w:b w:val="0"/>
+                <w:sz w:val="20"/>
+              </w:rPr>
+              <w:t>Row Level Security и проверка роли admin в public.profiles.</w:t>
+            </w:r>
+          </w:p>
+        </w:tc>
+      </w:tr>
+      <w:tr>
+        <w:tc>
+          <w:tcPr>
+            <w:tcW w:type="dxa" w:w="4986"/>
+            <w:vAlign w:val="top"/>
+          </w:tcPr>
+          <w:p>
+            <w:r/>
+            <w:r>
+              <w:rPr>
+                <w:rFonts w:ascii="Times New Roman" w:hAnsi="Times New Roman"/>
+                <w:b w:val="0"/>
+                <w:sz w:val="20"/>
+              </w:rPr>
+              <w:t>ИИ-анализ</w:t>
+            </w:r>
+          </w:p>
+        </w:tc>
+        <w:tc>
+          <w:tcPr>
+            <w:tcW w:type="dxa" w:w="4986"/>
+            <w:vAlign w:val="top"/>
+          </w:tcPr>
+          <w:p>
+            <w:r/>
+            <w:r>
+              <w:rPr>
+                <w:rFonts w:ascii="Times New Roman" w:hAnsi="Times New Roman"/>
+                <w:b w:val="0"/>
+                <w:sz w:val="20"/>
+              </w:rPr>
+              <w:t>POST /api/analyze-book.</w:t>
+            </w:r>
+          </w:p>
+        </w:tc>
+      </w:tr>
+      <w:tr>
+        <w:tc>
+          <w:tcPr>
+            <w:tcW w:type="dxa" w:w="4986"/>
+            <w:vAlign w:val="top"/>
+          </w:tcPr>
+          <w:p>
+            <w:r/>
+            <w:r>
+              <w:rPr>
+                <w:rFonts w:ascii="Times New Roman" w:hAnsi="Times New Roman"/>
+                <w:b w:val="0"/>
+                <w:sz w:val="20"/>
+              </w:rPr>
+              <w:t>Смысловой поиск</w:t>
+            </w:r>
+          </w:p>
+        </w:tc>
+        <w:tc>
+          <w:tcPr>
+            <w:tcW w:type="dxa" w:w="4986"/>
+            <w:vAlign w:val="top"/>
+          </w:tcPr>
+          <w:p>
+            <w:r/>
+            <w:r>
+              <w:rPr>
+                <w:rFonts w:ascii="Times New Roman" w:hAnsi="Times New Roman"/>
+                <w:b w:val="0"/>
+                <w:sz w:val="20"/>
+              </w:rPr>
+              <w:t>POST /api/semantic-search + RPC match_books_semantic.</w:t>
+            </w:r>
+          </w:p>
+        </w:tc>
+      </w:tr>
+      <w:tr>
+        <w:tc>
+          <w:tcPr>
+            <w:tcW w:type="dxa" w:w="4986"/>
+            <w:vAlign w:val="top"/>
+          </w:tcPr>
+          <w:p>
+            <w:r/>
+            <w:r>
+              <w:rPr>
+                <w:rFonts w:ascii="Times New Roman" w:hAnsi="Times New Roman"/>
+                <w:b w:val="0"/>
+                <w:sz w:val="20"/>
+              </w:rPr>
+              <w:t>Отсутствующий слой</w:t>
+            </w:r>
+          </w:p>
+        </w:tc>
+        <w:tc>
+          <w:tcPr>
+            <w:tcW w:type="dxa" w:w="4986"/>
+            <w:vAlign w:val="top"/>
+          </w:tcPr>
+          <w:p>
+            <w:r/>
+            <w:r>
+              <w:rPr>
+                <w:rFonts w:ascii="Times New Roman" w:hAnsi="Times New Roman"/>
+                <w:b w:val="0"/>
+                <w:sz w:val="20"/>
+              </w:rPr>
+              <w:t>/api/v1 не является реализованным backend API текущей версии.</w:t>
+            </w:r>
+          </w:p>
+        </w:tc>
+      </w:tr>
+    </w:tbl>
+    <w:p/>
+    <w:p>
+      <w:pPr>
+        <w:pStyle w:val="Heading1"/>
+        <w:spacing w:after="120" w:line="276" w:lineRule="auto"/>
+      </w:pPr>
+      <w:r>
+        <w:rPr>
+          <w:rFonts w:ascii="Times New Roman" w:hAnsi="Times New Roman"/>
+          <w:b w:val="0"/>
+          <w:sz w:val="24"/>
+        </w:rPr>
+        <w:t>2. Основные таблицы как API-ресурсы</w:t>
+      </w:r>
+    </w:p>
+    <w:tbl>
+      <w:tblPr>
+        <w:tblStyle w:val="TableGrid"/>
+        <w:tblW w:type="auto" w:w="0"/>
+        <w:jc w:val="center"/>
+        <w:tblLook w:firstColumn="1" w:firstRow="1" w:lastColumn="0" w:lastRow="0" w:noHBand="0" w:noVBand="1" w:val="04A0"/>
+      </w:tblPr>
+      <w:tblGrid>
+        <w:gridCol w:w="3324"/>
+        <w:gridCol w:w="3324"/>
+        <w:gridCol w:w="3324"/>
+      </w:tblGrid>
+      <w:tr>
+        <w:tc>
+          <w:tcPr>
+            <w:tcW w:type="dxa" w:w="3324"/>
+            <w:shd w:fill="E8E4DC"/>
+            <w:vAlign w:val="center"/>
+          </w:tcPr>
+          <w:p>
+            <w:r/>
+            <w:r>
+              <w:rPr>
+                <w:rFonts w:ascii="Times New Roman" w:hAnsi="Times New Roman"/>
                 <w:b/>
-                <w:sz w:val="18"/>
+                <w:sz w:val="20"/>
+              </w:rPr>
+              <w:t>Ресурс</w:t>
+            </w:r>
+          </w:p>
+        </w:tc>
+        <w:tc>
+          <w:tcPr>
+            <w:tcW w:type="dxa" w:w="3324"/>
+            <w:shd w:fill="E8E4DC"/>
+            <w:vAlign w:val="center"/>
+          </w:tcPr>
+          <w:p>
+            <w:r/>
+            <w:r>
+              <w:rPr>
+                <w:rFonts w:ascii="Times New Roman" w:hAnsi="Times New Roman"/>
+                <w:b/>
+                <w:sz w:val="20"/>
+              </w:rPr>
+              <w:t>Назначение</w:t>
+            </w:r>
+          </w:p>
+        </w:tc>
+        <w:tc>
+          <w:tcPr>
+            <w:tcW w:type="dxa" w:w="3324"/>
+            <w:shd w:fill="E8E4DC"/>
+            <w:vAlign w:val="center"/>
+          </w:tcPr>
+          <w:p>
+            <w:r/>
+            <w:r>
+              <w:rPr>
+                <w:rFonts w:ascii="Times New Roman" w:hAnsi="Times New Roman"/>
+                <w:b/>
+                <w:sz w:val="20"/>
               </w:rPr>
               <w:t>Доступ</w:t>
             </w:r>
           </w:p>
         </w:tc>
+      </w:tr>
+      <w:tr>
         <w:tc>
           <w:tcPr>
-            <w:tcW w:type="dxa" w:w="2564"/>
+            <w:tcW w:type="dxa" w:w="3324"/>
             <w:vAlign w:val="top"/>
-            <w:shd w:fill="D9EAF7"/>
           </w:tcPr>
           <w:p>
-            <w:pPr>
-              <w:spacing w:after="0"/>
-            </w:pPr>
             <w:r/>
             <w:r>
               <w:rPr>
-                <w:rFonts w:ascii="Times New Roman" w:hAnsi="Times New Roman" w:eastAsia="Times New Roman"/>
+                <w:rFonts w:ascii="Times New Roman" w:hAnsi="Times New Roman"/>
+                <w:b w:val="0"/>
+                <w:sz w:val="20"/>
+              </w:rPr>
+              <w:t>profiles</w:t>
+            </w:r>
+          </w:p>
+        </w:tc>
+        <w:tc>
+          <w:tcPr>
+            <w:tcW w:type="dxa" w:w="3324"/>
+            <w:vAlign w:val="top"/>
+          </w:tcPr>
+          <w:p>
+            <w:r/>
+            <w:r>
+              <w:rPr>
+                <w:rFonts w:ascii="Times New Roman" w:hAnsi="Times New Roman"/>
+                <w:b w:val="0"/>
+                <w:sz w:val="20"/>
+              </w:rPr>
+              <w:t>Публичные профили пользователей и роль user/admin.</w:t>
+            </w:r>
+          </w:p>
+        </w:tc>
+        <w:tc>
+          <w:tcPr>
+            <w:tcW w:type="dxa" w:w="3324"/>
+            <w:vAlign w:val="top"/>
+          </w:tcPr>
+          <w:p>
+            <w:r/>
+            <w:r>
+              <w:rPr>
+                <w:rFonts w:ascii="Times New Roman" w:hAnsi="Times New Roman"/>
+                <w:b w:val="0"/>
+                <w:sz w:val="20"/>
+              </w:rPr>
+              <w:t>Пользователь видит свой профиль; admin используется для проверок.</w:t>
+            </w:r>
+          </w:p>
+        </w:tc>
+      </w:tr>
+      <w:tr>
+        <w:tc>
+          <w:tcPr>
+            <w:tcW w:type="dxa" w:w="3324"/>
+            <w:vAlign w:val="top"/>
+          </w:tcPr>
+          <w:p>
+            <w:r/>
+            <w:r>
+              <w:rPr>
+                <w:rFonts w:ascii="Times New Roman" w:hAnsi="Times New Roman"/>
+                <w:b w:val="0"/>
+                <w:sz w:val="20"/>
+              </w:rPr>
+              <w:t>books, authors, genres</w:t>
+            </w:r>
+          </w:p>
+        </w:tc>
+        <w:tc>
+          <w:tcPr>
+            <w:tcW w:type="dxa" w:w="3324"/>
+            <w:vAlign w:val="top"/>
+          </w:tcPr>
+          <w:p>
+            <w:r/>
+            <w:r>
+              <w:rPr>
+                <w:rFonts w:ascii="Times New Roman" w:hAnsi="Times New Roman"/>
+                <w:b w:val="0"/>
+                <w:sz w:val="20"/>
+              </w:rPr>
+              <w:t>Каталог книг, авторы, жанры.</w:t>
+            </w:r>
+          </w:p>
+        </w:tc>
+        <w:tc>
+          <w:tcPr>
+            <w:tcW w:type="dxa" w:w="3324"/>
+            <w:vAlign w:val="top"/>
+          </w:tcPr>
+          <w:p>
+            <w:r/>
+            <w:r>
+              <w:rPr>
+                <w:rFonts w:ascii="Times New Roman" w:hAnsi="Times New Roman"/>
+                <w:b w:val="0"/>
+                <w:sz w:val="20"/>
+              </w:rPr>
+              <w:t>Публичное чтение активных книг; запись через admin RPC.</w:t>
+            </w:r>
+          </w:p>
+        </w:tc>
+      </w:tr>
+      <w:tr>
+        <w:tc>
+          <w:tcPr>
+            <w:tcW w:type="dxa" w:w="3324"/>
+            <w:vAlign w:val="top"/>
+          </w:tcPr>
+          <w:p>
+            <w:r/>
+            <w:r>
+              <w:rPr>
+                <w:rFonts w:ascii="Times New Roman" w:hAnsi="Times New Roman"/>
+                <w:b w:val="0"/>
+                <w:sz w:val="20"/>
+              </w:rPr>
+              <w:t>book_ai_profiles</w:t>
+            </w:r>
+          </w:p>
+        </w:tc>
+        <w:tc>
+          <w:tcPr>
+            <w:tcW w:type="dxa" w:w="3324"/>
+            <w:vAlign w:val="top"/>
+          </w:tcPr>
+          <w:p>
+            <w:r/>
+            <w:r>
+              <w:rPr>
+                <w:rFonts w:ascii="Times New Roman" w:hAnsi="Times New Roman"/>
+                <w:b w:val="0"/>
+                <w:sz w:val="20"/>
+              </w:rPr>
+              <w:t>ИИ-сводка, темы, ключевые слова, embedding-вектор.</w:t>
+            </w:r>
+          </w:p>
+        </w:tc>
+        <w:tc>
+          <w:tcPr>
+            <w:tcW w:type="dxa" w:w="3324"/>
+            <w:vAlign w:val="top"/>
+          </w:tcPr>
+          <w:p>
+            <w:r/>
+            <w:r>
+              <w:rPr>
+                <w:rFonts w:ascii="Times New Roman" w:hAnsi="Times New Roman"/>
+                <w:b w:val="0"/>
+                <w:sz w:val="20"/>
+              </w:rPr>
+              <w:t>Публичное чтение готовых активных профилей; запись server-side.</w:t>
+            </w:r>
+          </w:p>
+        </w:tc>
+      </w:tr>
+      <w:tr>
+        <w:tc>
+          <w:tcPr>
+            <w:tcW w:type="dxa" w:w="3324"/>
+            <w:vAlign w:val="top"/>
+          </w:tcPr>
+          <w:p>
+            <w:r/>
+            <w:r>
+              <w:rPr>
+                <w:rFonts w:ascii="Times New Roman" w:hAnsi="Times New Roman"/>
+                <w:b w:val="0"/>
+                <w:sz w:val="20"/>
+              </w:rPr>
+              <w:t>ai_analysis_jobs</w:t>
+            </w:r>
+          </w:p>
+        </w:tc>
+        <w:tc>
+          <w:tcPr>
+            <w:tcW w:type="dxa" w:w="3324"/>
+            <w:vAlign w:val="top"/>
+          </w:tcPr>
+          <w:p>
+            <w:r/>
+            <w:r>
+              <w:rPr>
+                <w:rFonts w:ascii="Times New Roman" w:hAnsi="Times New Roman"/>
+                <w:b w:val="0"/>
+                <w:sz w:val="20"/>
+              </w:rPr>
+              <w:t>Журнал запусков ИИ-анализа.</w:t>
+            </w:r>
+          </w:p>
+        </w:tc>
+        <w:tc>
+          <w:tcPr>
+            <w:tcW w:type="dxa" w:w="3324"/>
+            <w:vAlign w:val="top"/>
+          </w:tcPr>
+          <w:p>
+            <w:r/>
+            <w:r>
+              <w:rPr>
+                <w:rFonts w:ascii="Times New Roman" w:hAnsi="Times New Roman"/>
+                <w:b w:val="0"/>
+                <w:sz w:val="20"/>
+              </w:rPr>
+              <w:t>Чтение администратором; запись Vercel Function.</w:t>
+            </w:r>
+          </w:p>
+        </w:tc>
+      </w:tr>
+      <w:tr>
+        <w:tc>
+          <w:tcPr>
+            <w:tcW w:type="dxa" w:w="3324"/>
+            <w:vAlign w:val="top"/>
+          </w:tcPr>
+          <w:p>
+            <w:r/>
+            <w:r>
+              <w:rPr>
+                <w:rFonts w:ascii="Times New Roman" w:hAnsi="Times New Roman"/>
+                <w:b w:val="0"/>
+                <w:sz w:val="20"/>
+              </w:rPr>
+              <w:t>user_preferences, favorites, cart_items</w:t>
+            </w:r>
+          </w:p>
+        </w:tc>
+        <w:tc>
+          <w:tcPr>
+            <w:tcW w:type="dxa" w:w="3324"/>
+            <w:vAlign w:val="top"/>
+          </w:tcPr>
+          <w:p>
+            <w:r/>
+            <w:r>
+              <w:rPr>
+                <w:rFonts w:ascii="Times New Roman" w:hAnsi="Times New Roman"/>
+                <w:b w:val="0"/>
+                <w:sz w:val="20"/>
+              </w:rPr>
+              <w:t>Персональные данные пользователя.</w:t>
+            </w:r>
+          </w:p>
+        </w:tc>
+        <w:tc>
+          <w:tcPr>
+            <w:tcW w:type="dxa" w:w="3324"/>
+            <w:vAlign w:val="top"/>
+          </w:tcPr>
+          <w:p>
+            <w:r/>
+            <w:r>
+              <w:rPr>
+                <w:rFonts w:ascii="Times New Roman" w:hAnsi="Times New Roman"/>
+                <w:b w:val="0"/>
+                <w:sz w:val="20"/>
+              </w:rPr>
+              <w:t>Owner-only через RLS.</w:t>
+            </w:r>
+          </w:p>
+        </w:tc>
+      </w:tr>
+      <w:tr>
+        <w:tc>
+          <w:tcPr>
+            <w:tcW w:type="dxa" w:w="3324"/>
+            <w:vAlign w:val="top"/>
+          </w:tcPr>
+          <w:p>
+            <w:r/>
+            <w:r>
+              <w:rPr>
+                <w:rFonts w:ascii="Times New Roman" w:hAnsi="Times New Roman"/>
+                <w:b w:val="0"/>
+                <w:sz w:val="20"/>
+              </w:rPr>
+              <w:t>orders, order_items</w:t>
+            </w:r>
+          </w:p>
+        </w:tc>
+        <w:tc>
+          <w:tcPr>
+            <w:tcW w:type="dxa" w:w="3324"/>
+            <w:vAlign w:val="top"/>
+          </w:tcPr>
+          <w:p>
+            <w:r/>
+            <w:r>
+              <w:rPr>
+                <w:rFonts w:ascii="Times New Roman" w:hAnsi="Times New Roman"/>
+                <w:b w:val="0"/>
+                <w:sz w:val="20"/>
+              </w:rPr>
+              <w:t>Заказы и snapshot позиций.</w:t>
+            </w:r>
+          </w:p>
+        </w:tc>
+        <w:tc>
+          <w:tcPr>
+            <w:tcW w:type="dxa" w:w="3324"/>
+            <w:vAlign w:val="top"/>
+          </w:tcPr>
+          <w:p>
+            <w:r/>
+            <w:r>
+              <w:rPr>
+                <w:rFonts w:ascii="Times New Roman" w:hAnsi="Times New Roman"/>
+                <w:b w:val="0"/>
+                <w:sz w:val="20"/>
+              </w:rPr>
+              <w:t>Owner-only для пользователя, admin — все заказы.</w:t>
+            </w:r>
+          </w:p>
+        </w:tc>
+      </w:tr>
+      <w:tr>
+        <w:tc>
+          <w:tcPr>
+            <w:tcW w:type="dxa" w:w="3324"/>
+            <w:vAlign w:val="top"/>
+          </w:tcPr>
+          <w:p>
+            <w:r/>
+            <w:r>
+              <w:rPr>
+                <w:rFonts w:ascii="Times New Roman" w:hAnsi="Times New Roman"/>
+                <w:b w:val="0"/>
+                <w:sz w:val="20"/>
+              </w:rPr>
+              <w:t>user_events</w:t>
+            </w:r>
+          </w:p>
+        </w:tc>
+        <w:tc>
+          <w:tcPr>
+            <w:tcW w:type="dxa" w:w="3324"/>
+            <w:vAlign w:val="top"/>
+          </w:tcPr>
+          <w:p>
+            <w:r/>
+            <w:r>
+              <w:rPr>
+                <w:rFonts w:ascii="Times New Roman" w:hAnsi="Times New Roman"/>
+                <w:b w:val="0"/>
+                <w:sz w:val="20"/>
+              </w:rPr>
+              <w:t>События просмотра, поиска и рекомендаций.</w:t>
+            </w:r>
+          </w:p>
+        </w:tc>
+        <w:tc>
+          <w:tcPr>
+            <w:tcW w:type="dxa" w:w="3324"/>
+            <w:vAlign w:val="top"/>
+          </w:tcPr>
+          <w:p>
+            <w:r/>
+            <w:r>
+              <w:rPr>
+                <w:rFonts w:ascii="Times New Roman" w:hAnsi="Times New Roman"/>
+                <w:b w:val="0"/>
+                <w:sz w:val="20"/>
+              </w:rPr>
+              <w:t>Минимальные события, RLS.</w:t>
+            </w:r>
+          </w:p>
+        </w:tc>
+      </w:tr>
+    </w:tbl>
+    <w:p/>
+    <w:p>
+      <w:pPr>
+        <w:pStyle w:val="Heading1"/>
+        <w:spacing w:after="120" w:line="276" w:lineRule="auto"/>
+      </w:pPr>
+      <w:r>
+        <w:rPr>
+          <w:rFonts w:ascii="Times New Roman" w:hAnsi="Times New Roman"/>
+          <w:b w:val="0"/>
+          <w:sz w:val="24"/>
+        </w:rPr>
+        <w:t>3. RPC/functions</w:t>
+      </w:r>
+    </w:p>
+    <w:tbl>
+      <w:tblPr>
+        <w:tblStyle w:val="TableGrid"/>
+        <w:tblW w:type="auto" w:w="0"/>
+        <w:jc w:val="center"/>
+        <w:tblLook w:firstColumn="1" w:firstRow="1" w:lastColumn="0" w:lastRow="0" w:noHBand="0" w:noVBand="1" w:val="04A0"/>
+      </w:tblPr>
+      <w:tblGrid>
+        <w:gridCol w:w="2493"/>
+        <w:gridCol w:w="2493"/>
+        <w:gridCol w:w="2493"/>
+        <w:gridCol w:w="2493"/>
+      </w:tblGrid>
+      <w:tr>
+        <w:tc>
+          <w:tcPr>
+            <w:tcW w:type="dxa" w:w="2493"/>
+            <w:shd w:fill="E8E4DC"/>
+            <w:vAlign w:val="center"/>
+          </w:tcPr>
+          <w:p>
+            <w:r/>
+            <w:r>
+              <w:rPr>
+                <w:rFonts w:ascii="Times New Roman" w:hAnsi="Times New Roman"/>
                 <w:b/>
-                <w:sz w:val="18"/>
+                <w:sz w:val="20"/>
+              </w:rPr>
+              <w:t>Функция</w:t>
+            </w:r>
+          </w:p>
+        </w:tc>
+        <w:tc>
+          <w:tcPr>
+            <w:tcW w:type="dxa" w:w="2493"/>
+            <w:shd w:fill="E8E4DC"/>
+            <w:vAlign w:val="center"/>
+          </w:tcPr>
+          <w:p>
+            <w:r/>
+            <w:r>
+              <w:rPr>
+                <w:rFonts w:ascii="Times New Roman" w:hAnsi="Times New Roman"/>
+                <w:b/>
+                <w:sz w:val="20"/>
+              </w:rPr>
+              <w:t>Назначение</w:t>
+            </w:r>
+          </w:p>
+        </w:tc>
+        <w:tc>
+          <w:tcPr>
+            <w:tcW w:type="dxa" w:w="2493"/>
+            <w:shd w:fill="E8E4DC"/>
+            <w:vAlign w:val="center"/>
+          </w:tcPr>
+          <w:p>
+            <w:r/>
+            <w:r>
+              <w:rPr>
+                <w:rFonts w:ascii="Times New Roman" w:hAnsi="Times New Roman"/>
+                <w:b/>
+                <w:sz w:val="20"/>
+              </w:rPr>
+              <w:t>Кто вызывает</w:t>
+            </w:r>
+          </w:p>
+        </w:tc>
+        <w:tc>
+          <w:tcPr>
+            <w:tcW w:type="dxa" w:w="2493"/>
+            <w:shd w:fill="E8E4DC"/>
+            <w:vAlign w:val="center"/>
+          </w:tcPr>
+          <w:p>
+            <w:r/>
+            <w:r>
+              <w:rPr>
+                <w:rFonts w:ascii="Times New Roman" w:hAnsi="Times New Roman"/>
+                <w:b/>
+                <w:sz w:val="20"/>
               </w:rPr>
               <w:t>Результат</w:t>
             </w:r>
@@ -229,77 +893,69 @@
       <w:tr>
         <w:tc>
           <w:tcPr>
-            <w:tcW w:type="dxa" w:w="2564"/>
+            <w:tcW w:type="dxa" w:w="2493"/>
+            <w:vAlign w:val="top"/>
           </w:tcPr>
           <w:p>
-            <w:pPr>
-              <w:spacing w:after="0"/>
-            </w:pPr>
             <w:r/>
             <w:r>
               <w:rPr>
-                <w:rFonts w:ascii="Times New Roman" w:hAnsi="Times New Roman" w:eastAsia="Times New Roman"/>
+                <w:rFonts w:ascii="Times New Roman" w:hAnsi="Times New Roman"/>
                 <w:b w:val="0"/>
-                <w:sz w:val="18"/>
+                <w:sz w:val="20"/>
               </w:rPr>
-              <w:t>Регистрация</w:t>
+              <w:t>create_order_from_cart</w:t>
             </w:r>
           </w:p>
         </w:tc>
         <w:tc>
           <w:tcPr>
-            <w:tcW w:type="dxa" w:w="2564"/>
+            <w:tcW w:type="dxa" w:w="2493"/>
+            <w:vAlign w:val="top"/>
           </w:tcPr>
           <w:p>
-            <w:pPr>
-              <w:spacing w:after="0"/>
-            </w:pPr>
             <w:r/>
             <w:r>
               <w:rPr>
-                <w:rFonts w:ascii="Times New Roman" w:hAnsi="Times New Roman" w:eastAsia="Times New Roman"/>
+                <w:rFonts w:ascii="Times New Roman" w:hAnsi="Times New Roman"/>
                 <w:b w:val="0"/>
-                <w:sz w:val="18"/>
+                <w:sz w:val="20"/>
               </w:rPr>
-              <w:t>supabase.auth.signUp({ email, password, options.data.name })</w:t>
+              <w:t>Создание заказа из корзины с расчетом суммы и snapshot позиций.</w:t>
             </w:r>
           </w:p>
         </w:tc>
         <w:tc>
           <w:tcPr>
-            <w:tcW w:type="dxa" w:w="2564"/>
+            <w:tcW w:type="dxa" w:w="2493"/>
+            <w:vAlign w:val="top"/>
           </w:tcPr>
           <w:p>
-            <w:pPr>
-              <w:spacing w:after="0"/>
-            </w:pPr>
             <w:r/>
             <w:r>
               <w:rPr>
-                <w:rFonts w:ascii="Times New Roman" w:hAnsi="Times New Roman" w:eastAsia="Times New Roman"/>
+                <w:rFonts w:ascii="Times New Roman" w:hAnsi="Times New Roman"/>
                 <w:b w:val="0"/>
-                <w:sz w:val="18"/>
+                <w:sz w:val="20"/>
               </w:rPr>
-              <w:t>Гость</w:t>
+              <w:t>Авторизованный пользователь.</w:t>
             </w:r>
           </w:p>
         </w:tc>
         <w:tc>
           <w:tcPr>
-            <w:tcW w:type="dxa" w:w="2564"/>
+            <w:tcW w:type="dxa" w:w="2493"/>
+            <w:vAlign w:val="top"/>
           </w:tcPr>
           <w:p>
-            <w:pPr>
-              <w:spacing w:after="0"/>
-            </w:pPr>
             <w:r/>
             <w:r>
               <w:rPr>
-                <w:rFonts w:ascii="Times New Roman" w:hAnsi="Times New Roman" w:eastAsia="Times New Roman"/>
+                <w:rFonts w:ascii="Times New Roman" w:hAnsi="Times New Roman"/>
                 <w:b w:val="0"/>
-                <w:sz w:val="18"/>
+                <w:sz w:val="20"/>
               </w:rPr>
-              <w:t>Создается Auth user; триггер handle_new_user создает profiles.</w:t>
+              <w:t>Заказ и позиции order_items.</w:t>
             </w:r>
           </w:p>
         </w:tc>
@@ -307,77 +963,69 @@
       <w:tr>
         <w:tc>
           <w:tcPr>
-            <w:tcW w:type="dxa" w:w="2564"/>
+            <w:tcW w:type="dxa" w:w="2493"/>
+            <w:vAlign w:val="top"/>
           </w:tcPr>
           <w:p>
-            <w:pPr>
-              <w:spacing w:after="0"/>
-            </w:pPr>
             <w:r/>
             <w:r>
               <w:rPr>
-                <w:rFonts w:ascii="Times New Roman" w:hAnsi="Times New Roman" w:eastAsia="Times New Roman"/>
+                <w:rFonts w:ascii="Times New Roman" w:hAnsi="Times New Roman"/>
                 <w:b w:val="0"/>
-                <w:sz w:val="18"/>
+                <w:sz w:val="20"/>
               </w:rPr>
-              <w:t>Вход</w:t>
+              <w:t>admin_update_order_status</w:t>
             </w:r>
           </w:p>
         </w:tc>
         <w:tc>
           <w:tcPr>
-            <w:tcW w:type="dxa" w:w="2564"/>
+            <w:tcW w:type="dxa" w:w="2493"/>
+            <w:vAlign w:val="top"/>
           </w:tcPr>
           <w:p>
-            <w:pPr>
-              <w:spacing w:after="0"/>
-            </w:pPr>
             <w:r/>
             <w:r>
               <w:rPr>
-                <w:rFonts w:ascii="Times New Roman" w:hAnsi="Times New Roman" w:eastAsia="Times New Roman"/>
+                <w:rFonts w:ascii="Times New Roman" w:hAnsi="Times New Roman"/>
                 <w:b w:val="0"/>
-                <w:sz w:val="18"/>
+                <w:sz w:val="20"/>
               </w:rPr>
-              <w:t>supabase.auth.signInWithPassword({ email, password })</w:t>
+              <w:t>Изменение статуса заказа.</w:t>
             </w:r>
           </w:p>
         </w:tc>
         <w:tc>
           <w:tcPr>
-            <w:tcW w:type="dxa" w:w="2564"/>
+            <w:tcW w:type="dxa" w:w="2493"/>
+            <w:vAlign w:val="top"/>
           </w:tcPr>
           <w:p>
-            <w:pPr>
-              <w:spacing w:after="0"/>
-            </w:pPr>
             <w:r/>
             <w:r>
               <w:rPr>
-                <w:rFonts w:ascii="Times New Roman" w:hAnsi="Times New Roman" w:eastAsia="Times New Roman"/>
+                <w:rFonts w:ascii="Times New Roman" w:hAnsi="Times New Roman"/>
                 <w:b w:val="0"/>
-                <w:sz w:val="18"/>
+                <w:sz w:val="20"/>
               </w:rPr>
-              <w:t>Гость</w:t>
+              <w:t>Администратор.</w:t>
             </w:r>
           </w:p>
         </w:tc>
         <w:tc>
           <w:tcPr>
-            <w:tcW w:type="dxa" w:w="2564"/>
+            <w:tcW w:type="dxa" w:w="2493"/>
+            <w:vAlign w:val="top"/>
           </w:tcPr>
           <w:p>
-            <w:pPr>
-              <w:spacing w:after="0"/>
-            </w:pPr>
             <w:r/>
             <w:r>
               <w:rPr>
-                <w:rFonts w:ascii="Times New Roman" w:hAnsi="Times New Roman" w:eastAsia="Times New Roman"/>
+                <w:rFonts w:ascii="Times New Roman" w:hAnsi="Times New Roman"/>
                 <w:b w:val="0"/>
-                <w:sz w:val="18"/>
+                <w:sz w:val="20"/>
               </w:rPr>
-              <w:t>Возвращается Supabase session/access token.</w:t>
+              <w:t>Обновленный статус заказа.</w:t>
             </w:r>
           </w:p>
         </w:tc>
@@ -385,77 +1033,69 @@
       <w:tr>
         <w:tc>
           <w:tcPr>
-            <w:tcW w:type="dxa" w:w="2564"/>
+            <w:tcW w:type="dxa" w:w="2493"/>
+            <w:vAlign w:val="top"/>
           </w:tcPr>
           <w:p>
-            <w:pPr>
-              <w:spacing w:after="0"/>
-            </w:pPr>
             <w:r/>
             <w:r>
               <w:rPr>
-                <w:rFonts w:ascii="Times New Roman" w:hAnsi="Times New Roman" w:eastAsia="Times New Roman"/>
+                <w:rFonts w:ascii="Times New Roman" w:hAnsi="Times New Roman"/>
                 <w:b w:val="0"/>
-                <w:sz w:val="18"/>
+                <w:sz w:val="20"/>
               </w:rPr>
-              <w:t>Выход</w:t>
+              <w:t>admin_get_books/admin_get_book</w:t>
             </w:r>
           </w:p>
         </w:tc>
         <w:tc>
           <w:tcPr>
-            <w:tcW w:type="dxa" w:w="2564"/>
+            <w:tcW w:type="dxa" w:w="2493"/>
+            <w:vAlign w:val="top"/>
           </w:tcPr>
           <w:p>
-            <w:pPr>
-              <w:spacing w:after="0"/>
-            </w:pPr>
             <w:r/>
             <w:r>
               <w:rPr>
-                <w:rFonts w:ascii="Times New Roman" w:hAnsi="Times New Roman" w:eastAsia="Times New Roman"/>
+                <w:rFonts w:ascii="Times New Roman" w:hAnsi="Times New Roman"/>
                 <w:b w:val="0"/>
-                <w:sz w:val="18"/>
+                <w:sz w:val="20"/>
               </w:rPr>
-              <w:t>supabase.auth.signOut()</w:t>
+              <w:t>Получение книг для админ-панели.</w:t>
             </w:r>
           </w:p>
         </w:tc>
         <w:tc>
           <w:tcPr>
-            <w:tcW w:type="dxa" w:w="2564"/>
+            <w:tcW w:type="dxa" w:w="2493"/>
+            <w:vAlign w:val="top"/>
           </w:tcPr>
           <w:p>
-            <w:pPr>
-              <w:spacing w:after="0"/>
-            </w:pPr>
             <w:r/>
             <w:r>
               <w:rPr>
-                <w:rFonts w:ascii="Times New Roman" w:hAnsi="Times New Roman" w:eastAsia="Times New Roman"/>
+                <w:rFonts w:ascii="Times New Roman" w:hAnsi="Times New Roman"/>
                 <w:b w:val="0"/>
-                <w:sz w:val="18"/>
+                <w:sz w:val="20"/>
               </w:rPr>
-              <w:t>Пользователь</w:t>
+              <w:t>Администратор.</w:t>
             </w:r>
           </w:p>
         </w:tc>
         <w:tc>
           <w:tcPr>
-            <w:tcW w:type="dxa" w:w="2564"/>
+            <w:tcW w:type="dxa" w:w="2493"/>
+            <w:vAlign w:val="top"/>
           </w:tcPr>
           <w:p>
-            <w:pPr>
-              <w:spacing w:after="0"/>
-            </w:pPr>
             <w:r/>
             <w:r>
               <w:rPr>
-                <w:rFonts w:ascii="Times New Roman" w:hAnsi="Times New Roman" w:eastAsia="Times New Roman"/>
+                <w:rFonts w:ascii="Times New Roman" w:hAnsi="Times New Roman"/>
                 <w:b w:val="0"/>
-                <w:sz w:val="18"/>
+                <w:sz w:val="20"/>
               </w:rPr>
-              <w:t>Сессия завершается на клиенте и в Supabase Auth.</w:t>
+              <w:t>Книги с авторами, жанрами и AI-статусом.</w:t>
             </w:r>
           </w:p>
         </w:tc>
@@ -463,77 +1103,69 @@
       <w:tr>
         <w:tc>
           <w:tcPr>
-            <w:tcW w:type="dxa" w:w="2564"/>
+            <w:tcW w:type="dxa" w:w="2493"/>
+            <w:vAlign w:val="top"/>
           </w:tcPr>
           <w:p>
-            <w:pPr>
-              <w:spacing w:after="0"/>
-            </w:pPr>
             <w:r/>
             <w:r>
               <w:rPr>
-                <w:rFonts w:ascii="Times New Roman" w:hAnsi="Times New Roman" w:eastAsia="Times New Roman"/>
+                <w:rFonts w:ascii="Times New Roman" w:hAnsi="Times New Roman"/>
                 <w:b w:val="0"/>
-                <w:sz w:val="18"/>
+                <w:sz w:val="20"/>
               </w:rPr>
-              <w:t>Получение текущей сессии</w:t>
+              <w:t>admin_create_book/admin_update_book</w:t>
             </w:r>
           </w:p>
         </w:tc>
         <w:tc>
           <w:tcPr>
-            <w:tcW w:type="dxa" w:w="2564"/>
+            <w:tcW w:type="dxa" w:w="2493"/>
+            <w:vAlign w:val="top"/>
           </w:tcPr>
           <w:p>
-            <w:pPr>
-              <w:spacing w:after="0"/>
-            </w:pPr>
             <w:r/>
             <w:r>
               <w:rPr>
-                <w:rFonts w:ascii="Times New Roman" w:hAnsi="Times New Roman" w:eastAsia="Times New Roman"/>
+                <w:rFonts w:ascii="Times New Roman" w:hAnsi="Times New Roman"/>
                 <w:b w:val="0"/>
-                <w:sz w:val="18"/>
+                <w:sz w:val="20"/>
               </w:rPr>
-              <w:t>supabase.auth.getSession() / getUser()</w:t>
+              <w:t>Создание и редактирование книги, связей с авторами/жанрами.</w:t>
             </w:r>
           </w:p>
         </w:tc>
         <w:tc>
           <w:tcPr>
-            <w:tcW w:type="dxa" w:w="2564"/>
+            <w:tcW w:type="dxa" w:w="2493"/>
+            <w:vAlign w:val="top"/>
           </w:tcPr>
           <w:p>
-            <w:pPr>
-              <w:spacing w:after="0"/>
-            </w:pPr>
             <w:r/>
             <w:r>
               <w:rPr>
-                <w:rFonts w:ascii="Times New Roman" w:hAnsi="Times New Roman" w:eastAsia="Times New Roman"/>
+                <w:rFonts w:ascii="Times New Roman" w:hAnsi="Times New Roman"/>
                 <w:b w:val="0"/>
-                <w:sz w:val="18"/>
+                <w:sz w:val="20"/>
               </w:rPr>
-              <w:t>Пользователь</w:t>
+              <w:t>Администратор.</w:t>
             </w:r>
           </w:p>
         </w:tc>
         <w:tc>
           <w:tcPr>
-            <w:tcW w:type="dxa" w:w="2564"/>
+            <w:tcW w:type="dxa" w:w="2493"/>
+            <w:vAlign w:val="top"/>
           </w:tcPr>
           <w:p>
-            <w:pPr>
-              <w:spacing w:after="0"/>
-            </w:pPr>
             <w:r/>
             <w:r>
               <w:rPr>
-                <w:rFonts w:ascii="Times New Roman" w:hAnsi="Times New Roman" w:eastAsia="Times New Roman"/>
+                <w:rFonts w:ascii="Times New Roman" w:hAnsi="Times New Roman"/>
                 <w:b w:val="0"/>
-                <w:sz w:val="18"/>
+                <w:sz w:val="20"/>
               </w:rPr>
-              <w:t>Возвращает текущего пользователя и token для защищенных операций.</w:t>
+              <w:t>UUID книги или успешное обновление.</w:t>
             </w:r>
           </w:p>
         </w:tc>
@@ -541,77 +1173,69 @@
       <w:tr>
         <w:tc>
           <w:tcPr>
-            <w:tcW w:type="dxa" w:w="2564"/>
+            <w:tcW w:type="dxa" w:w="2493"/>
+            <w:vAlign w:val="top"/>
           </w:tcPr>
           <w:p>
-            <w:pPr>
-              <w:spacing w:after="0"/>
-            </w:pPr>
             <w:r/>
             <w:r>
               <w:rPr>
-                <w:rFonts w:ascii="Times New Roman" w:hAnsi="Times New Roman" w:eastAsia="Times New Roman"/>
+                <w:rFonts w:ascii="Times New Roman" w:hAnsi="Times New Roman"/>
                 <w:b w:val="0"/>
-                <w:sz w:val="18"/>
+                <w:sz w:val="20"/>
               </w:rPr>
-              <w:t>Профиль пользователя</w:t>
+              <w:t>admin_soft_delete_book/admin_restore_book</w:t>
             </w:r>
           </w:p>
         </w:tc>
         <w:tc>
           <w:tcPr>
-            <w:tcW w:type="dxa" w:w="2564"/>
+            <w:tcW w:type="dxa" w:w="2493"/>
+            <w:vAlign w:val="top"/>
           </w:tcPr>
           <w:p>
-            <w:pPr>
-              <w:spacing w:after="0"/>
-            </w:pPr>
             <w:r/>
             <w:r>
               <w:rPr>
-                <w:rFonts w:ascii="Times New Roman" w:hAnsi="Times New Roman" w:eastAsia="Times New Roman"/>
+                <w:rFonts w:ascii="Times New Roman" w:hAnsi="Times New Roman"/>
                 <w:b w:val="0"/>
-                <w:sz w:val="18"/>
+                <w:sz w:val="20"/>
               </w:rPr>
-              <w:t>select from public.profiles where id = auth.uid()</w:t>
+              <w:t>Мягкое скрытие или восстановление книги.</w:t>
             </w:r>
           </w:p>
         </w:tc>
         <w:tc>
           <w:tcPr>
-            <w:tcW w:type="dxa" w:w="2564"/>
+            <w:tcW w:type="dxa" w:w="2493"/>
+            <w:vAlign w:val="top"/>
           </w:tcPr>
           <w:p>
-            <w:pPr>
-              <w:spacing w:after="0"/>
-            </w:pPr>
             <w:r/>
             <w:r>
               <w:rPr>
-                <w:rFonts w:ascii="Times New Roman" w:hAnsi="Times New Roman" w:eastAsia="Times New Roman"/>
+                <w:rFonts w:ascii="Times New Roman" w:hAnsi="Times New Roman"/>
                 <w:b w:val="0"/>
-                <w:sz w:val="18"/>
+                <w:sz w:val="20"/>
               </w:rPr>
-              <w:t>Пользователь/admin</w:t>
+              <w:t>Администратор.</w:t>
             </w:r>
           </w:p>
         </w:tc>
         <w:tc>
           <w:tcPr>
-            <w:tcW w:type="dxa" w:w="2564"/>
+            <w:tcW w:type="dxa" w:w="2493"/>
+            <w:vAlign w:val="top"/>
           </w:tcPr>
           <w:p>
-            <w:pPr>
-              <w:spacing w:after="0"/>
-            </w:pPr>
             <w:r/>
             <w:r>
               <w:rPr>
-                <w:rFonts w:ascii="Times New Roman" w:hAnsi="Times New Roman" w:eastAsia="Times New Roman"/>
+                <w:rFonts w:ascii="Times New Roman" w:hAnsi="Times New Roman"/>
                 <w:b w:val="0"/>
-                <w:sz w:val="18"/>
+                <w:sz w:val="20"/>
               </w:rPr>
-              <w:t>Загружается email, name, role, timestamps.</w:t>
+              <w:t>Изменение books.is_active.</w:t>
             </w:r>
           </w:p>
         </w:tc>
@@ -619,77 +1243,69 @@
       <w:tr>
         <w:tc>
           <w:tcPr>
-            <w:tcW w:type="dxa" w:w="2564"/>
+            <w:tcW w:type="dxa" w:w="2493"/>
+            <w:vAlign w:val="top"/>
           </w:tcPr>
           <w:p>
-            <w:pPr>
-              <w:spacing w:after="0"/>
-            </w:pPr>
             <w:r/>
             <w:r>
               <w:rPr>
-                <w:rFonts w:ascii="Times New Roman" w:hAnsi="Times New Roman" w:eastAsia="Times New Roman"/>
+                <w:rFonts w:ascii="Times New Roman" w:hAnsi="Times New Roman"/>
                 <w:b w:val="0"/>
-                <w:sz w:val="18"/>
+                <w:sz w:val="20"/>
               </w:rPr>
-              <w:t>Роль пользователя</w:t>
+              <w:t>match_books_semantic</w:t>
             </w:r>
           </w:p>
         </w:tc>
         <w:tc>
           <w:tcPr>
-            <w:tcW w:type="dxa" w:w="2564"/>
+            <w:tcW w:type="dxa" w:w="2493"/>
+            <w:vAlign w:val="top"/>
           </w:tcPr>
           <w:p>
-            <w:pPr>
-              <w:spacing w:after="0"/>
-            </w:pPr>
             <w:r/>
             <w:r>
               <w:rPr>
-                <w:rFonts w:ascii="Times New Roman" w:hAnsi="Times New Roman" w:eastAsia="Times New Roman"/>
+                <w:rFonts w:ascii="Times New Roman" w:hAnsi="Times New Roman"/>
                 <w:b w:val="0"/>
-                <w:sz w:val="18"/>
+                <w:sz w:val="20"/>
               </w:rPr>
-              <w:t>public.profiles.role + useAuth/useAuthContext</w:t>
+              <w:t>Поиск книг по cosine similarity между embedding запроса и embedding книги.</w:t>
             </w:r>
           </w:p>
         </w:tc>
         <w:tc>
           <w:tcPr>
-            <w:tcW w:type="dxa" w:w="2564"/>
+            <w:tcW w:type="dxa" w:w="2493"/>
+            <w:vAlign w:val="top"/>
           </w:tcPr>
           <w:p>
-            <w:pPr>
-              <w:spacing w:after="0"/>
-            </w:pPr>
             <w:r/>
             <w:r>
               <w:rPr>
-                <w:rFonts w:ascii="Times New Roman" w:hAnsi="Times New Roman" w:eastAsia="Times New Roman"/>
+                <w:rFonts w:ascii="Times New Roman" w:hAnsi="Times New Roman"/>
                 <w:b w:val="0"/>
-                <w:sz w:val="18"/>
+                <w:sz w:val="20"/>
               </w:rPr>
-              <w:t>Пользователь/admin</w:t>
+              <w:t>Vercel Function /api/semantic-search.</w:t>
             </w:r>
           </w:p>
         </w:tc>
         <w:tc>
           <w:tcPr>
-            <w:tcW w:type="dxa" w:w="2564"/>
+            <w:tcW w:type="dxa" w:w="2493"/>
+            <w:vAlign w:val="top"/>
           </w:tcPr>
           <w:p>
-            <w:pPr>
-              <w:spacing w:after="0"/>
-            </w:pPr>
             <w:r/>
             <w:r>
               <w:rPr>
-                <w:rFonts w:ascii="Times New Roman" w:hAnsi="Times New Roman" w:eastAsia="Times New Roman"/>
+                <w:rFonts w:ascii="Times New Roman" w:hAnsi="Times New Roman"/>
                 <w:b w:val="0"/>
-                <w:sz w:val="18"/>
+                <w:sz w:val="20"/>
               </w:rPr>
-              <w:t>Роль user или admin используется для маршрутов и UI.</w:t>
+              <w:t>Публичные поля книг, similarity, AI-поля, авторы и жанры.</w:t>
             </w:r>
           </w:p>
         </w:tc>
@@ -699,9 +1315,15 @@
     <w:p>
       <w:pPr>
         <w:pStyle w:val="Heading1"/>
+        <w:spacing w:after="120" w:line="276" w:lineRule="auto"/>
       </w:pPr>
       <w:r>
-        <w:t>3. Таблицы и представления как API-ресурсы</w:t>
+        <w:rPr>
+          <w:rFonts w:ascii="Times New Roman" w:hAnsi="Times New Roman"/>
+          <w:b w:val="0"/>
+          <w:sz w:val="24"/>
+        </w:rPr>
+        <w:t>4. Vercel Function /api/semantic-search</w:t>
       </w:r>
     </w:p>
     <w:tbl>
@@ -709,78 +1331,46 @@
         <w:tblStyle w:val="TableGrid"/>
         <w:tblW w:type="auto" w:w="0"/>
         <w:jc w:val="center"/>
-        <w:tblLayout w:type="autofit"/>
         <w:tblLook w:firstColumn="1" w:firstRow="1" w:lastColumn="0" w:lastRow="0" w:noHBand="0" w:noVBand="1" w:val="04A0"/>
       </w:tblPr>
       <w:tblGrid>
-        <w:gridCol w:w="3419"/>
-        <w:gridCol w:w="3419"/>
-        <w:gridCol w:w="3419"/>
+        <w:gridCol w:w="4986"/>
+        <w:gridCol w:w="4986"/>
       </w:tblGrid>
       <w:tr>
-        <w:trPr>
-          <w:tblHeader w:val="true"/>
-        </w:trPr>
         <w:tc>
           <w:tcPr>
-            <w:tcW w:type="dxa" w:w="3419"/>
-            <w:vAlign w:val="top"/>
-            <w:shd w:fill="D9EAF7"/>
+            <w:tcW w:type="dxa" w:w="4986"/>
+            <w:shd w:fill="E8E4DC"/>
+            <w:vAlign w:val="center"/>
           </w:tcPr>
           <w:p>
-            <w:pPr>
-              <w:spacing w:after="0"/>
-            </w:pPr>
             <w:r/>
             <w:r>
               <w:rPr>
-                <w:rFonts w:ascii="Times New Roman" w:hAnsi="Times New Roman" w:eastAsia="Times New Roman"/>
+                <w:rFonts w:ascii="Times New Roman" w:hAnsi="Times New Roman"/>
                 <w:b/>
-                <w:sz w:val="16"/>
+                <w:sz w:val="20"/>
               </w:rPr>
-              <w:t>Ресурс</w:t>
+              <w:t>Свойство</w:t>
             </w:r>
           </w:p>
         </w:tc>
         <w:tc>
           <w:tcPr>
-            <w:tcW w:type="dxa" w:w="3419"/>
-            <w:vAlign w:val="top"/>
-            <w:shd w:fill="D9EAF7"/>
+            <w:tcW w:type="dxa" w:w="4986"/>
+            <w:shd w:fill="E8E4DC"/>
+            <w:vAlign w:val="center"/>
           </w:tcPr>
           <w:p>
-            <w:pPr>
-              <w:spacing w:after="0"/>
-            </w:pPr>
             <w:r/>
             <w:r>
               <w:rPr>
-                <w:rFonts w:ascii="Times New Roman" w:hAnsi="Times New Roman" w:eastAsia="Times New Roman"/>
+                <w:rFonts w:ascii="Times New Roman" w:hAnsi="Times New Roman"/>
                 <w:b/>
-                <w:sz w:val="16"/>
+                <w:sz w:val="20"/>
               </w:rPr>
-              <w:t>Назначение</w:t>
-            </w:r>
-          </w:p>
-        </w:tc>
-        <w:tc>
-          <w:tcPr>
-            <w:tcW w:type="dxa" w:w="3419"/>
-            <w:vAlign w:val="top"/>
-            <w:shd w:fill="D9EAF7"/>
-          </w:tcPr>
-          <w:p>
-            <w:pPr>
-              <w:spacing w:after="0"/>
-            </w:pPr>
-            <w:r/>
-            <w:r>
-              <w:rPr>
-                <w:rFonts w:ascii="Times New Roman" w:hAnsi="Times New Roman" w:eastAsia="Times New Roman"/>
-                <w:b/>
-                <w:sz w:val="16"/>
-              </w:rPr>
-              <w:t>Доступ в текущей реализации</w:t>
+              <w:t>Описание</w:t>
             </w:r>
           </w:p>
         </w:tc>
@@ -788,58 +1378,35 @@
       <w:tr>
         <w:tc>
           <w:tcPr>
-            <w:tcW w:type="dxa" w:w="3419"/>
+            <w:tcW w:type="dxa" w:w="4986"/>
+            <w:vAlign w:val="top"/>
           </w:tcPr>
           <w:p>
-            <w:pPr>
-              <w:spacing w:after="0"/>
-            </w:pPr>
             <w:r/>
             <w:r>
               <w:rPr>
-                <w:rFonts w:ascii="Times New Roman" w:hAnsi="Times New Roman" w:eastAsia="Times New Roman"/>
+                <w:rFonts w:ascii="Times New Roman" w:hAnsi="Times New Roman"/>
                 <w:b w:val="0"/>
-                <w:sz w:val="16"/>
+                <w:sz w:val="20"/>
               </w:rPr>
-              <w:t>profiles</w:t>
+              <w:t>Метод</w:t>
             </w:r>
           </w:p>
         </w:tc>
         <w:tc>
           <w:tcPr>
-            <w:tcW w:type="dxa" w:w="3419"/>
+            <w:tcW w:type="dxa" w:w="4986"/>
+            <w:vAlign w:val="top"/>
           </w:tcPr>
           <w:p>
-            <w:pPr>
-              <w:spacing w:after="0"/>
-            </w:pPr>
             <w:r/>
             <w:r>
               <w:rPr>
-                <w:rFonts w:ascii="Times New Roman" w:hAnsi="Times New Roman" w:eastAsia="Times New Roman"/>
+                <w:rFonts w:ascii="Times New Roman" w:hAnsi="Times New Roman"/>
                 <w:b w:val="0"/>
-                <w:sz w:val="16"/>
+                <w:sz w:val="20"/>
               </w:rPr>
-              <w:t>Публичный профиль пользователя и роль user/admin.</w:t>
-            </w:r>
-          </w:p>
-        </w:tc>
-        <w:tc>
-          <w:tcPr>
-            <w:tcW w:type="dxa" w:w="3419"/>
-          </w:tcPr>
-          <w:p>
-            <w:pPr>
-              <w:spacing w:after="0"/>
-            </w:pPr>
-            <w:r/>
-            <w:r>
-              <w:rPr>
-                <w:rFonts w:ascii="Times New Roman" w:hAnsi="Times New Roman" w:eastAsia="Times New Roman"/>
-                <w:b w:val="0"/>
-                <w:sz w:val="16"/>
-              </w:rPr>
-              <w:t>Пользователь читает/обновляет свой профиль; admin читает пользователей в рамках админ-сценариев.</w:t>
+              <w:t>POST.</w:t>
             </w:r>
           </w:p>
         </w:tc>
@@ -847,58 +1414,35 @@
       <w:tr>
         <w:tc>
           <w:tcPr>
-            <w:tcW w:type="dxa" w:w="3419"/>
+            <w:tcW w:type="dxa" w:w="4986"/>
+            <w:vAlign w:val="top"/>
           </w:tcPr>
           <w:p>
-            <w:pPr>
-              <w:spacing w:after="0"/>
-            </w:pPr>
             <w:r/>
             <w:r>
               <w:rPr>
-                <w:rFonts w:ascii="Times New Roman" w:hAnsi="Times New Roman" w:eastAsia="Times New Roman"/>
+                <w:rFonts w:ascii="Times New Roman" w:hAnsi="Times New Roman"/>
                 <w:b w:val="0"/>
-                <w:sz w:val="16"/>
+                <w:sz w:val="20"/>
               </w:rPr>
-              <w:t>books</w:t>
+              <w:t>Входные данные</w:t>
             </w:r>
           </w:p>
         </w:tc>
         <w:tc>
           <w:tcPr>
-            <w:tcW w:type="dxa" w:w="3419"/>
+            <w:tcW w:type="dxa" w:w="4986"/>
+            <w:vAlign w:val="top"/>
           </w:tcPr>
           <w:p>
-            <w:pPr>
-              <w:spacing w:after="0"/>
-            </w:pPr>
             <w:r/>
             <w:r>
               <w:rPr>
-                <w:rFonts w:ascii="Times New Roman" w:hAnsi="Times New Roman" w:eastAsia="Times New Roman"/>
+                <w:rFonts w:ascii="Times New Roman" w:hAnsi="Times New Roman"/>
                 <w:b w:val="0"/>
-                <w:sz w:val="16"/>
+                <w:sz w:val="20"/>
               </w:rPr>
-              <w:t>Каталог книг: название, описание, ISBN, издатель, год, цена, формат, обложка, остаток, активность.</w:t>
-            </w:r>
-          </w:p>
-        </w:tc>
-        <w:tc>
-          <w:tcPr>
-            <w:tcW w:type="dxa" w:w="3419"/>
-          </w:tcPr>
-          <w:p>
-            <w:pPr>
-              <w:spacing w:after="0"/>
-            </w:pPr>
-            <w:r/>
-            <w:r>
-              <w:rPr>
-                <w:rFonts w:ascii="Times New Roman" w:hAnsi="Times New Roman" w:eastAsia="Times New Roman"/>
-                <w:b w:val="0"/>
-                <w:sz w:val="16"/>
-              </w:rPr>
-              <w:t>Публичное чтение активных книг; управление через admin RPC/RLS.</w:t>
+              <w:t>query, limit, minSimilarity, filters: genreId, format, minPrice, maxPrice.</w:t>
             </w:r>
           </w:p>
         </w:tc>
@@ -906,58 +1450,35 @@
       <w:tr>
         <w:tc>
           <w:tcPr>
-            <w:tcW w:type="dxa" w:w="3419"/>
+            <w:tcW w:type="dxa" w:w="4986"/>
+            <w:vAlign w:val="top"/>
           </w:tcPr>
           <w:p>
-            <w:pPr>
-              <w:spacing w:after="0"/>
-            </w:pPr>
             <w:r/>
             <w:r>
               <w:rPr>
-                <w:rFonts w:ascii="Times New Roman" w:hAnsi="Times New Roman" w:eastAsia="Times New Roman"/>
+                <w:rFonts w:ascii="Times New Roman" w:hAnsi="Times New Roman"/>
                 <w:b w:val="0"/>
-                <w:sz w:val="16"/>
+                <w:sz w:val="20"/>
               </w:rPr>
-              <w:t>authors, genres</w:t>
+              <w:t>Основная операция</w:t>
             </w:r>
           </w:p>
         </w:tc>
         <w:tc>
           <w:tcPr>
-            <w:tcW w:type="dxa" w:w="3419"/>
+            <w:tcW w:type="dxa" w:w="4986"/>
+            <w:vAlign w:val="top"/>
           </w:tcPr>
           <w:p>
-            <w:pPr>
-              <w:spacing w:after="0"/>
-            </w:pPr>
             <w:r/>
             <w:r>
               <w:rPr>
-                <w:rFonts w:ascii="Times New Roman" w:hAnsi="Times New Roman" w:eastAsia="Times New Roman"/>
+                <w:rFonts w:ascii="Times New Roman" w:hAnsi="Times New Roman"/>
                 <w:b w:val="0"/>
-                <w:sz w:val="16"/>
+                <w:sz w:val="20"/>
               </w:rPr>
-              <w:t>Справочники авторов и жанров.</w:t>
-            </w:r>
-          </w:p>
-        </w:tc>
-        <w:tc>
-          <w:tcPr>
-            <w:tcW w:type="dxa" w:w="3419"/>
-          </w:tcPr>
-          <w:p>
-            <w:pPr>
-              <w:spacing w:after="0"/>
-            </w:pPr>
-            <w:r/>
-            <w:r>
-              <w:rPr>
-                <w:rFonts w:ascii="Times New Roman" w:hAnsi="Times New Roman" w:eastAsia="Times New Roman"/>
-                <w:b w:val="0"/>
-                <w:sz w:val="16"/>
-              </w:rPr>
-              <w:t>Публичное чтение связанных с активными книгами записей; управление администратором.</w:t>
+              <w:t>Получение embedding запроса через OpenRouter embeddings API и вызов RPC match_books_semantic.</w:t>
             </w:r>
           </w:p>
         </w:tc>
@@ -965,58 +1486,35 @@
       <w:tr>
         <w:tc>
           <w:tcPr>
-            <w:tcW w:type="dxa" w:w="3419"/>
+            <w:tcW w:type="dxa" w:w="4986"/>
+            <w:vAlign w:val="top"/>
           </w:tcPr>
           <w:p>
-            <w:pPr>
-              <w:spacing w:after="0"/>
-            </w:pPr>
             <w:r/>
             <w:r>
               <w:rPr>
-                <w:rFonts w:ascii="Times New Roman" w:hAnsi="Times New Roman" w:eastAsia="Times New Roman"/>
+                <w:rFonts w:ascii="Times New Roman" w:hAnsi="Times New Roman"/>
                 <w:b w:val="0"/>
-                <w:sz w:val="16"/>
+                <w:sz w:val="20"/>
               </w:rPr>
-              <w:t>book_authors, book_genres</w:t>
+              <w:t>Выходные данные</w:t>
             </w:r>
           </w:p>
         </w:tc>
         <w:tc>
           <w:tcPr>
-            <w:tcW w:type="dxa" w:w="3419"/>
+            <w:tcW w:type="dxa" w:w="4986"/>
+            <w:vAlign w:val="top"/>
           </w:tcPr>
           <w:p>
-            <w:pPr>
-              <w:spacing w:after="0"/>
-            </w:pPr>
             <w:r/>
             <w:r>
               <w:rPr>
-                <w:rFonts w:ascii="Times New Roman" w:hAnsi="Times New Roman" w:eastAsia="Times New Roman"/>
+                <w:rFonts w:ascii="Times New Roman" w:hAnsi="Times New Roman"/>
                 <w:b w:val="0"/>
-                <w:sz w:val="16"/>
+                <w:sz w:val="20"/>
               </w:rPr>
-              <w:t>Связи N:M между книгами, авторами и жанрами.</w:t>
-            </w:r>
-          </w:p>
-        </w:tc>
-        <w:tc>
-          <w:tcPr>
-            <w:tcW w:type="dxa" w:w="3419"/>
-          </w:tcPr>
-          <w:p>
-            <w:pPr>
-              <w:spacing w:after="0"/>
-            </w:pPr>
-            <w:r/>
-            <w:r>
-              <w:rPr>
-                <w:rFonts w:ascii="Times New Roman" w:hAnsi="Times New Roman" w:eastAsia="Times New Roman"/>
-                <w:b w:val="0"/>
-                <w:sz w:val="16"/>
-              </w:rPr>
-              <w:t>Чтение для активного каталога; изменение через admin RPC.</w:t>
+              <w:t>items: bookId, title, description, price, format, coverUrl, similarity, reasons, authors, genres, AI-поля.</w:t>
             </w:r>
           </w:p>
         </w:tc>
@@ -1024,58 +1522,35 @@
       <w:tr>
         <w:tc>
           <w:tcPr>
-            <w:tcW w:type="dxa" w:w="3419"/>
+            <w:tcW w:type="dxa" w:w="4986"/>
+            <w:vAlign w:val="top"/>
           </w:tcPr>
           <w:p>
-            <w:pPr>
-              <w:spacing w:after="0"/>
-            </w:pPr>
             <w:r/>
             <w:r>
               <w:rPr>
-                <w:rFonts w:ascii="Times New Roman" w:hAnsi="Times New Roman" w:eastAsia="Times New Roman"/>
+                <w:rFonts w:ascii="Times New Roman" w:hAnsi="Times New Roman"/>
                 <w:b w:val="0"/>
-                <w:sz w:val="16"/>
+                <w:sz w:val="20"/>
               </w:rPr>
-              <w:t>book_catalog_view</w:t>
+              <w:t>Безопасность</w:t>
             </w:r>
           </w:p>
         </w:tc>
         <w:tc>
           <w:tcPr>
-            <w:tcW w:type="dxa" w:w="3419"/>
+            <w:tcW w:type="dxa" w:w="4986"/>
+            <w:vAlign w:val="top"/>
           </w:tcPr>
           <w:p>
-            <w:pPr>
-              <w:spacing w:after="0"/>
-            </w:pPr>
             <w:r/>
             <w:r>
               <w:rPr>
-                <w:rFonts w:ascii="Times New Roman" w:hAnsi="Times New Roman" w:eastAsia="Times New Roman"/>
+                <w:rFonts w:ascii="Times New Roman" w:hAnsi="Times New Roman"/>
                 <w:b w:val="0"/>
-                <w:sz w:val="16"/>
+                <w:sz w:val="20"/>
               </w:rPr>
-              <w:t>Агрегированное представление каталога для frontend.</w:t>
-            </w:r>
-          </w:p>
-        </w:tc>
-        <w:tc>
-          <w:tcPr>
-            <w:tcW w:type="dxa" w:w="3419"/>
-          </w:tcPr>
-          <w:p>
-            <w:pPr>
-              <w:spacing w:after="0"/>
-            </w:pPr>
-            <w:r/>
-            <w:r>
-              <w:rPr>
-                <w:rFonts w:ascii="Times New Roman" w:hAnsi="Times New Roman" w:eastAsia="Times New Roman"/>
-                <w:b w:val="0"/>
-                <w:sz w:val="16"/>
-              </w:rPr>
-              <w:t>Основной read-интерфейс каталога, карточек и рекомендаций.</w:t>
+              <w:t>OpenRouter API key не хранится во frontend и не возвращается клиенту. Сырые embedding-векторы не отправляются в UI.</w:t>
             </w:r>
           </w:p>
         </w:tc>
@@ -1083,471 +1558,35 @@
       <w:tr>
         <w:tc>
           <w:tcPr>
-            <w:tcW w:type="dxa" w:w="3419"/>
+            <w:tcW w:type="dxa" w:w="4986"/>
+            <w:vAlign w:val="top"/>
           </w:tcPr>
           <w:p>
-            <w:pPr>
-              <w:spacing w:after="0"/>
-            </w:pPr>
             <w:r/>
             <w:r>
               <w:rPr>
-                <w:rFonts w:ascii="Times New Roman" w:hAnsi="Times New Roman" w:eastAsia="Times New Roman"/>
+                <w:rFonts w:ascii="Times New Roman" w:hAnsi="Times New Roman"/>
                 <w:b w:val="0"/>
-                <w:sz w:val="16"/>
+                <w:sz w:val="20"/>
               </w:rPr>
-              <w:t>user_preferences</w:t>
+              <w:t>Fallback</w:t>
             </w:r>
           </w:p>
         </w:tc>
         <w:tc>
           <w:tcPr>
-            <w:tcW w:type="dxa" w:w="3419"/>
+            <w:tcW w:type="dxa" w:w="4986"/>
+            <w:vAlign w:val="top"/>
           </w:tcPr>
           <w:p>
-            <w:pPr>
-              <w:spacing w:after="0"/>
-            </w:pPr>
             <w:r/>
             <w:r>
               <w:rPr>
-                <w:rFonts w:ascii="Times New Roman" w:hAnsi="Times New Roman" w:eastAsia="Times New Roman"/>
+                <w:rFonts w:ascii="Times New Roman" w:hAnsi="Times New Roman"/>
                 <w:b w:val="0"/>
-                <w:sz w:val="16"/>
+                <w:sz w:val="20"/>
               </w:rPr>
-              <w:t>Интересы, темы, цели чтения и диапазон сложности.</w:t>
-            </w:r>
-          </w:p>
-        </w:tc>
-        <w:tc>
-          <w:tcPr>
-            <w:tcW w:type="dxa" w:w="3419"/>
-          </w:tcPr>
-          <w:p>
-            <w:pPr>
-              <w:spacing w:after="0"/>
-            </w:pPr>
-            <w:r/>
-            <w:r>
-              <w:rPr>
-                <w:rFonts w:ascii="Times New Roman" w:hAnsi="Times New Roman" w:eastAsia="Times New Roman"/>
-                <w:b w:val="0"/>
-                <w:sz w:val="16"/>
-              </w:rPr>
-              <w:t>Owner-only доступ по user_id = auth.uid().</w:t>
-            </w:r>
-          </w:p>
-        </w:tc>
-      </w:tr>
-      <w:tr>
-        <w:tc>
-          <w:tcPr>
-            <w:tcW w:type="dxa" w:w="3419"/>
-          </w:tcPr>
-          <w:p>
-            <w:pPr>
-              <w:spacing w:after="0"/>
-            </w:pPr>
-            <w:r/>
-            <w:r>
-              <w:rPr>
-                <w:rFonts w:ascii="Times New Roman" w:hAnsi="Times New Roman" w:eastAsia="Times New Roman"/>
-                <w:b w:val="0"/>
-                <w:sz w:val="16"/>
-              </w:rPr>
-              <w:t>favorites</w:t>
-            </w:r>
-          </w:p>
-        </w:tc>
-        <w:tc>
-          <w:tcPr>
-            <w:tcW w:type="dxa" w:w="3419"/>
-          </w:tcPr>
-          <w:p>
-            <w:pPr>
-              <w:spacing w:after="0"/>
-            </w:pPr>
-            <w:r/>
-            <w:r>
-              <w:rPr>
-                <w:rFonts w:ascii="Times New Roman" w:hAnsi="Times New Roman" w:eastAsia="Times New Roman"/>
-                <w:b w:val="0"/>
-                <w:sz w:val="16"/>
-              </w:rPr>
-              <w:t>Избранные книги пользователя.</w:t>
-            </w:r>
-          </w:p>
-        </w:tc>
-        <w:tc>
-          <w:tcPr>
-            <w:tcW w:type="dxa" w:w="3419"/>
-          </w:tcPr>
-          <w:p>
-            <w:pPr>
-              <w:spacing w:after="0"/>
-            </w:pPr>
-            <w:r/>
-            <w:r>
-              <w:rPr>
-                <w:rFonts w:ascii="Times New Roman" w:hAnsi="Times New Roman" w:eastAsia="Times New Roman"/>
-                <w:b w:val="0"/>
-                <w:sz w:val="16"/>
-              </w:rPr>
-              <w:t>Owner-only select/insert/delete.</w:t>
-            </w:r>
-          </w:p>
-        </w:tc>
-      </w:tr>
-      <w:tr>
-        <w:tc>
-          <w:tcPr>
-            <w:tcW w:type="dxa" w:w="3419"/>
-          </w:tcPr>
-          <w:p>
-            <w:pPr>
-              <w:spacing w:after="0"/>
-            </w:pPr>
-            <w:r/>
-            <w:r>
-              <w:rPr>
-                <w:rFonts w:ascii="Times New Roman" w:hAnsi="Times New Roman" w:eastAsia="Times New Roman"/>
-                <w:b w:val="0"/>
-                <w:sz w:val="16"/>
-              </w:rPr>
-              <w:t>cart_items</w:t>
-            </w:r>
-          </w:p>
-        </w:tc>
-        <w:tc>
-          <w:tcPr>
-            <w:tcW w:type="dxa" w:w="3419"/>
-          </w:tcPr>
-          <w:p>
-            <w:pPr>
-              <w:spacing w:after="0"/>
-            </w:pPr>
-            <w:r/>
-            <w:r>
-              <w:rPr>
-                <w:rFonts w:ascii="Times New Roman" w:hAnsi="Times New Roman" w:eastAsia="Times New Roman"/>
-                <w:b w:val="0"/>
-                <w:sz w:val="16"/>
-              </w:rPr>
-              <w:t>Позиции корзины пользователя.</w:t>
-            </w:r>
-          </w:p>
-        </w:tc>
-        <w:tc>
-          <w:tcPr>
-            <w:tcW w:type="dxa" w:w="3419"/>
-          </w:tcPr>
-          <w:p>
-            <w:pPr>
-              <w:spacing w:after="0"/>
-            </w:pPr>
-            <w:r/>
-            <w:r>
-              <w:rPr>
-                <w:rFonts w:ascii="Times New Roman" w:hAnsi="Times New Roman" w:eastAsia="Times New Roman"/>
-                <w:b w:val="0"/>
-                <w:sz w:val="16"/>
-              </w:rPr>
-              <w:t>Owner-only select/insert/update/delete.</w:t>
-            </w:r>
-          </w:p>
-        </w:tc>
-      </w:tr>
-      <w:tr>
-        <w:tc>
-          <w:tcPr>
-            <w:tcW w:type="dxa" w:w="3419"/>
-          </w:tcPr>
-          <w:p>
-            <w:pPr>
-              <w:spacing w:after="0"/>
-            </w:pPr>
-            <w:r/>
-            <w:r>
-              <w:rPr>
-                <w:rFonts w:ascii="Times New Roman" w:hAnsi="Times New Roman" w:eastAsia="Times New Roman"/>
-                <w:b w:val="0"/>
-                <w:sz w:val="16"/>
-              </w:rPr>
-              <w:t>orders, order_items</w:t>
-            </w:r>
-          </w:p>
-        </w:tc>
-        <w:tc>
-          <w:tcPr>
-            <w:tcW w:type="dxa" w:w="3419"/>
-          </w:tcPr>
-          <w:p>
-            <w:pPr>
-              <w:spacing w:after="0"/>
-            </w:pPr>
-            <w:r/>
-            <w:r>
-              <w:rPr>
-                <w:rFonts w:ascii="Times New Roman" w:hAnsi="Times New Roman" w:eastAsia="Times New Roman"/>
-                <w:b w:val="0"/>
-                <w:sz w:val="16"/>
-              </w:rPr>
-              <w:t>Заказы и snapshot состава заказа.</w:t>
-            </w:r>
-          </w:p>
-        </w:tc>
-        <w:tc>
-          <w:tcPr>
-            <w:tcW w:type="dxa" w:w="3419"/>
-          </w:tcPr>
-          <w:p>
-            <w:pPr>
-              <w:spacing w:after="0"/>
-            </w:pPr>
-            <w:r/>
-            <w:r>
-              <w:rPr>
-                <w:rFonts w:ascii="Times New Roman" w:hAnsi="Times New Roman" w:eastAsia="Times New Roman"/>
-                <w:b w:val="0"/>
-                <w:sz w:val="16"/>
-              </w:rPr>
-              <w:t>Пользователь видит свои заказы; admin видит все и меняет статус через RPC.</w:t>
-            </w:r>
-          </w:p>
-        </w:tc>
-      </w:tr>
-      <w:tr>
-        <w:tc>
-          <w:tcPr>
-            <w:tcW w:type="dxa" w:w="3419"/>
-          </w:tcPr>
-          <w:p>
-            <w:pPr>
-              <w:spacing w:after="0"/>
-            </w:pPr>
-            <w:r/>
-            <w:r>
-              <w:rPr>
-                <w:rFonts w:ascii="Times New Roman" w:hAnsi="Times New Roman" w:eastAsia="Times New Roman"/>
-                <w:b w:val="0"/>
-                <w:sz w:val="16"/>
-              </w:rPr>
-              <w:t>book_ai_profiles</w:t>
-            </w:r>
-          </w:p>
-        </w:tc>
-        <w:tc>
-          <w:tcPr>
-            <w:tcW w:type="dxa" w:w="3419"/>
-          </w:tcPr>
-          <w:p>
-            <w:pPr>
-              <w:spacing w:after="0"/>
-            </w:pPr>
-            <w:r/>
-            <w:r>
-              <w:rPr>
-                <w:rFonts w:ascii="Times New Roman" w:hAnsi="Times New Roman" w:eastAsia="Times New Roman"/>
-                <w:b w:val="0"/>
-                <w:sz w:val="16"/>
-              </w:rPr>
-              <w:t>Summary, topics, keywords, complexity_level, emotional_tone, embedding, status.</w:t>
-            </w:r>
-          </w:p>
-        </w:tc>
-        <w:tc>
-          <w:tcPr>
-            <w:tcW w:type="dxa" w:w="3419"/>
-          </w:tcPr>
-          <w:p>
-            <w:pPr>
-              <w:spacing w:after="0"/>
-            </w:pPr>
-            <w:r/>
-            <w:r>
-              <w:rPr>
-                <w:rFonts w:ascii="Times New Roman" w:hAnsi="Times New Roman" w:eastAsia="Times New Roman"/>
-                <w:b w:val="0"/>
-                <w:sz w:val="16"/>
-              </w:rPr>
-              <w:t>Публичное чтение ready-профилей активных книг; запись только server-side/service role.</w:t>
-            </w:r>
-          </w:p>
-        </w:tc>
-      </w:tr>
-      <w:tr>
-        <w:tc>
-          <w:tcPr>
-            <w:tcW w:type="dxa" w:w="3419"/>
-          </w:tcPr>
-          <w:p>
-            <w:pPr>
-              <w:spacing w:after="0"/>
-            </w:pPr>
-            <w:r/>
-            <w:r>
-              <w:rPr>
-                <w:rFonts w:ascii="Times New Roman" w:hAnsi="Times New Roman" w:eastAsia="Times New Roman"/>
-                <w:b w:val="0"/>
-                <w:sz w:val="16"/>
-              </w:rPr>
-              <w:t>ai_analysis_jobs</w:t>
-            </w:r>
-          </w:p>
-        </w:tc>
-        <w:tc>
-          <w:tcPr>
-            <w:tcW w:type="dxa" w:w="3419"/>
-          </w:tcPr>
-          <w:p>
-            <w:pPr>
-              <w:spacing w:after="0"/>
-            </w:pPr>
-            <w:r/>
-            <w:r>
-              <w:rPr>
-                <w:rFonts w:ascii="Times New Roman" w:hAnsi="Times New Roman" w:eastAsia="Times New Roman"/>
-                <w:b w:val="0"/>
-                <w:sz w:val="16"/>
-              </w:rPr>
-              <w:t>Журнал запусков ИИ-анализа.</w:t>
-            </w:r>
-          </w:p>
-        </w:tc>
-        <w:tc>
-          <w:tcPr>
-            <w:tcW w:type="dxa" w:w="3419"/>
-          </w:tcPr>
-          <w:p>
-            <w:pPr>
-              <w:spacing w:after="0"/>
-            </w:pPr>
-            <w:r/>
-            <w:r>
-              <w:rPr>
-                <w:rFonts w:ascii="Times New Roman" w:hAnsi="Times New Roman" w:eastAsia="Times New Roman"/>
-                <w:b w:val="0"/>
-                <w:sz w:val="16"/>
-              </w:rPr>
-              <w:t>Admin-only чтение; запись выполняет Vercel Function.</w:t>
-            </w:r>
-          </w:p>
-        </w:tc>
-      </w:tr>
-      <w:tr>
-        <w:tc>
-          <w:tcPr>
-            <w:tcW w:type="dxa" w:w="3419"/>
-          </w:tcPr>
-          <w:p>
-            <w:pPr>
-              <w:spacing w:after="0"/>
-            </w:pPr>
-            <w:r/>
-            <w:r>
-              <w:rPr>
-                <w:rFonts w:ascii="Times New Roman" w:hAnsi="Times New Roman" w:eastAsia="Times New Roman"/>
-                <w:b w:val="0"/>
-                <w:sz w:val="16"/>
-              </w:rPr>
-              <w:t>user_events</w:t>
-            </w:r>
-          </w:p>
-        </w:tc>
-        <w:tc>
-          <w:tcPr>
-            <w:tcW w:type="dxa" w:w="3419"/>
-          </w:tcPr>
-          <w:p>
-            <w:pPr>
-              <w:spacing w:after="0"/>
-            </w:pPr>
-            <w:r/>
-            <w:r>
-              <w:rPr>
-                <w:rFonts w:ascii="Times New Roman" w:hAnsi="Times New Roman" w:eastAsia="Times New Roman"/>
-                <w:b w:val="0"/>
-                <w:sz w:val="16"/>
-              </w:rPr>
-              <w:t>События просмотров, поиска, рекомендаций, корзины и покупки.</w:t>
-            </w:r>
-          </w:p>
-        </w:tc>
-        <w:tc>
-          <w:tcPr>
-            <w:tcW w:type="dxa" w:w="3419"/>
-          </w:tcPr>
-          <w:p>
-            <w:pPr>
-              <w:spacing w:after="0"/>
-            </w:pPr>
-            <w:r/>
-            <w:r>
-              <w:rPr>
-                <w:rFonts w:ascii="Times New Roman" w:hAnsi="Times New Roman" w:eastAsia="Times New Roman"/>
-                <w:b w:val="0"/>
-                <w:sz w:val="16"/>
-              </w:rPr>
-              <w:t>Пользователь видит свои события; guest может создавать ограниченные события без user_id.</w:t>
-            </w:r>
-          </w:p>
-        </w:tc>
-      </w:tr>
-      <w:tr>
-        <w:tc>
-          <w:tcPr>
-            <w:tcW w:type="dxa" w:w="3419"/>
-          </w:tcPr>
-          <w:p>
-            <w:pPr>
-              <w:spacing w:after="0"/>
-            </w:pPr>
-            <w:r/>
-            <w:r>
-              <w:rPr>
-                <w:rFonts w:ascii="Times New Roman" w:hAnsi="Times New Roman" w:eastAsia="Times New Roman"/>
-                <w:b w:val="0"/>
-                <w:sz w:val="16"/>
-              </w:rPr>
-              <w:t>reviews</w:t>
-            </w:r>
-          </w:p>
-        </w:tc>
-        <w:tc>
-          <w:tcPr>
-            <w:tcW w:type="dxa" w:w="3419"/>
-          </w:tcPr>
-          <w:p>
-            <w:pPr>
-              <w:spacing w:after="0"/>
-            </w:pPr>
-            <w:r/>
-            <w:r>
-              <w:rPr>
-                <w:rFonts w:ascii="Times New Roman" w:hAnsi="Times New Roman" w:eastAsia="Times New Roman"/>
-                <w:b w:val="0"/>
-                <w:sz w:val="16"/>
-              </w:rPr>
-              <w:t>Отзывы и оценки.</w:t>
-            </w:r>
-          </w:p>
-        </w:tc>
-        <w:tc>
-          <w:tcPr>
-            <w:tcW w:type="dxa" w:w="3419"/>
-          </w:tcPr>
-          <w:p>
-            <w:pPr>
-              <w:spacing w:after="0"/>
-            </w:pPr>
-            <w:r/>
-            <w:r>
-              <w:rPr>
-                <w:rFonts w:ascii="Times New Roman" w:hAnsi="Times New Roman" w:eastAsia="Times New Roman"/>
-                <w:b w:val="0"/>
-                <w:sz w:val="16"/>
-              </w:rPr>
-              <w:t>Таблица присутствует в схеме; полноценный пользовательский сценарий отзывов в текущем frontend не является центральным сценарием и может развиваться далее.</w:t>
+              <w:t>Если embedding или RPC недоступны, возвращается режим text-fallback с сообщением о временной недоступности смыслового поиска.</w:t>
             </w:r>
           </w:p>
         </w:tc>
@@ -1557,9 +1596,15 @@
     <w:p>
       <w:pPr>
         <w:pStyle w:val="Heading1"/>
+        <w:spacing w:after="120" w:line="276" w:lineRule="auto"/>
       </w:pPr>
       <w:r>
-        <w:t>4. RPC/functions Supabase</w:t>
+        <w:rPr>
+          <w:rFonts w:ascii="Times New Roman" w:hAnsi="Times New Roman"/>
+          <w:b w:val="0"/>
+          <w:sz w:val="24"/>
+        </w:rPr>
+        <w:t>5. Сопоставление старой REST-спецификации с фактической реализацией</w:t>
       </w:r>
     </w:p>
     <w:tbl>
@@ -1567,2339 +1612,26 @@
         <w:tblStyle w:val="TableGrid"/>
         <w:tblW w:type="auto" w:w="0"/>
         <w:jc w:val="center"/>
-        <w:tblLayout w:type="autofit"/>
         <w:tblLook w:firstColumn="1" w:firstRow="1" w:lastColumn="0" w:lastRow="0" w:noHBand="0" w:noVBand="1" w:val="04A0"/>
       </w:tblPr>
       <w:tblGrid>
-        <w:gridCol w:w="2051"/>
-        <w:gridCol w:w="2051"/>
-        <w:gridCol w:w="2051"/>
-        <w:gridCol w:w="2051"/>
-        <w:gridCol w:w="2051"/>
+        <w:gridCol w:w="4986"/>
+        <w:gridCol w:w="4986"/>
       </w:tblGrid>
       <w:tr>
-        <w:trPr>
-          <w:tblHeader w:val="true"/>
-        </w:trPr>
         <w:tc>
           <w:tcPr>
-            <w:tcW w:type="dxa" w:w="2051"/>
-            <w:vAlign w:val="top"/>
-            <w:shd w:fill="D9EAF7"/>
+            <w:tcW w:type="dxa" w:w="4986"/>
+            <w:shd w:fill="E8E4DC"/>
+            <w:vAlign w:val="center"/>
           </w:tcPr>
           <w:p>
-            <w:pPr>
-              <w:spacing w:after="0"/>
-            </w:pPr>
             <w:r/>
             <w:r>
               <w:rPr>
-                <w:rFonts w:ascii="Times New Roman" w:hAnsi="Times New Roman" w:eastAsia="Times New Roman"/>
+                <w:rFonts w:ascii="Times New Roman" w:hAnsi="Times New Roman"/>
                 <w:b/>
-                <w:sz w:val="14"/>
-              </w:rPr>
-              <w:t>Функция</w:t>
-            </w:r>
-          </w:p>
-        </w:tc>
-        <w:tc>
-          <w:tcPr>
-            <w:tcW w:type="dxa" w:w="2051"/>
-            <w:vAlign w:val="top"/>
-            <w:shd w:fill="D9EAF7"/>
-          </w:tcPr>
-          <w:p>
-            <w:pPr>
-              <w:spacing w:after="0"/>
-            </w:pPr>
-            <w:r/>
-            <w:r>
-              <w:rPr>
-                <w:rFonts w:ascii="Times New Roman" w:hAnsi="Times New Roman" w:eastAsia="Times New Roman"/>
-                <w:b/>
-                <w:sz w:val="14"/>
-              </w:rPr>
-              <w:t>Назначение</w:t>
-            </w:r>
-          </w:p>
-        </w:tc>
-        <w:tc>
-          <w:tcPr>
-            <w:tcW w:type="dxa" w:w="2051"/>
-            <w:vAlign w:val="top"/>
-            <w:shd w:fill="D9EAF7"/>
-          </w:tcPr>
-          <w:p>
-            <w:pPr>
-              <w:spacing w:after="0"/>
-            </w:pPr>
-            <w:r/>
-            <w:r>
-              <w:rPr>
-                <w:rFonts w:ascii="Times New Roman" w:hAnsi="Times New Roman" w:eastAsia="Times New Roman"/>
-                <w:b/>
-                <w:sz w:val="14"/>
-              </w:rPr>
-              <w:t>Кто вызывает</w:t>
-            </w:r>
-          </w:p>
-        </w:tc>
-        <w:tc>
-          <w:tcPr>
-            <w:tcW w:type="dxa" w:w="2051"/>
-            <w:vAlign w:val="top"/>
-            <w:shd w:fill="D9EAF7"/>
-          </w:tcPr>
-          <w:p>
-            <w:pPr>
-              <w:spacing w:after="0"/>
-            </w:pPr>
-            <w:r/>
-            <w:r>
-              <w:rPr>
-                <w:rFonts w:ascii="Times New Roman" w:hAnsi="Times New Roman" w:eastAsia="Times New Roman"/>
-                <w:b/>
-                <w:sz w:val="14"/>
-              </w:rPr>
-              <w:t>Вход</w:t>
-            </w:r>
-          </w:p>
-        </w:tc>
-        <w:tc>
-          <w:tcPr>
-            <w:tcW w:type="dxa" w:w="2051"/>
-            <w:vAlign w:val="top"/>
-            <w:shd w:fill="D9EAF7"/>
-          </w:tcPr>
-          <w:p>
-            <w:pPr>
-              <w:spacing w:after="0"/>
-            </w:pPr>
-            <w:r/>
-            <w:r>
-              <w:rPr>
-                <w:rFonts w:ascii="Times New Roman" w:hAnsi="Times New Roman" w:eastAsia="Times New Roman"/>
-                <w:b/>
-                <w:sz w:val="14"/>
-              </w:rPr>
-              <w:t>Результат/изменения</w:t>
-            </w:r>
-          </w:p>
-        </w:tc>
-      </w:tr>
-      <w:tr>
-        <w:tc>
-          <w:tcPr>
-            <w:tcW w:type="dxa" w:w="2051"/>
-          </w:tcPr>
-          <w:p>
-            <w:pPr>
-              <w:spacing w:after="0"/>
-            </w:pPr>
-            <w:r/>
-            <w:r>
-              <w:rPr>
-                <w:rFonts w:ascii="Times New Roman" w:hAnsi="Times New Roman" w:eastAsia="Times New Roman"/>
-                <w:b w:val="0"/>
-                <w:sz w:val="14"/>
-              </w:rPr>
-              <w:t>public.is_admin()</w:t>
-            </w:r>
-          </w:p>
-        </w:tc>
-        <w:tc>
-          <w:tcPr>
-            <w:tcW w:type="dxa" w:w="2051"/>
-          </w:tcPr>
-          <w:p>
-            <w:pPr>
-              <w:spacing w:after="0"/>
-            </w:pPr>
-            <w:r/>
-            <w:r>
-              <w:rPr>
-                <w:rFonts w:ascii="Times New Roman" w:hAnsi="Times New Roman" w:eastAsia="Times New Roman"/>
-                <w:b w:val="0"/>
-                <w:sz w:val="14"/>
-              </w:rPr>
-              <w:t>Проверка роли admin по public.profiles.role.</w:t>
-            </w:r>
-          </w:p>
-        </w:tc>
-        <w:tc>
-          <w:tcPr>
-            <w:tcW w:type="dxa" w:w="2051"/>
-          </w:tcPr>
-          <w:p>
-            <w:pPr>
-              <w:spacing w:after="0"/>
-            </w:pPr>
-            <w:r/>
-            <w:r>
-              <w:rPr>
-                <w:rFonts w:ascii="Times New Roman" w:hAnsi="Times New Roman" w:eastAsia="Times New Roman"/>
-                <w:b w:val="0"/>
-                <w:sz w:val="14"/>
-              </w:rPr>
-              <w:t>RLS/RPC</w:t>
-            </w:r>
-          </w:p>
-        </w:tc>
-        <w:tc>
-          <w:tcPr>
-            <w:tcW w:type="dxa" w:w="2051"/>
-          </w:tcPr>
-          <w:p>
-            <w:pPr>
-              <w:spacing w:after="0"/>
-            </w:pPr>
-            <w:r/>
-            <w:r>
-              <w:rPr>
-                <w:rFonts w:ascii="Times New Roman" w:hAnsi="Times New Roman" w:eastAsia="Times New Roman"/>
-                <w:b w:val="0"/>
-                <w:sz w:val="14"/>
-              </w:rPr>
-              <w:t>-</w:t>
-            </w:r>
-          </w:p>
-        </w:tc>
-        <w:tc>
-          <w:tcPr>
-            <w:tcW w:type="dxa" w:w="2051"/>
-          </w:tcPr>
-          <w:p>
-            <w:pPr>
-              <w:spacing w:after="0"/>
-            </w:pPr>
-            <w:r/>
-            <w:r>
-              <w:rPr>
-                <w:rFonts w:ascii="Times New Roman" w:hAnsi="Times New Roman" w:eastAsia="Times New Roman"/>
-                <w:b w:val="0"/>
-                <w:sz w:val="14"/>
-              </w:rPr>
-              <w:t>boolean; используется в политиках доступа.</w:t>
-            </w:r>
-          </w:p>
-        </w:tc>
-      </w:tr>
-      <w:tr>
-        <w:tc>
-          <w:tcPr>
-            <w:tcW w:type="dxa" w:w="2051"/>
-          </w:tcPr>
-          <w:p>
-            <w:pPr>
-              <w:spacing w:after="0"/>
-            </w:pPr>
-            <w:r/>
-            <w:r>
-              <w:rPr>
-                <w:rFonts w:ascii="Times New Roman" w:hAnsi="Times New Roman" w:eastAsia="Times New Roman"/>
-                <w:b w:val="0"/>
-                <w:sz w:val="14"/>
-              </w:rPr>
-              <w:t>public.admin_require_admin()</w:t>
-            </w:r>
-          </w:p>
-        </w:tc>
-        <w:tc>
-          <w:tcPr>
-            <w:tcW w:type="dxa" w:w="2051"/>
-          </w:tcPr>
-          <w:p>
-            <w:pPr>
-              <w:spacing w:after="0"/>
-            </w:pPr>
-            <w:r/>
-            <w:r>
-              <w:rPr>
-                <w:rFonts w:ascii="Times New Roman" w:hAnsi="Times New Roman" w:eastAsia="Times New Roman"/>
-                <w:b w:val="0"/>
-                <w:sz w:val="14"/>
-              </w:rPr>
-              <w:t>Единая проверка прав администратора внутри security definer RPC.</w:t>
-            </w:r>
-          </w:p>
-        </w:tc>
-        <w:tc>
-          <w:tcPr>
-            <w:tcW w:type="dxa" w:w="2051"/>
-          </w:tcPr>
-          <w:p>
-            <w:pPr>
-              <w:spacing w:after="0"/>
-            </w:pPr>
-            <w:r/>
-            <w:r>
-              <w:rPr>
-                <w:rFonts w:ascii="Times New Roman" w:hAnsi="Times New Roman" w:eastAsia="Times New Roman"/>
-                <w:b w:val="0"/>
-                <w:sz w:val="14"/>
-              </w:rPr>
-              <w:t>Admin RPC</w:t>
-            </w:r>
-          </w:p>
-        </w:tc>
-        <w:tc>
-          <w:tcPr>
-            <w:tcW w:type="dxa" w:w="2051"/>
-          </w:tcPr>
-          <w:p>
-            <w:pPr>
-              <w:spacing w:after="0"/>
-            </w:pPr>
-            <w:r/>
-            <w:r>
-              <w:rPr>
-                <w:rFonts w:ascii="Times New Roman" w:hAnsi="Times New Roman" w:eastAsia="Times New Roman"/>
-                <w:b w:val="0"/>
-                <w:sz w:val="14"/>
-              </w:rPr>
-              <w:t>-</w:t>
-            </w:r>
-          </w:p>
-        </w:tc>
-        <w:tc>
-          <w:tcPr>
-            <w:tcW w:type="dxa" w:w="2051"/>
-          </w:tcPr>
-          <w:p>
-            <w:pPr>
-              <w:spacing w:after="0"/>
-            </w:pPr>
-            <w:r/>
-            <w:r>
-              <w:rPr>
-                <w:rFonts w:ascii="Times New Roman" w:hAnsi="Times New Roman" w:eastAsia="Times New Roman"/>
-                <w:b w:val="0"/>
-                <w:sz w:val="14"/>
-              </w:rPr>
-              <w:t>void или ошибка доступа.</w:t>
-            </w:r>
-          </w:p>
-        </w:tc>
-      </w:tr>
-      <w:tr>
-        <w:tc>
-          <w:tcPr>
-            <w:tcW w:type="dxa" w:w="2051"/>
-          </w:tcPr>
-          <w:p>
-            <w:pPr>
-              <w:spacing w:after="0"/>
-            </w:pPr>
-            <w:r/>
-            <w:r>
-              <w:rPr>
-                <w:rFonts w:ascii="Times New Roman" w:hAnsi="Times New Roman" w:eastAsia="Times New Roman"/>
-                <w:b w:val="0"/>
-                <w:sz w:val="14"/>
-              </w:rPr>
-              <w:t>public.admin_get_books()</w:t>
-            </w:r>
-          </w:p>
-        </w:tc>
-        <w:tc>
-          <w:tcPr>
-            <w:tcW w:type="dxa" w:w="2051"/>
-          </w:tcPr>
-          <w:p>
-            <w:pPr>
-              <w:spacing w:after="0"/>
-            </w:pPr>
-            <w:r/>
-            <w:r>
-              <w:rPr>
-                <w:rFonts w:ascii="Times New Roman" w:hAnsi="Times New Roman" w:eastAsia="Times New Roman"/>
-                <w:b w:val="0"/>
-                <w:sz w:val="14"/>
-              </w:rPr>
-              <w:t>Получение полного списка книг для админ-панели.</w:t>
-            </w:r>
-          </w:p>
-        </w:tc>
-        <w:tc>
-          <w:tcPr>
-            <w:tcW w:type="dxa" w:w="2051"/>
-          </w:tcPr>
-          <w:p>
-            <w:pPr>
-              <w:spacing w:after="0"/>
-            </w:pPr>
-            <w:r/>
-            <w:r>
-              <w:rPr>
-                <w:rFonts w:ascii="Times New Roman" w:hAnsi="Times New Roman" w:eastAsia="Times New Roman"/>
-                <w:b w:val="0"/>
-                <w:sz w:val="14"/>
-              </w:rPr>
-              <w:t>adminCatalogService, aiAnalysisService</w:t>
-            </w:r>
-          </w:p>
-        </w:tc>
-        <w:tc>
-          <w:tcPr>
-            <w:tcW w:type="dxa" w:w="2051"/>
-          </w:tcPr>
-          <w:p>
-            <w:pPr>
-              <w:spacing w:after="0"/>
-            </w:pPr>
-            <w:r/>
-            <w:r>
-              <w:rPr>
-                <w:rFonts w:ascii="Times New Roman" w:hAnsi="Times New Roman" w:eastAsia="Times New Roman"/>
-                <w:b w:val="0"/>
-                <w:sz w:val="14"/>
-              </w:rPr>
-              <w:t>-</w:t>
-            </w:r>
-          </w:p>
-        </w:tc>
-        <w:tc>
-          <w:tcPr>
-            <w:tcW w:type="dxa" w:w="2051"/>
-          </w:tcPr>
-          <w:p>
-            <w:pPr>
-              <w:spacing w:after="0"/>
-            </w:pPr>
-            <w:r/>
-            <w:r>
-              <w:rPr>
-                <w:rFonts w:ascii="Times New Roman" w:hAnsi="Times New Roman" w:eastAsia="Times New Roman"/>
-                <w:b w:val="0"/>
-                <w:sz w:val="14"/>
-              </w:rPr>
-              <w:t>TABLE с книгами, авторами, жанрами и AI-статусами.</w:t>
-            </w:r>
-          </w:p>
-        </w:tc>
-      </w:tr>
-      <w:tr>
-        <w:tc>
-          <w:tcPr>
-            <w:tcW w:type="dxa" w:w="2051"/>
-          </w:tcPr>
-          <w:p>
-            <w:pPr>
-              <w:spacing w:after="0"/>
-            </w:pPr>
-            <w:r/>
-            <w:r>
-              <w:rPr>
-                <w:rFonts w:ascii="Times New Roman" w:hAnsi="Times New Roman" w:eastAsia="Times New Roman"/>
-                <w:b w:val="0"/>
-                <w:sz w:val="14"/>
-              </w:rPr>
-              <w:t>public.admin_get_book(p_book_id)</w:t>
-            </w:r>
-          </w:p>
-        </w:tc>
-        <w:tc>
-          <w:tcPr>
-            <w:tcW w:type="dxa" w:w="2051"/>
-          </w:tcPr>
-          <w:p>
-            <w:pPr>
-              <w:spacing w:after="0"/>
-            </w:pPr>
-            <w:r/>
-            <w:r>
-              <w:rPr>
-                <w:rFonts w:ascii="Times New Roman" w:hAnsi="Times New Roman" w:eastAsia="Times New Roman"/>
-                <w:b w:val="0"/>
-                <w:sz w:val="14"/>
-              </w:rPr>
-              <w:t>Получение одной книги для редактирования.</w:t>
-            </w:r>
-          </w:p>
-        </w:tc>
-        <w:tc>
-          <w:tcPr>
-            <w:tcW w:type="dxa" w:w="2051"/>
-          </w:tcPr>
-          <w:p>
-            <w:pPr>
-              <w:spacing w:after="0"/>
-            </w:pPr>
-            <w:r/>
-            <w:r>
-              <w:rPr>
-                <w:rFonts w:ascii="Times New Roman" w:hAnsi="Times New Roman" w:eastAsia="Times New Roman"/>
-                <w:b w:val="0"/>
-                <w:sz w:val="14"/>
-              </w:rPr>
-              <w:t>adminCatalogService</w:t>
-            </w:r>
-          </w:p>
-        </w:tc>
-        <w:tc>
-          <w:tcPr>
-            <w:tcW w:type="dxa" w:w="2051"/>
-          </w:tcPr>
-          <w:p>
-            <w:pPr>
-              <w:spacing w:after="0"/>
-            </w:pPr>
-            <w:r/>
-            <w:r>
-              <w:rPr>
-                <w:rFonts w:ascii="Times New Roman" w:hAnsi="Times New Roman" w:eastAsia="Times New Roman"/>
-                <w:b w:val="0"/>
-                <w:sz w:val="14"/>
-              </w:rPr>
-              <w:t>p_book_id uuid</w:t>
-            </w:r>
-          </w:p>
-        </w:tc>
-        <w:tc>
-          <w:tcPr>
-            <w:tcW w:type="dxa" w:w="2051"/>
-          </w:tcPr>
-          <w:p>
-            <w:pPr>
-              <w:spacing w:after="0"/>
-            </w:pPr>
-            <w:r/>
-            <w:r>
-              <w:rPr>
-                <w:rFonts w:ascii="Times New Roman" w:hAnsi="Times New Roman" w:eastAsia="Times New Roman"/>
-                <w:b w:val="0"/>
-                <w:sz w:val="14"/>
-              </w:rPr>
-              <w:t>TABLE с детальными данными книги.</w:t>
-            </w:r>
-          </w:p>
-        </w:tc>
-      </w:tr>
-      <w:tr>
-        <w:tc>
-          <w:tcPr>
-            <w:tcW w:type="dxa" w:w="2051"/>
-          </w:tcPr>
-          <w:p>
-            <w:pPr>
-              <w:spacing w:after="0"/>
-            </w:pPr>
-            <w:r/>
-            <w:r>
-              <w:rPr>
-                <w:rFonts w:ascii="Times New Roman" w:hAnsi="Times New Roman" w:eastAsia="Times New Roman"/>
-                <w:b w:val="0"/>
-                <w:sz w:val="14"/>
-              </w:rPr>
-              <w:t>public.admin_create_book(p_book, p_author_ids, p_genre_ids)</w:t>
-            </w:r>
-          </w:p>
-        </w:tc>
-        <w:tc>
-          <w:tcPr>
-            <w:tcW w:type="dxa" w:w="2051"/>
-          </w:tcPr>
-          <w:p>
-            <w:pPr>
-              <w:spacing w:after="0"/>
-            </w:pPr>
-            <w:r/>
-            <w:r>
-              <w:rPr>
-                <w:rFonts w:ascii="Times New Roman" w:hAnsi="Times New Roman" w:eastAsia="Times New Roman"/>
-                <w:b w:val="0"/>
-                <w:sz w:val="14"/>
-              </w:rPr>
-              <w:t>Создание книги и связей с авторами/жанрами.</w:t>
-            </w:r>
-          </w:p>
-        </w:tc>
-        <w:tc>
-          <w:tcPr>
-            <w:tcW w:type="dxa" w:w="2051"/>
-          </w:tcPr>
-          <w:p>
-            <w:pPr>
-              <w:spacing w:after="0"/>
-            </w:pPr>
-            <w:r/>
-            <w:r>
-              <w:rPr>
-                <w:rFonts w:ascii="Times New Roman" w:hAnsi="Times New Roman" w:eastAsia="Times New Roman"/>
-                <w:b w:val="0"/>
-                <w:sz w:val="14"/>
-              </w:rPr>
-              <w:t>adminCatalogService</w:t>
-            </w:r>
-          </w:p>
-        </w:tc>
-        <w:tc>
-          <w:tcPr>
-            <w:tcW w:type="dxa" w:w="2051"/>
-          </w:tcPr>
-          <w:p>
-            <w:pPr>
-              <w:spacing w:after="0"/>
-            </w:pPr>
-            <w:r/>
-            <w:r>
-              <w:rPr>
-                <w:rFonts w:ascii="Times New Roman" w:hAnsi="Times New Roman" w:eastAsia="Times New Roman"/>
-                <w:b w:val="0"/>
-                <w:sz w:val="14"/>
-              </w:rPr>
-              <w:t>jsonb книги, uuid[] авторов, uuid[] жанров</w:t>
-            </w:r>
-          </w:p>
-        </w:tc>
-        <w:tc>
-          <w:tcPr>
-            <w:tcW w:type="dxa" w:w="2051"/>
-          </w:tcPr>
-          <w:p>
-            <w:pPr>
-              <w:spacing w:after="0"/>
-            </w:pPr>
-            <w:r/>
-            <w:r>
-              <w:rPr>
-                <w:rFonts w:ascii="Times New Roman" w:hAnsi="Times New Roman" w:eastAsia="Times New Roman"/>
-                <w:b w:val="0"/>
-                <w:sz w:val="14"/>
-              </w:rPr>
-              <w:t>Создает books, book_authors, book_genres; при описании помечает AI-профиль stale.</w:t>
-            </w:r>
-          </w:p>
-        </w:tc>
-      </w:tr>
-      <w:tr>
-        <w:tc>
-          <w:tcPr>
-            <w:tcW w:type="dxa" w:w="2051"/>
-          </w:tcPr>
-          <w:p>
-            <w:pPr>
-              <w:spacing w:after="0"/>
-            </w:pPr>
-            <w:r/>
-            <w:r>
-              <w:rPr>
-                <w:rFonts w:ascii="Times New Roman" w:hAnsi="Times New Roman" w:eastAsia="Times New Roman"/>
-                <w:b w:val="0"/>
-                <w:sz w:val="14"/>
-              </w:rPr>
-              <w:t>public.admin_update_book(p_book_id, p_book, p_author_ids, p_genre_ids)</w:t>
-            </w:r>
-          </w:p>
-        </w:tc>
-        <w:tc>
-          <w:tcPr>
-            <w:tcW w:type="dxa" w:w="2051"/>
-          </w:tcPr>
-          <w:p>
-            <w:pPr>
-              <w:spacing w:after="0"/>
-            </w:pPr>
-            <w:r/>
-            <w:r>
-              <w:rPr>
-                <w:rFonts w:ascii="Times New Roman" w:hAnsi="Times New Roman" w:eastAsia="Times New Roman"/>
-                <w:b w:val="0"/>
-                <w:sz w:val="14"/>
-              </w:rPr>
-              <w:t>Обновление книги и связей.</w:t>
-            </w:r>
-          </w:p>
-        </w:tc>
-        <w:tc>
-          <w:tcPr>
-            <w:tcW w:type="dxa" w:w="2051"/>
-          </w:tcPr>
-          <w:p>
-            <w:pPr>
-              <w:spacing w:after="0"/>
-            </w:pPr>
-            <w:r/>
-            <w:r>
-              <w:rPr>
-                <w:rFonts w:ascii="Times New Roman" w:hAnsi="Times New Roman" w:eastAsia="Times New Roman"/>
-                <w:b w:val="0"/>
-                <w:sz w:val="14"/>
-              </w:rPr>
-              <w:t>adminCatalogService</w:t>
-            </w:r>
-          </w:p>
-        </w:tc>
-        <w:tc>
-          <w:tcPr>
-            <w:tcW w:type="dxa" w:w="2051"/>
-          </w:tcPr>
-          <w:p>
-            <w:pPr>
-              <w:spacing w:after="0"/>
-            </w:pPr>
-            <w:r/>
-            <w:r>
-              <w:rPr>
-                <w:rFonts w:ascii="Times New Roman" w:hAnsi="Times New Roman" w:eastAsia="Times New Roman"/>
-                <w:b w:val="0"/>
-                <w:sz w:val="14"/>
-              </w:rPr>
-              <w:t>uuid, jsonb, uuid[], uuid[]</w:t>
-            </w:r>
-          </w:p>
-        </w:tc>
-        <w:tc>
-          <w:tcPr>
-            <w:tcW w:type="dxa" w:w="2051"/>
-          </w:tcPr>
-          <w:p>
-            <w:pPr>
-              <w:spacing w:after="0"/>
-            </w:pPr>
-            <w:r/>
-            <w:r>
-              <w:rPr>
-                <w:rFonts w:ascii="Times New Roman" w:hAnsi="Times New Roman" w:eastAsia="Times New Roman"/>
-                <w:b w:val="0"/>
-                <w:sz w:val="14"/>
-              </w:rPr>
-              <w:t>Обновляет books, связи; при изменении описания помечает AI-профиль stale.</w:t>
-            </w:r>
-          </w:p>
-        </w:tc>
-      </w:tr>
-      <w:tr>
-        <w:tc>
-          <w:tcPr>
-            <w:tcW w:type="dxa" w:w="2051"/>
-          </w:tcPr>
-          <w:p>
-            <w:pPr>
-              <w:spacing w:after="0"/>
-            </w:pPr>
-            <w:r/>
-            <w:r>
-              <w:rPr>
-                <w:rFonts w:ascii="Times New Roman" w:hAnsi="Times New Roman" w:eastAsia="Times New Roman"/>
-                <w:b w:val="0"/>
-                <w:sz w:val="14"/>
-              </w:rPr>
-              <w:t>public.admin_soft_delete_book(p_book_id)</w:t>
-            </w:r>
-          </w:p>
-        </w:tc>
-        <w:tc>
-          <w:tcPr>
-            <w:tcW w:type="dxa" w:w="2051"/>
-          </w:tcPr>
-          <w:p>
-            <w:pPr>
-              <w:spacing w:after="0"/>
-            </w:pPr>
-            <w:r/>
-            <w:r>
-              <w:rPr>
-                <w:rFonts w:ascii="Times New Roman" w:hAnsi="Times New Roman" w:eastAsia="Times New Roman"/>
-                <w:b w:val="0"/>
-                <w:sz w:val="14"/>
-              </w:rPr>
-              <w:t>Мягкое скрытие книги.</w:t>
-            </w:r>
-          </w:p>
-        </w:tc>
-        <w:tc>
-          <w:tcPr>
-            <w:tcW w:type="dxa" w:w="2051"/>
-          </w:tcPr>
-          <w:p>
-            <w:pPr>
-              <w:spacing w:after="0"/>
-            </w:pPr>
-            <w:r/>
-            <w:r>
-              <w:rPr>
-                <w:rFonts w:ascii="Times New Roman" w:hAnsi="Times New Roman" w:eastAsia="Times New Roman"/>
-                <w:b w:val="0"/>
-                <w:sz w:val="14"/>
-              </w:rPr>
-              <w:t>adminCatalogService</w:t>
-            </w:r>
-          </w:p>
-        </w:tc>
-        <w:tc>
-          <w:tcPr>
-            <w:tcW w:type="dxa" w:w="2051"/>
-          </w:tcPr>
-          <w:p>
-            <w:pPr>
-              <w:spacing w:after="0"/>
-            </w:pPr>
-            <w:r/>
-            <w:r>
-              <w:rPr>
-                <w:rFonts w:ascii="Times New Roman" w:hAnsi="Times New Roman" w:eastAsia="Times New Roman"/>
-                <w:b w:val="0"/>
-                <w:sz w:val="14"/>
-              </w:rPr>
-              <w:t>p_book_id uuid</w:t>
-            </w:r>
-          </w:p>
-        </w:tc>
-        <w:tc>
-          <w:tcPr>
-            <w:tcW w:type="dxa" w:w="2051"/>
-          </w:tcPr>
-          <w:p>
-            <w:pPr>
-              <w:spacing w:after="0"/>
-            </w:pPr>
-            <w:r/>
-            <w:r>
-              <w:rPr>
-                <w:rFonts w:ascii="Times New Roman" w:hAnsi="Times New Roman" w:eastAsia="Times New Roman"/>
-                <w:b w:val="0"/>
-                <w:sz w:val="14"/>
-              </w:rPr>
-              <w:t>Устанавливает books.is_active = false.</w:t>
-            </w:r>
-          </w:p>
-        </w:tc>
-      </w:tr>
-      <w:tr>
-        <w:tc>
-          <w:tcPr>
-            <w:tcW w:type="dxa" w:w="2051"/>
-          </w:tcPr>
-          <w:p>
-            <w:pPr>
-              <w:spacing w:after="0"/>
-            </w:pPr>
-            <w:r/>
-            <w:r>
-              <w:rPr>
-                <w:rFonts w:ascii="Times New Roman" w:hAnsi="Times New Roman" w:eastAsia="Times New Roman"/>
-                <w:b w:val="0"/>
-                <w:sz w:val="14"/>
-              </w:rPr>
-              <w:t>public.admin_restore_book(p_book_id)</w:t>
-            </w:r>
-          </w:p>
-        </w:tc>
-        <w:tc>
-          <w:tcPr>
-            <w:tcW w:type="dxa" w:w="2051"/>
-          </w:tcPr>
-          <w:p>
-            <w:pPr>
-              <w:spacing w:after="0"/>
-            </w:pPr>
-            <w:r/>
-            <w:r>
-              <w:rPr>
-                <w:rFonts w:ascii="Times New Roman" w:hAnsi="Times New Roman" w:eastAsia="Times New Roman"/>
-                <w:b w:val="0"/>
-                <w:sz w:val="14"/>
-              </w:rPr>
-              <w:t>Восстановление книги в каталоге.</w:t>
-            </w:r>
-          </w:p>
-        </w:tc>
-        <w:tc>
-          <w:tcPr>
-            <w:tcW w:type="dxa" w:w="2051"/>
-          </w:tcPr>
-          <w:p>
-            <w:pPr>
-              <w:spacing w:after="0"/>
-            </w:pPr>
-            <w:r/>
-            <w:r>
-              <w:rPr>
-                <w:rFonts w:ascii="Times New Roman" w:hAnsi="Times New Roman" w:eastAsia="Times New Roman"/>
-                <w:b w:val="0"/>
-                <w:sz w:val="14"/>
-              </w:rPr>
-              <w:t>adminCatalogService</w:t>
-            </w:r>
-          </w:p>
-        </w:tc>
-        <w:tc>
-          <w:tcPr>
-            <w:tcW w:type="dxa" w:w="2051"/>
-          </w:tcPr>
-          <w:p>
-            <w:pPr>
-              <w:spacing w:after="0"/>
-            </w:pPr>
-            <w:r/>
-            <w:r>
-              <w:rPr>
-                <w:rFonts w:ascii="Times New Roman" w:hAnsi="Times New Roman" w:eastAsia="Times New Roman"/>
-                <w:b w:val="0"/>
-                <w:sz w:val="14"/>
-              </w:rPr>
-              <w:t>p_book_id uuid</w:t>
-            </w:r>
-          </w:p>
-        </w:tc>
-        <w:tc>
-          <w:tcPr>
-            <w:tcW w:type="dxa" w:w="2051"/>
-          </w:tcPr>
-          <w:p>
-            <w:pPr>
-              <w:spacing w:after="0"/>
-            </w:pPr>
-            <w:r/>
-            <w:r>
-              <w:rPr>
-                <w:rFonts w:ascii="Times New Roman" w:hAnsi="Times New Roman" w:eastAsia="Times New Roman"/>
-                <w:b w:val="0"/>
-                <w:sz w:val="14"/>
-              </w:rPr>
-              <w:t>Устанавливает books.is_active = true.</w:t>
-            </w:r>
-          </w:p>
-        </w:tc>
-      </w:tr>
-      <w:tr>
-        <w:tc>
-          <w:tcPr>
-            <w:tcW w:type="dxa" w:w="2051"/>
-          </w:tcPr>
-          <w:p>
-            <w:pPr>
-              <w:spacing w:after="0"/>
-            </w:pPr>
-            <w:r/>
-            <w:r>
-              <w:rPr>
-                <w:rFonts w:ascii="Times New Roman" w:hAnsi="Times New Roman" w:eastAsia="Times New Roman"/>
-                <w:b w:val="0"/>
-                <w:sz w:val="14"/>
-              </w:rPr>
-              <w:t>public.admin_set_book_authors(p_book_id, p_author_ids)</w:t>
-            </w:r>
-          </w:p>
-        </w:tc>
-        <w:tc>
-          <w:tcPr>
-            <w:tcW w:type="dxa" w:w="2051"/>
-          </w:tcPr>
-          <w:p>
-            <w:pPr>
-              <w:spacing w:after="0"/>
-            </w:pPr>
-            <w:r/>
-            <w:r>
-              <w:rPr>
-                <w:rFonts w:ascii="Times New Roman" w:hAnsi="Times New Roman" w:eastAsia="Times New Roman"/>
-                <w:b w:val="0"/>
-                <w:sz w:val="14"/>
-              </w:rPr>
-              <w:t>Синхронизация авторов книги.</w:t>
-            </w:r>
-          </w:p>
-        </w:tc>
-        <w:tc>
-          <w:tcPr>
-            <w:tcW w:type="dxa" w:w="2051"/>
-          </w:tcPr>
-          <w:p>
-            <w:pPr>
-              <w:spacing w:after="0"/>
-            </w:pPr>
-            <w:r/>
-            <w:r>
-              <w:rPr>
-                <w:rFonts w:ascii="Times New Roman" w:hAnsi="Times New Roman" w:eastAsia="Times New Roman"/>
-                <w:b w:val="0"/>
-                <w:sz w:val="14"/>
-              </w:rPr>
-              <w:t>admin_create_book/admin_update_book, adminCatalogService</w:t>
-            </w:r>
-          </w:p>
-        </w:tc>
-        <w:tc>
-          <w:tcPr>
-            <w:tcW w:type="dxa" w:w="2051"/>
-          </w:tcPr>
-          <w:p>
-            <w:pPr>
-              <w:spacing w:after="0"/>
-            </w:pPr>
-            <w:r/>
-            <w:r>
-              <w:rPr>
-                <w:rFonts w:ascii="Times New Roman" w:hAnsi="Times New Roman" w:eastAsia="Times New Roman"/>
-                <w:b w:val="0"/>
-                <w:sz w:val="14"/>
-              </w:rPr>
-              <w:t>uuid, uuid[]</w:t>
-            </w:r>
-          </w:p>
-        </w:tc>
-        <w:tc>
-          <w:tcPr>
-            <w:tcW w:type="dxa" w:w="2051"/>
-          </w:tcPr>
-          <w:p>
-            <w:pPr>
-              <w:spacing w:after="0"/>
-            </w:pPr>
-            <w:r/>
-            <w:r>
-              <w:rPr>
-                <w:rFonts w:ascii="Times New Roman" w:hAnsi="Times New Roman" w:eastAsia="Times New Roman"/>
-                <w:b w:val="0"/>
-                <w:sz w:val="14"/>
-              </w:rPr>
-              <w:t>Перезаписывает book_authors.</w:t>
-            </w:r>
-          </w:p>
-        </w:tc>
-      </w:tr>
-      <w:tr>
-        <w:tc>
-          <w:tcPr>
-            <w:tcW w:type="dxa" w:w="2051"/>
-          </w:tcPr>
-          <w:p>
-            <w:pPr>
-              <w:spacing w:after="0"/>
-            </w:pPr>
-            <w:r/>
-            <w:r>
-              <w:rPr>
-                <w:rFonts w:ascii="Times New Roman" w:hAnsi="Times New Roman" w:eastAsia="Times New Roman"/>
-                <w:b w:val="0"/>
-                <w:sz w:val="14"/>
-              </w:rPr>
-              <w:t>public.admin_set_book_genres(p_book_id, p_genre_ids)</w:t>
-            </w:r>
-          </w:p>
-        </w:tc>
-        <w:tc>
-          <w:tcPr>
-            <w:tcW w:type="dxa" w:w="2051"/>
-          </w:tcPr>
-          <w:p>
-            <w:pPr>
-              <w:spacing w:after="0"/>
-            </w:pPr>
-            <w:r/>
-            <w:r>
-              <w:rPr>
-                <w:rFonts w:ascii="Times New Roman" w:hAnsi="Times New Roman" w:eastAsia="Times New Roman"/>
-                <w:b w:val="0"/>
-                <w:sz w:val="14"/>
-              </w:rPr>
-              <w:t>Синхронизация жанров книги.</w:t>
-            </w:r>
-          </w:p>
-        </w:tc>
-        <w:tc>
-          <w:tcPr>
-            <w:tcW w:type="dxa" w:w="2051"/>
-          </w:tcPr>
-          <w:p>
-            <w:pPr>
-              <w:spacing w:after="0"/>
-            </w:pPr>
-            <w:r/>
-            <w:r>
-              <w:rPr>
-                <w:rFonts w:ascii="Times New Roman" w:hAnsi="Times New Roman" w:eastAsia="Times New Roman"/>
-                <w:b w:val="0"/>
-                <w:sz w:val="14"/>
-              </w:rPr>
-              <w:t>admin_create_book/admin_update_book, adminCatalogService</w:t>
-            </w:r>
-          </w:p>
-        </w:tc>
-        <w:tc>
-          <w:tcPr>
-            <w:tcW w:type="dxa" w:w="2051"/>
-          </w:tcPr>
-          <w:p>
-            <w:pPr>
-              <w:spacing w:after="0"/>
-            </w:pPr>
-            <w:r/>
-            <w:r>
-              <w:rPr>
-                <w:rFonts w:ascii="Times New Roman" w:hAnsi="Times New Roman" w:eastAsia="Times New Roman"/>
-                <w:b w:val="0"/>
-                <w:sz w:val="14"/>
-              </w:rPr>
-              <w:t>uuid, uuid[]</w:t>
-            </w:r>
-          </w:p>
-        </w:tc>
-        <w:tc>
-          <w:tcPr>
-            <w:tcW w:type="dxa" w:w="2051"/>
-          </w:tcPr>
-          <w:p>
-            <w:pPr>
-              <w:spacing w:after="0"/>
-            </w:pPr>
-            <w:r/>
-            <w:r>
-              <w:rPr>
-                <w:rFonts w:ascii="Times New Roman" w:hAnsi="Times New Roman" w:eastAsia="Times New Roman"/>
-                <w:b w:val="0"/>
-                <w:sz w:val="14"/>
-              </w:rPr>
-              <w:t>Перезаписывает book_genres.</w:t>
-            </w:r>
-          </w:p>
-        </w:tc>
-      </w:tr>
-      <w:tr>
-        <w:tc>
-          <w:tcPr>
-            <w:tcW w:type="dxa" w:w="2051"/>
-          </w:tcPr>
-          <w:p>
-            <w:pPr>
-              <w:spacing w:after="0"/>
-            </w:pPr>
-            <w:r/>
-            <w:r>
-              <w:rPr>
-                <w:rFonts w:ascii="Times New Roman" w:hAnsi="Times New Roman" w:eastAsia="Times New Roman"/>
-                <w:b w:val="0"/>
-                <w:sz w:val="14"/>
-              </w:rPr>
-              <w:t>public.admin_mark_book_ai_profile_pending(p_book_id)</w:t>
-            </w:r>
-          </w:p>
-        </w:tc>
-        <w:tc>
-          <w:tcPr>
-            <w:tcW w:type="dxa" w:w="2051"/>
-          </w:tcPr>
-          <w:p>
-            <w:pPr>
-              <w:spacing w:after="0"/>
-            </w:pPr>
-            <w:r/>
-            <w:r>
-              <w:rPr>
-                <w:rFonts w:ascii="Times New Roman" w:hAnsi="Times New Roman" w:eastAsia="Times New Roman"/>
-                <w:b w:val="0"/>
-                <w:sz w:val="14"/>
-              </w:rPr>
-              <w:t>Пометка ИИ-профиля как stale после изменения описания.</w:t>
-            </w:r>
-          </w:p>
-        </w:tc>
-        <w:tc>
-          <w:tcPr>
-            <w:tcW w:type="dxa" w:w="2051"/>
-          </w:tcPr>
-          <w:p>
-            <w:pPr>
-              <w:spacing w:after="0"/>
-            </w:pPr>
-            <w:r/>
-            <w:r>
-              <w:rPr>
-                <w:rFonts w:ascii="Times New Roman" w:hAnsi="Times New Roman" w:eastAsia="Times New Roman"/>
-                <w:b w:val="0"/>
-                <w:sz w:val="14"/>
-              </w:rPr>
-              <w:t>admin RPC, adminCatalogService</w:t>
-            </w:r>
-          </w:p>
-        </w:tc>
-        <w:tc>
-          <w:tcPr>
-            <w:tcW w:type="dxa" w:w="2051"/>
-          </w:tcPr>
-          <w:p>
-            <w:pPr>
-              <w:spacing w:after="0"/>
-            </w:pPr>
-            <w:r/>
-            <w:r>
-              <w:rPr>
-                <w:rFonts w:ascii="Times New Roman" w:hAnsi="Times New Roman" w:eastAsia="Times New Roman"/>
-                <w:b w:val="0"/>
-                <w:sz w:val="14"/>
-              </w:rPr>
-              <w:t>p_book_id uuid</w:t>
-            </w:r>
-          </w:p>
-        </w:tc>
-        <w:tc>
-          <w:tcPr>
-            <w:tcW w:type="dxa" w:w="2051"/>
-          </w:tcPr>
-          <w:p>
-            <w:pPr>
-              <w:spacing w:after="0"/>
-            </w:pPr>
-            <w:r/>
-            <w:r>
-              <w:rPr>
-                <w:rFonts w:ascii="Times New Roman" w:hAnsi="Times New Roman" w:eastAsia="Times New Roman"/>
-                <w:b w:val="0"/>
-                <w:sz w:val="14"/>
-              </w:rPr>
-              <w:t>Upsert в book_ai_profiles со статусом stale.</w:t>
-            </w:r>
-          </w:p>
-        </w:tc>
-      </w:tr>
-      <w:tr>
-        <w:tc>
-          <w:tcPr>
-            <w:tcW w:type="dxa" w:w="2051"/>
-          </w:tcPr>
-          <w:p>
-            <w:pPr>
-              <w:spacing w:after="0"/>
-            </w:pPr>
-            <w:r/>
-            <w:r>
-              <w:rPr>
-                <w:rFonts w:ascii="Times New Roman" w:hAnsi="Times New Roman" w:eastAsia="Times New Roman"/>
-                <w:b w:val="0"/>
-                <w:sz w:val="14"/>
-              </w:rPr>
-              <w:t>public.create_order_from_cart(p_delivery_type, p_contact_json, p_comment)</w:t>
-            </w:r>
-          </w:p>
-        </w:tc>
-        <w:tc>
-          <w:tcPr>
-            <w:tcW w:type="dxa" w:w="2051"/>
-          </w:tcPr>
-          <w:p>
-            <w:pPr>
-              <w:spacing w:after="0"/>
-            </w:pPr>
-            <w:r/>
-            <w:r>
-              <w:rPr>
-                <w:rFonts w:ascii="Times New Roman" w:hAnsi="Times New Roman" w:eastAsia="Times New Roman"/>
-                <w:b w:val="0"/>
-                <w:sz w:val="14"/>
-              </w:rPr>
-              <w:t>Безопасное оформление заказа из корзины.</w:t>
-            </w:r>
-          </w:p>
-        </w:tc>
-        <w:tc>
-          <w:tcPr>
-            <w:tcW w:type="dxa" w:w="2051"/>
-          </w:tcPr>
-          <w:p>
-            <w:pPr>
-              <w:spacing w:after="0"/>
-            </w:pPr>
-            <w:r/>
-            <w:r>
-              <w:rPr>
-                <w:rFonts w:ascii="Times New Roman" w:hAnsi="Times New Roman" w:eastAsia="Times New Roman"/>
-                <w:b w:val="0"/>
-                <w:sz w:val="14"/>
-              </w:rPr>
-              <w:t>orderService</w:t>
-            </w:r>
-          </w:p>
-        </w:tc>
-        <w:tc>
-          <w:tcPr>
-            <w:tcW w:type="dxa" w:w="2051"/>
-          </w:tcPr>
-          <w:p>
-            <w:pPr>
-              <w:spacing w:after="0"/>
-            </w:pPr>
-            <w:r/>
-            <w:r>
-              <w:rPr>
-                <w:rFonts w:ascii="Times New Roman" w:hAnsi="Times New Roman" w:eastAsia="Times New Roman"/>
-                <w:b w:val="0"/>
-                <w:sz w:val="14"/>
-              </w:rPr>
-              <w:t>тип доставки, контакты jsonb, комментарий</w:t>
-            </w:r>
-          </w:p>
-        </w:tc>
-        <w:tc>
-          <w:tcPr>
-            <w:tcW w:type="dxa" w:w="2051"/>
-          </w:tcPr>
-          <w:p>
-            <w:pPr>
-              <w:spacing w:after="0"/>
-            </w:pPr>
-            <w:r/>
-            <w:r>
-              <w:rPr>
-                <w:rFonts w:ascii="Times New Roman" w:hAnsi="Times New Roman" w:eastAsia="Times New Roman"/>
-                <w:b w:val="0"/>
-                <w:sz w:val="14"/>
-              </w:rPr>
-              <w:t>Создает orders/order_items, считает total_amount на стороне БД, очищает cart_items.</w:t>
-            </w:r>
-          </w:p>
-        </w:tc>
-      </w:tr>
-      <w:tr>
-        <w:tc>
-          <w:tcPr>
-            <w:tcW w:type="dxa" w:w="2051"/>
-          </w:tcPr>
-          <w:p>
-            <w:pPr>
-              <w:spacing w:after="0"/>
-            </w:pPr>
-            <w:r/>
-            <w:r>
-              <w:rPr>
-                <w:rFonts w:ascii="Times New Roman" w:hAnsi="Times New Roman" w:eastAsia="Times New Roman"/>
-                <w:b w:val="0"/>
-                <w:sz w:val="14"/>
-              </w:rPr>
-              <w:t>public.admin_update_order_status(p_order_id, p_status)</w:t>
-            </w:r>
-          </w:p>
-        </w:tc>
-        <w:tc>
-          <w:tcPr>
-            <w:tcW w:type="dxa" w:w="2051"/>
-          </w:tcPr>
-          <w:p>
-            <w:pPr>
-              <w:spacing w:after="0"/>
-            </w:pPr>
-            <w:r/>
-            <w:r>
-              <w:rPr>
-                <w:rFonts w:ascii="Times New Roman" w:hAnsi="Times New Roman" w:eastAsia="Times New Roman"/>
-                <w:b w:val="0"/>
-                <w:sz w:val="14"/>
-              </w:rPr>
-              <w:t>Изменение статуса заказа администратором.</w:t>
-            </w:r>
-          </w:p>
-        </w:tc>
-        <w:tc>
-          <w:tcPr>
-            <w:tcW w:type="dxa" w:w="2051"/>
-          </w:tcPr>
-          <w:p>
-            <w:pPr>
-              <w:spacing w:after="0"/>
-            </w:pPr>
-            <w:r/>
-            <w:r>
-              <w:rPr>
-                <w:rFonts w:ascii="Times New Roman" w:hAnsi="Times New Roman" w:eastAsia="Times New Roman"/>
-                <w:b w:val="0"/>
-                <w:sz w:val="14"/>
-              </w:rPr>
-              <w:t>orderService/AdminPage</w:t>
-            </w:r>
-          </w:p>
-        </w:tc>
-        <w:tc>
-          <w:tcPr>
-            <w:tcW w:type="dxa" w:w="2051"/>
-          </w:tcPr>
-          <w:p>
-            <w:pPr>
-              <w:spacing w:after="0"/>
-            </w:pPr>
-            <w:r/>
-            <w:r>
-              <w:rPr>
-                <w:rFonts w:ascii="Times New Roman" w:hAnsi="Times New Roman" w:eastAsia="Times New Roman"/>
-                <w:b w:val="0"/>
-                <w:sz w:val="14"/>
-              </w:rPr>
-              <w:t>uuid заказа, status</w:t>
-            </w:r>
-          </w:p>
-        </w:tc>
-        <w:tc>
-          <w:tcPr>
-            <w:tcW w:type="dxa" w:w="2051"/>
-          </w:tcPr>
-          <w:p>
-            <w:pPr>
-              <w:spacing w:after="0"/>
-            </w:pPr>
-            <w:r/>
-            <w:r>
-              <w:rPr>
-                <w:rFonts w:ascii="Times New Roman" w:hAnsi="Times New Roman" w:eastAsia="Times New Roman"/>
-                <w:b w:val="0"/>
-                <w:sz w:val="14"/>
-              </w:rPr>
-              <w:t>Обновляет orders.status.</w:t>
-            </w:r>
-          </w:p>
-        </w:tc>
-      </w:tr>
-      <w:tr>
-        <w:tc>
-          <w:tcPr>
-            <w:tcW w:type="dxa" w:w="2051"/>
-          </w:tcPr>
-          <w:p>
-            <w:pPr>
-              <w:spacing w:after="0"/>
-            </w:pPr>
-            <w:r/>
-            <w:r>
-              <w:rPr>
-                <w:rFonts w:ascii="Times New Roman" w:hAnsi="Times New Roman" w:eastAsia="Times New Roman"/>
-                <w:b w:val="0"/>
-                <w:sz w:val="14"/>
-              </w:rPr>
-              <w:t>public.handle_new_user()</w:t>
-            </w:r>
-          </w:p>
-        </w:tc>
-        <w:tc>
-          <w:tcPr>
-            <w:tcW w:type="dxa" w:w="2051"/>
-          </w:tcPr>
-          <w:p>
-            <w:pPr>
-              <w:spacing w:after="0"/>
-            </w:pPr>
-            <w:r/>
-            <w:r>
-              <w:rPr>
-                <w:rFonts w:ascii="Times New Roman" w:hAnsi="Times New Roman" w:eastAsia="Times New Roman"/>
-                <w:b w:val="0"/>
-                <w:sz w:val="14"/>
-              </w:rPr>
-              <w:t>Создание profiles после регистрации Supabase Auth.</w:t>
-            </w:r>
-          </w:p>
-        </w:tc>
-        <w:tc>
-          <w:tcPr>
-            <w:tcW w:type="dxa" w:w="2051"/>
-          </w:tcPr>
-          <w:p>
-            <w:pPr>
-              <w:spacing w:after="0"/>
-            </w:pPr>
-            <w:r/>
-            <w:r>
-              <w:rPr>
-                <w:rFonts w:ascii="Times New Roman" w:hAnsi="Times New Roman" w:eastAsia="Times New Roman"/>
-                <w:b w:val="0"/>
-                <w:sz w:val="14"/>
-              </w:rPr>
-              <w:t>Auth trigger</w:t>
-            </w:r>
-          </w:p>
-        </w:tc>
-        <w:tc>
-          <w:tcPr>
-            <w:tcW w:type="dxa" w:w="2051"/>
-          </w:tcPr>
-          <w:p>
-            <w:pPr>
-              <w:spacing w:after="0"/>
-            </w:pPr>
-            <w:r/>
-            <w:r>
-              <w:rPr>
-                <w:rFonts w:ascii="Times New Roman" w:hAnsi="Times New Roman" w:eastAsia="Times New Roman"/>
-                <w:b w:val="0"/>
-                <w:sz w:val="14"/>
-              </w:rPr>
-              <w:t>NEW auth.users</w:t>
-            </w:r>
-          </w:p>
-        </w:tc>
-        <w:tc>
-          <w:tcPr>
-            <w:tcW w:type="dxa" w:w="2051"/>
-          </w:tcPr>
-          <w:p>
-            <w:pPr>
-              <w:spacing w:after="0"/>
-            </w:pPr>
-            <w:r/>
-            <w:r>
-              <w:rPr>
-                <w:rFonts w:ascii="Times New Roman" w:hAnsi="Times New Roman" w:eastAsia="Times New Roman"/>
-                <w:b w:val="0"/>
-                <w:sz w:val="14"/>
-              </w:rPr>
-              <w:t>Создает/обновляет public.profiles.</w:t>
-            </w:r>
-          </w:p>
-        </w:tc>
-      </w:tr>
-      <w:tr>
-        <w:tc>
-          <w:tcPr>
-            <w:tcW w:type="dxa" w:w="2051"/>
-          </w:tcPr>
-          <w:p>
-            <w:pPr>
-              <w:spacing w:after="0"/>
-            </w:pPr>
-            <w:r/>
-            <w:r>
-              <w:rPr>
-                <w:rFonts w:ascii="Times New Roman" w:hAnsi="Times New Roman" w:eastAsia="Times New Roman"/>
-                <w:b w:val="0"/>
-                <w:sz w:val="14"/>
-              </w:rPr>
-              <w:t>public.prevent_profile_role_escalation()</w:t>
-            </w:r>
-          </w:p>
-        </w:tc>
-        <w:tc>
-          <w:tcPr>
-            <w:tcW w:type="dxa" w:w="2051"/>
-          </w:tcPr>
-          <w:p>
-            <w:pPr>
-              <w:spacing w:after="0"/>
-            </w:pPr>
-            <w:r/>
-            <w:r>
-              <w:rPr>
-                <w:rFonts w:ascii="Times New Roman" w:hAnsi="Times New Roman" w:eastAsia="Times New Roman"/>
-                <w:b w:val="0"/>
-                <w:sz w:val="14"/>
-              </w:rPr>
-              <w:t>Запрет самостоятельного повышения роли.</w:t>
-            </w:r>
-          </w:p>
-        </w:tc>
-        <w:tc>
-          <w:tcPr>
-            <w:tcW w:type="dxa" w:w="2051"/>
-          </w:tcPr>
-          <w:p>
-            <w:pPr>
-              <w:spacing w:after="0"/>
-            </w:pPr>
-            <w:r/>
-            <w:r>
-              <w:rPr>
-                <w:rFonts w:ascii="Times New Roman" w:hAnsi="Times New Roman" w:eastAsia="Times New Roman"/>
-                <w:b w:val="0"/>
-                <w:sz w:val="14"/>
-              </w:rPr>
-              <w:t>Trigger на profiles</w:t>
-            </w:r>
-          </w:p>
-        </w:tc>
-        <w:tc>
-          <w:tcPr>
-            <w:tcW w:type="dxa" w:w="2051"/>
-          </w:tcPr>
-          <w:p>
-            <w:pPr>
-              <w:spacing w:after="0"/>
-            </w:pPr>
-            <w:r/>
-            <w:r>
-              <w:rPr>
-                <w:rFonts w:ascii="Times New Roman" w:hAnsi="Times New Roman" w:eastAsia="Times New Roman"/>
-                <w:b w:val="0"/>
-                <w:sz w:val="14"/>
-              </w:rPr>
-              <w:t>OLD/NEW row</w:t>
-            </w:r>
-          </w:p>
-        </w:tc>
-        <w:tc>
-          <w:tcPr>
-            <w:tcW w:type="dxa" w:w="2051"/>
-          </w:tcPr>
-          <w:p>
-            <w:pPr>
-              <w:spacing w:after="0"/>
-            </w:pPr>
-            <w:r/>
-            <w:r>
-              <w:rPr>
-                <w:rFonts w:ascii="Times New Roman" w:hAnsi="Times New Roman" w:eastAsia="Times New Roman"/>
-                <w:b w:val="0"/>
-                <w:sz w:val="14"/>
-              </w:rPr>
-              <w:t>Отклоняет неразрешенное изменение role.</w:t>
-            </w:r>
-          </w:p>
-        </w:tc>
-      </w:tr>
-      <w:tr>
-        <w:tc>
-          <w:tcPr>
-            <w:tcW w:type="dxa" w:w="2051"/>
-          </w:tcPr>
-          <w:p>
-            <w:pPr>
-              <w:spacing w:after="0"/>
-            </w:pPr>
-            <w:r/>
-            <w:r>
-              <w:rPr>
-                <w:rFonts w:ascii="Times New Roman" w:hAnsi="Times New Roman" w:eastAsia="Times New Roman"/>
-                <w:b w:val="0"/>
-                <w:sz w:val="14"/>
-              </w:rPr>
-              <w:t>public.set_updated_at()</w:t>
-            </w:r>
-          </w:p>
-        </w:tc>
-        <w:tc>
-          <w:tcPr>
-            <w:tcW w:type="dxa" w:w="2051"/>
-          </w:tcPr>
-          <w:p>
-            <w:pPr>
-              <w:spacing w:after="0"/>
-            </w:pPr>
-            <w:r/>
-            <w:r>
-              <w:rPr>
-                <w:rFonts w:ascii="Times New Roman" w:hAnsi="Times New Roman" w:eastAsia="Times New Roman"/>
-                <w:b w:val="0"/>
-                <w:sz w:val="14"/>
-              </w:rPr>
-              <w:t>Автоматическое обновление updated_at.</w:t>
-            </w:r>
-          </w:p>
-        </w:tc>
-        <w:tc>
-          <w:tcPr>
-            <w:tcW w:type="dxa" w:w="2051"/>
-          </w:tcPr>
-          <w:p>
-            <w:pPr>
-              <w:spacing w:after="0"/>
-            </w:pPr>
-            <w:r/>
-            <w:r>
-              <w:rPr>
-                <w:rFonts w:ascii="Times New Roman" w:hAnsi="Times New Roman" w:eastAsia="Times New Roman"/>
-                <w:b w:val="0"/>
-                <w:sz w:val="14"/>
-              </w:rPr>
-              <w:t>Triggers</w:t>
-            </w:r>
-          </w:p>
-        </w:tc>
-        <w:tc>
-          <w:tcPr>
-            <w:tcW w:type="dxa" w:w="2051"/>
-          </w:tcPr>
-          <w:p>
-            <w:pPr>
-              <w:spacing w:after="0"/>
-            </w:pPr>
-            <w:r/>
-            <w:r>
-              <w:rPr>
-                <w:rFonts w:ascii="Times New Roman" w:hAnsi="Times New Roman" w:eastAsia="Times New Roman"/>
-                <w:b w:val="0"/>
-                <w:sz w:val="14"/>
-              </w:rPr>
-              <w:t>NEW row</w:t>
-            </w:r>
-          </w:p>
-        </w:tc>
-        <w:tc>
-          <w:tcPr>
-            <w:tcW w:type="dxa" w:w="2051"/>
-          </w:tcPr>
-          <w:p>
-            <w:pPr>
-              <w:spacing w:after="0"/>
-            </w:pPr>
-            <w:r/>
-            <w:r>
-              <w:rPr>
-                <w:rFonts w:ascii="Times New Roman" w:hAnsi="Times New Roman" w:eastAsia="Times New Roman"/>
-                <w:b w:val="0"/>
-                <w:sz w:val="14"/>
-              </w:rPr>
-              <w:t>Меняет updated_at на now().</w:t>
-            </w:r>
-          </w:p>
-        </w:tc>
-      </w:tr>
-      <w:tr>
-        <w:tc>
-          <w:tcPr>
-            <w:tcW w:type="dxa" w:w="2051"/>
-          </w:tcPr>
-          <w:p>
-            <w:pPr>
-              <w:spacing w:after="0"/>
-            </w:pPr>
-            <w:r/>
-            <w:r>
-              <w:rPr>
-                <w:rFonts w:ascii="Times New Roman" w:hAnsi="Times New Roman" w:eastAsia="Times New Roman"/>
-                <w:b w:val="0"/>
-                <w:sz w:val="14"/>
-              </w:rPr>
-              <w:t>public.admin_slugify(value)</w:t>
-            </w:r>
-          </w:p>
-        </w:tc>
-        <w:tc>
-          <w:tcPr>
-            <w:tcW w:type="dxa" w:w="2051"/>
-          </w:tcPr>
-          <w:p>
-            <w:pPr>
-              <w:spacing w:after="0"/>
-            </w:pPr>
-            <w:r/>
-            <w:r>
-              <w:rPr>
-                <w:rFonts w:ascii="Times New Roman" w:hAnsi="Times New Roman" w:eastAsia="Times New Roman"/>
-                <w:b w:val="0"/>
-                <w:sz w:val="14"/>
-              </w:rPr>
-              <w:t>Формирование slug для книги.</w:t>
-            </w:r>
-          </w:p>
-        </w:tc>
-        <w:tc>
-          <w:tcPr>
-            <w:tcW w:type="dxa" w:w="2051"/>
-          </w:tcPr>
-          <w:p>
-            <w:pPr>
-              <w:spacing w:after="0"/>
-            </w:pPr>
-            <w:r/>
-            <w:r>
-              <w:rPr>
-                <w:rFonts w:ascii="Times New Roman" w:hAnsi="Times New Roman" w:eastAsia="Times New Roman"/>
-                <w:b w:val="0"/>
-                <w:sz w:val="14"/>
-              </w:rPr>
-              <w:t>admin RPC</w:t>
-            </w:r>
-          </w:p>
-        </w:tc>
-        <w:tc>
-          <w:tcPr>
-            <w:tcW w:type="dxa" w:w="2051"/>
-          </w:tcPr>
-          <w:p>
-            <w:pPr>
-              <w:spacing w:after="0"/>
-            </w:pPr>
-            <w:r/>
-            <w:r>
-              <w:rPr>
-                <w:rFonts w:ascii="Times New Roman" w:hAnsi="Times New Roman" w:eastAsia="Times New Roman"/>
-                <w:b w:val="0"/>
-                <w:sz w:val="14"/>
-              </w:rPr>
-              <w:t>text</w:t>
-            </w:r>
-          </w:p>
-        </w:tc>
-        <w:tc>
-          <w:tcPr>
-            <w:tcW w:type="dxa" w:w="2051"/>
-          </w:tcPr>
-          <w:p>
-            <w:pPr>
-              <w:spacing w:after="0"/>
-            </w:pPr>
-            <w:r/>
-            <w:r>
-              <w:rPr>
-                <w:rFonts w:ascii="Times New Roman" w:hAnsi="Times New Roman" w:eastAsia="Times New Roman"/>
-                <w:b w:val="0"/>
-                <w:sz w:val="14"/>
-              </w:rPr>
-              <w:t>text slug.</w:t>
-            </w:r>
-          </w:p>
-        </w:tc>
-      </w:tr>
-    </w:tbl>
-    <w:p/>
-    <w:p>
-      <w:pPr>
-        <w:spacing w:after="120"/>
-        <w:ind w:firstLine="425"/>
-      </w:pPr>
-      <w:r>
-        <w:rPr>
-          <w:rFonts w:ascii="Times New Roman" w:hAnsi="Times New Roman" w:eastAsia="Times New Roman"/>
-          <w:sz w:val="24"/>
-        </w:rPr>
-        <w:t>По инвентаризации Supabase на демонстрационном стенде также могут присутствовать функции semantic_search_books и get_similar_books. В текущем исходном коде и миграциях проекта они не используются как основной пользовательский интерфейс; полноценный vector search следует синхронизировать миграциями на следующем этапе.</w:t>
-      </w:r>
-    </w:p>
-    <w:p>
-      <w:pPr>
-        <w:pStyle w:val="Heading1"/>
-      </w:pPr>
-      <w:r>
-        <w:t>5. Vercel Function /api/analyze-book</w:t>
-      </w:r>
-    </w:p>
-    <w:tbl>
-      <w:tblPr>
-        <w:tblStyle w:val="TableGrid"/>
-        <w:tblW w:type="auto" w:w="0"/>
-        <w:jc w:val="center"/>
-        <w:tblLayout w:type="autofit"/>
-        <w:tblLook w:firstColumn="1" w:firstRow="1" w:lastColumn="0" w:lastRow="0" w:noHBand="0" w:noVBand="1" w:val="04A0"/>
-      </w:tblPr>
-      <w:tblGrid>
-        <w:gridCol w:w="5128"/>
-        <w:gridCol w:w="5128"/>
-      </w:tblGrid>
-      <w:tr>
-        <w:trPr>
-          <w:tblHeader w:val="true"/>
-        </w:trPr>
-        <w:tc>
-          <w:tcPr>
-            <w:tcW w:type="dxa" w:w="5128"/>
-            <w:vAlign w:val="top"/>
-            <w:shd w:fill="D9EAF7"/>
-          </w:tcPr>
-          <w:p>
-            <w:pPr>
-              <w:spacing w:after="0"/>
-            </w:pPr>
-            <w:r/>
-            <w:r>
-              <w:rPr>
-                <w:rFonts w:ascii="Times New Roman" w:hAnsi="Times New Roman" w:eastAsia="Times New Roman"/>
-                <w:b/>
-                <w:sz w:val="16"/>
-              </w:rPr>
-              <w:t>Параметр</w:t>
-            </w:r>
-          </w:p>
-        </w:tc>
-        <w:tc>
-          <w:tcPr>
-            <w:tcW w:type="dxa" w:w="5128"/>
-            <w:vAlign w:val="top"/>
-            <w:shd w:fill="D9EAF7"/>
-          </w:tcPr>
-          <w:p>
-            <w:pPr>
-              <w:spacing w:after="0"/>
-            </w:pPr>
-            <w:r/>
-            <w:r>
-              <w:rPr>
-                <w:rFonts w:ascii="Times New Roman" w:hAnsi="Times New Roman" w:eastAsia="Times New Roman"/>
-                <w:b/>
-                <w:sz w:val="16"/>
-              </w:rPr>
-              <w:t>Описание</w:t>
-            </w:r>
-          </w:p>
-        </w:tc>
-      </w:tr>
-      <w:tr>
-        <w:tc>
-          <w:tcPr>
-            <w:tcW w:type="dxa" w:w="5128"/>
-          </w:tcPr>
-          <w:p>
-            <w:pPr>
-              <w:spacing w:after="0"/>
-            </w:pPr>
-            <w:r/>
-            <w:r>
-              <w:rPr>
-                <w:rFonts w:ascii="Times New Roman" w:hAnsi="Times New Roman" w:eastAsia="Times New Roman"/>
-                <w:b w:val="0"/>
-                <w:sz w:val="16"/>
-              </w:rPr>
-              <w:t>Назначение</w:t>
-            </w:r>
-          </w:p>
-        </w:tc>
-        <w:tc>
-          <w:tcPr>
-            <w:tcW w:type="dxa" w:w="5128"/>
-          </w:tcPr>
-          <w:p>
-            <w:pPr>
-              <w:spacing w:after="0"/>
-            </w:pPr>
-            <w:r/>
-            <w:r>
-              <w:rPr>
-                <w:rFonts w:ascii="Times New Roman" w:hAnsi="Times New Roman" w:eastAsia="Times New Roman"/>
-                <w:b w:val="0"/>
-                <w:sz w:val="16"/>
-              </w:rPr>
-              <w:t>Серверный запуск ИИ-анализа книги администратором без раскрытия приватных ключей во frontend.</w:t>
-            </w:r>
-          </w:p>
-        </w:tc>
-      </w:tr>
-      <w:tr>
-        <w:tc>
-          <w:tcPr>
-            <w:tcW w:type="dxa" w:w="5128"/>
-          </w:tcPr>
-          <w:p>
-            <w:pPr>
-              <w:spacing w:after="0"/>
-            </w:pPr>
-            <w:r/>
-            <w:r>
-              <w:rPr>
-                <w:rFonts w:ascii="Times New Roman" w:hAnsi="Times New Roman" w:eastAsia="Times New Roman"/>
-                <w:b w:val="0"/>
-                <w:sz w:val="16"/>
-              </w:rPr>
-              <w:t>HTTP-метод</w:t>
-            </w:r>
-          </w:p>
-        </w:tc>
-        <w:tc>
-          <w:tcPr>
-            <w:tcW w:type="dxa" w:w="5128"/>
-          </w:tcPr>
-          <w:p>
-            <w:pPr>
-              <w:spacing w:after="0"/>
-            </w:pPr>
-            <w:r/>
-            <w:r>
-              <w:rPr>
-                <w:rFonts w:ascii="Times New Roman" w:hAnsi="Times New Roman" w:eastAsia="Times New Roman"/>
-                <w:b w:val="0"/>
-                <w:sz w:val="16"/>
-              </w:rPr>
-              <w:t>POST. Остальные методы возвращают 405.</w:t>
-            </w:r>
-          </w:p>
-        </w:tc>
-      </w:tr>
-      <w:tr>
-        <w:tc>
-          <w:tcPr>
-            <w:tcW w:type="dxa" w:w="5128"/>
-          </w:tcPr>
-          <w:p>
-            <w:pPr>
-              <w:spacing w:after="0"/>
-            </w:pPr>
-            <w:r/>
-            <w:r>
-              <w:rPr>
-                <w:rFonts w:ascii="Times New Roman" w:hAnsi="Times New Roman" w:eastAsia="Times New Roman"/>
-                <w:b w:val="0"/>
-                <w:sz w:val="16"/>
-              </w:rPr>
-              <w:t>Авторизация</w:t>
-            </w:r>
-          </w:p>
-        </w:tc>
-        <w:tc>
-          <w:tcPr>
-            <w:tcW w:type="dxa" w:w="5128"/>
-          </w:tcPr>
-          <w:p>
-            <w:pPr>
-              <w:spacing w:after="0"/>
-            </w:pPr>
-            <w:r/>
-            <w:r>
-              <w:rPr>
-                <w:rFonts w:ascii="Times New Roman" w:hAnsi="Times New Roman" w:eastAsia="Times New Roman"/>
-                <w:b w:val="0"/>
-                <w:sz w:val="16"/>
-              </w:rPr>
-              <w:t>Authorization: Bearer &lt;supabase_access_token&gt;. Функция проверяет token через Supabase Auth и роль admin в profiles.</w:t>
-            </w:r>
-          </w:p>
-        </w:tc>
-      </w:tr>
-      <w:tr>
-        <w:tc>
-          <w:tcPr>
-            <w:tcW w:type="dxa" w:w="5128"/>
-          </w:tcPr>
-          <w:p>
-            <w:pPr>
-              <w:spacing w:after="0"/>
-            </w:pPr>
-            <w:r/>
-            <w:r>
-              <w:rPr>
-                <w:rFonts w:ascii="Times New Roman" w:hAnsi="Times New Roman" w:eastAsia="Times New Roman"/>
-                <w:b w:val="0"/>
-                <w:sz w:val="16"/>
-              </w:rPr>
-              <w:t>Тело запроса</w:t>
-            </w:r>
-          </w:p>
-        </w:tc>
-        <w:tc>
-          <w:tcPr>
-            <w:tcW w:type="dxa" w:w="5128"/>
-          </w:tcPr>
-          <w:p>
-            <w:pPr>
-              <w:spacing w:after="0"/>
-            </w:pPr>
-            <w:r/>
-            <w:r>
-              <w:rPr>
-                <w:rFonts w:ascii="Times New Roman" w:hAnsi="Times New Roman" w:eastAsia="Times New Roman"/>
-                <w:b w:val="0"/>
-                <w:sz w:val="16"/>
-              </w:rPr>
-              <w:t>JSON: { "bookId": "uuid" }. В функции также предусмотрена обработка book_id.</w:t>
-            </w:r>
-          </w:p>
-        </w:tc>
-      </w:tr>
-      <w:tr>
-        <w:tc>
-          <w:tcPr>
-            <w:tcW w:type="dxa" w:w="5128"/>
-          </w:tcPr>
-          <w:p>
-            <w:pPr>
-              <w:spacing w:after="0"/>
-            </w:pPr>
-            <w:r/>
-            <w:r>
-              <w:rPr>
-                <w:rFonts w:ascii="Times New Roman" w:hAnsi="Times New Roman" w:eastAsia="Times New Roman"/>
-                <w:b w:val="0"/>
-                <w:sz w:val="16"/>
-              </w:rPr>
-              <w:t>Успешный ответ</w:t>
-            </w:r>
-          </w:p>
-        </w:tc>
-        <w:tc>
-          <w:tcPr>
-            <w:tcW w:type="dxa" w:w="5128"/>
-          </w:tcPr>
-          <w:p>
-            <w:pPr>
-              <w:spacing w:after="0"/>
-            </w:pPr>
-            <w:r/>
-            <w:r>
-              <w:rPr>
-                <w:rFonts w:ascii="Times New Roman" w:hAnsi="Times New Roman" w:eastAsia="Times New Roman"/>
-                <w:b w:val="0"/>
-                <w:sz w:val="16"/>
-              </w:rPr>
-              <w:t>{ ok: true, job, profile, fallbackUsed }. job содержит статус ready, profile - сохраненный book_ai_profiles.</w:t>
-            </w:r>
-          </w:p>
-        </w:tc>
-      </w:tr>
-      <w:tr>
-        <w:tc>
-          <w:tcPr>
-            <w:tcW w:type="dxa" w:w="5128"/>
-          </w:tcPr>
-          <w:p>
-            <w:pPr>
-              <w:spacing w:after="0"/>
-            </w:pPr>
-            <w:r/>
-            <w:r>
-              <w:rPr>
-                <w:rFonts w:ascii="Times New Roman" w:hAnsi="Times New Roman" w:eastAsia="Times New Roman"/>
-                <w:b w:val="0"/>
-                <w:sz w:val="16"/>
-              </w:rPr>
-              <w:t>Ошибки</w:t>
-            </w:r>
-          </w:p>
-        </w:tc>
-        <w:tc>
-          <w:tcPr>
-            <w:tcW w:type="dxa" w:w="5128"/>
-          </w:tcPr>
-          <w:p>
-            <w:pPr>
-              <w:spacing w:after="0"/>
-            </w:pPr>
-            <w:r/>
-            <w:r>
-              <w:rPr>
-                <w:rFonts w:ascii="Times New Roman" w:hAnsi="Times New Roman" w:eastAsia="Times New Roman"/>
-                <w:b w:val="0"/>
-                <w:sz w:val="16"/>
-              </w:rPr>
-              <w:t>400: некорректный JSON/bookId/нет описания; 401: нет или недействительная сессия; 403: не admin; 404: книга не найдена; 405: метод не поддерживается; 500: серверная настройка или БД.</w:t>
-            </w:r>
-          </w:p>
-        </w:tc>
-      </w:tr>
-      <w:tr>
-        <w:tc>
-          <w:tcPr>
-            <w:tcW w:type="dxa" w:w="5128"/>
-          </w:tcPr>
-          <w:p>
-            <w:pPr>
-              <w:spacing w:after="0"/>
-            </w:pPr>
-            <w:r/>
-            <w:r>
-              <w:rPr>
-                <w:rFonts w:ascii="Times New Roman" w:hAnsi="Times New Roman" w:eastAsia="Times New Roman"/>
-                <w:b w:val="0"/>
-                <w:sz w:val="16"/>
-              </w:rPr>
-              <w:t>Изменяемые таблицы</w:t>
-            </w:r>
-          </w:p>
-        </w:tc>
-        <w:tc>
-          <w:tcPr>
-            <w:tcW w:type="dxa" w:w="5128"/>
-          </w:tcPr>
-          <w:p>
-            <w:pPr>
-              <w:spacing w:after="0"/>
-            </w:pPr>
-            <w:r/>
-            <w:r>
-              <w:rPr>
-                <w:rFonts w:ascii="Times New Roman" w:hAnsi="Times New Roman" w:eastAsia="Times New Roman"/>
-                <w:b w:val="0"/>
-                <w:sz w:val="16"/>
-              </w:rPr>
-              <w:t>ai_analysis_jobs: running -&gt; ready/failed; book_ai_profiles: running/ready/failed, summary, topics, keywords, complexity_level, emotional_tone, embedding.</w:t>
-            </w:r>
-          </w:p>
-        </w:tc>
-      </w:tr>
-      <w:tr>
-        <w:tc>
-          <w:tcPr>
-            <w:tcW w:type="dxa" w:w="5128"/>
-          </w:tcPr>
-          <w:p>
-            <w:pPr>
-              <w:spacing w:after="0"/>
-            </w:pPr>
-            <w:r/>
-            <w:r>
-              <w:rPr>
-                <w:rFonts w:ascii="Times New Roman" w:hAnsi="Times New Roman" w:eastAsia="Times New Roman"/>
-                <w:b w:val="0"/>
-                <w:sz w:val="16"/>
-              </w:rPr>
-              <w:t>ИИ-провайдер</w:t>
-            </w:r>
-          </w:p>
-        </w:tc>
-        <w:tc>
-          <w:tcPr>
-            <w:tcW w:type="dxa" w:w="5128"/>
-          </w:tcPr>
-          <w:p>
-            <w:pPr>
-              <w:spacing w:after="0"/>
-            </w:pPr>
-            <w:r/>
-            <w:r>
-              <w:rPr>
-                <w:rFonts w:ascii="Times New Roman" w:hAnsi="Times New Roman" w:eastAsia="Times New Roman"/>
-                <w:b w:val="0"/>
-                <w:sz w:val="16"/>
-              </w:rPr>
-              <w:t>OpenRouter chat completions; опционально OpenRouter embeddings, если задан OPENROUTER_EMBEDDING_MODEL.</w:t>
-            </w:r>
-          </w:p>
-        </w:tc>
-      </w:tr>
-      <w:tr>
-        <w:tc>
-          <w:tcPr>
-            <w:tcW w:type="dxa" w:w="5128"/>
-          </w:tcPr>
-          <w:p>
-            <w:pPr>
-              <w:spacing w:after="0"/>
-            </w:pPr>
-            <w:r/>
-            <w:r>
-              <w:rPr>
-                <w:rFonts w:ascii="Times New Roman" w:hAnsi="Times New Roman" w:eastAsia="Times New Roman"/>
-                <w:b w:val="0"/>
-                <w:sz w:val="16"/>
-              </w:rPr>
-              <w:t>Fallback</w:t>
-            </w:r>
-          </w:p>
-        </w:tc>
-        <w:tc>
-          <w:tcPr>
-            <w:tcW w:type="dxa" w:w="5128"/>
-          </w:tcPr>
-          <w:p>
-            <w:pPr>
-              <w:spacing w:after="0"/>
-            </w:pPr>
-            <w:r/>
-            <w:r>
-              <w:rPr>
-                <w:rFonts w:ascii="Times New Roman" w:hAnsi="Times New Roman" w:eastAsia="Times New Roman"/>
-                <w:b w:val="0"/>
-                <w:sz w:val="16"/>
-              </w:rPr>
-              <w:t>Если OPENROUTER_API_KEY отсутствует или провайдер недоступен, используется локальный deterministic fallback без внешнего API.</w:t>
-            </w:r>
-          </w:p>
-        </w:tc>
-      </w:tr>
-      <w:tr>
-        <w:tc>
-          <w:tcPr>
-            <w:tcW w:type="dxa" w:w="5128"/>
-          </w:tcPr>
-          <w:p>
-            <w:pPr>
-              <w:spacing w:after="0"/>
-            </w:pPr>
-            <w:r/>
-            <w:r>
-              <w:rPr>
-                <w:rFonts w:ascii="Times New Roman" w:hAnsi="Times New Roman" w:eastAsia="Times New Roman"/>
-                <w:b w:val="0"/>
-                <w:sz w:val="16"/>
-              </w:rPr>
-              <w:t>Переменные окружения</w:t>
-            </w:r>
-          </w:p>
-        </w:tc>
-        <w:tc>
-          <w:tcPr>
-            <w:tcW w:type="dxa" w:w="5128"/>
-          </w:tcPr>
-          <w:p>
-            <w:pPr>
-              <w:spacing w:after="0"/>
-            </w:pPr>
-            <w:r/>
-            <w:r>
-              <w:rPr>
-                <w:rFonts w:ascii="Times New Roman" w:hAnsi="Times New Roman" w:eastAsia="Times New Roman"/>
-                <w:b w:val="0"/>
-                <w:sz w:val="16"/>
-              </w:rPr>
-              <w:t>SUPABASE_URL/VITE_SUPABASE_URL/NEXT_PUBLIC_SUPABASE_URL, SUPABASE_SERVICE_ROLE_KEY, OPENROUTER_API_KEY, OPENROUTER_MODEL, OPENROUTER_EMBEDDING_MODEL, APP_URL/VERCEL_URL.</w:t>
-            </w:r>
-          </w:p>
-        </w:tc>
-      </w:tr>
-      <w:tr>
-        <w:tc>
-          <w:tcPr>
-            <w:tcW w:type="dxa" w:w="5128"/>
-          </w:tcPr>
-          <w:p>
-            <w:pPr>
-              <w:spacing w:after="0"/>
-            </w:pPr>
-            <w:r/>
-            <w:r>
-              <w:rPr>
-                <w:rFonts w:ascii="Times New Roman" w:hAnsi="Times New Roman" w:eastAsia="Times New Roman"/>
-                <w:b w:val="0"/>
-                <w:sz w:val="16"/>
-              </w:rPr>
-              <w:t>Ограничение безопасности</w:t>
-            </w:r>
-          </w:p>
-        </w:tc>
-        <w:tc>
-          <w:tcPr>
-            <w:tcW w:type="dxa" w:w="5128"/>
-          </w:tcPr>
-          <w:p>
-            <w:pPr>
-              <w:spacing w:after="0"/>
-            </w:pPr>
-            <w:r/>
-            <w:r>
-              <w:rPr>
-                <w:rFonts w:ascii="Times New Roman" w:hAnsi="Times New Roman" w:eastAsia="Times New Roman"/>
-                <w:b w:val="0"/>
-                <w:sz w:val="16"/>
-              </w:rPr>
-              <w:t>OPENROUTER_API_KEY и SUPABASE_SERVICE_ROLE_KEY не должны иметь префиксы VITE_ или NEXT_PUBLIC_ и не должны попадать в browser bundle.</w:t>
-            </w:r>
-          </w:p>
-        </w:tc>
-      </w:tr>
-    </w:tbl>
-    <w:p/>
-    <w:p>
-      <w:pPr>
-        <w:pStyle w:val="Heading1"/>
-      </w:pPr>
-      <w:r>
-        <w:t>6. Сопоставление старой REST-спецификации с фактической реализацией</w:t>
-      </w:r>
-    </w:p>
-    <w:tbl>
-      <w:tblPr>
-        <w:tblStyle w:val="TableGrid"/>
-        <w:tblW w:type="auto" w:w="0"/>
-        <w:jc w:val="center"/>
-        <w:tblLayout w:type="autofit"/>
-        <w:tblLook w:firstColumn="1" w:firstRow="1" w:lastColumn="0" w:lastRow="0" w:noHBand="0" w:noVBand="1" w:val="04A0"/>
-      </w:tblPr>
-      <w:tblGrid>
-        <w:gridCol w:w="5128"/>
-        <w:gridCol w:w="5128"/>
-      </w:tblGrid>
-      <w:tr>
-        <w:trPr>
-          <w:tblHeader w:val="true"/>
-        </w:trPr>
-        <w:tc>
-          <w:tcPr>
-            <w:tcW w:type="dxa" w:w="5128"/>
-            <w:vAlign w:val="top"/>
-            <w:shd w:fill="D9EAF7"/>
-          </w:tcPr>
-          <w:p>
-            <w:pPr>
-              <w:spacing w:after="0"/>
-            </w:pPr>
-            <w:r/>
-            <w:r>
-              <w:rPr>
-                <w:rFonts w:ascii="Times New Roman" w:hAnsi="Times New Roman" w:eastAsia="Times New Roman"/>
-                <w:b/>
-                <w:sz w:val="16"/>
+                <w:sz w:val="20"/>
               </w:rPr>
               <w:t>Старый endpoint из документа</w:t>
             </w:r>
@@ -3907,20 +1639,17 @@
         </w:tc>
         <w:tc>
           <w:tcPr>
-            <w:tcW w:type="dxa" w:w="5128"/>
-            <w:vAlign w:val="top"/>
-            <w:shd w:fill="D9EAF7"/>
+            <w:tcW w:type="dxa" w:w="4986"/>
+            <w:shd w:fill="E8E4DC"/>
+            <w:vAlign w:val="center"/>
           </w:tcPr>
           <w:p>
-            <w:pPr>
-              <w:spacing w:after="0"/>
-            </w:pPr>
             <w:r/>
             <w:r>
               <w:rPr>
-                <w:rFonts w:ascii="Times New Roman" w:hAnsi="Times New Roman" w:eastAsia="Times New Roman"/>
+                <w:rFonts w:ascii="Times New Roman" w:hAnsi="Times New Roman"/>
                 <w:b/>
-                <w:sz w:val="16"/>
+                <w:sz w:val="20"/>
               </w:rPr>
               <w:t>Фактическая реализация в проекте</w:t>
             </w:r>
@@ -3930,18 +1659,16 @@
       <w:tr>
         <w:tc>
           <w:tcPr>
-            <w:tcW w:type="dxa" w:w="5128"/>
+            <w:tcW w:type="dxa" w:w="4986"/>
+            <w:vAlign w:val="top"/>
           </w:tcPr>
           <w:p>
-            <w:pPr>
-              <w:spacing w:after="0"/>
-            </w:pPr>
             <w:r/>
             <w:r>
               <w:rPr>
-                <w:rFonts w:ascii="Times New Roman" w:hAnsi="Times New Roman" w:eastAsia="Times New Roman"/>
+                <w:rFonts w:ascii="Times New Roman" w:hAnsi="Times New Roman"/>
                 <w:b w:val="0"/>
-                <w:sz w:val="16"/>
+                <w:sz w:val="20"/>
               </w:rPr>
               <w:t>POST /auth/register</w:t>
             </w:r>
@@ -3949,18 +1676,16 @@
         </w:tc>
         <w:tc>
           <w:tcPr>
-            <w:tcW w:type="dxa" w:w="5128"/>
+            <w:tcW w:type="dxa" w:w="4986"/>
+            <w:vAlign w:val="top"/>
           </w:tcPr>
           <w:p>
-            <w:pPr>
-              <w:spacing w:after="0"/>
-            </w:pPr>
             <w:r/>
             <w:r>
               <w:rPr>
-                <w:rFonts w:ascii="Times New Roman" w:hAnsi="Times New Roman" w:eastAsia="Times New Roman"/>
+                <w:rFonts w:ascii="Times New Roman" w:hAnsi="Times New Roman"/>
                 <w:b w:val="0"/>
-                <w:sz w:val="16"/>
+                <w:sz w:val="20"/>
               </w:rPr>
               <w:t>Supabase Auth signUp.</w:t>
             </w:r>
@@ -3970,18 +1695,16 @@
       <w:tr>
         <w:tc>
           <w:tcPr>
-            <w:tcW w:type="dxa" w:w="5128"/>
+            <w:tcW w:type="dxa" w:w="4986"/>
+            <w:vAlign w:val="top"/>
           </w:tcPr>
           <w:p>
-            <w:pPr>
-              <w:spacing w:after="0"/>
-            </w:pPr>
             <w:r/>
             <w:r>
               <w:rPr>
-                <w:rFonts w:ascii="Times New Roman" w:hAnsi="Times New Roman" w:eastAsia="Times New Roman"/>
+                <w:rFonts w:ascii="Times New Roman" w:hAnsi="Times New Roman"/>
                 <w:b w:val="0"/>
-                <w:sz w:val="16"/>
+                <w:sz w:val="20"/>
               </w:rPr>
               <w:t>POST /auth/login</w:t>
             </w:r>
@@ -3989,18 +1712,16 @@
         </w:tc>
         <w:tc>
           <w:tcPr>
-            <w:tcW w:type="dxa" w:w="5128"/>
+            <w:tcW w:type="dxa" w:w="4986"/>
+            <w:vAlign w:val="top"/>
           </w:tcPr>
           <w:p>
-            <w:pPr>
-              <w:spacing w:after="0"/>
-            </w:pPr>
             <w:r/>
             <w:r>
               <w:rPr>
-                <w:rFonts w:ascii="Times New Roman" w:hAnsi="Times New Roman" w:eastAsia="Times New Roman"/>
+                <w:rFonts w:ascii="Times New Roman" w:hAnsi="Times New Roman"/>
                 <w:b w:val="0"/>
-                <w:sz w:val="16"/>
+                <w:sz w:val="20"/>
               </w:rPr>
               <w:t>Supabase Auth signInWithPassword.</w:t>
             </w:r>
@@ -4010,18 +1731,16 @@
       <w:tr>
         <w:tc>
           <w:tcPr>
-            <w:tcW w:type="dxa" w:w="5128"/>
+            <w:tcW w:type="dxa" w:w="4986"/>
+            <w:vAlign w:val="top"/>
           </w:tcPr>
           <w:p>
-            <w:pPr>
-              <w:spacing w:after="0"/>
-            </w:pPr>
             <w:r/>
             <w:r>
               <w:rPr>
-                <w:rFonts w:ascii="Times New Roman" w:hAnsi="Times New Roman" w:eastAsia="Times New Roman"/>
+                <w:rFonts w:ascii="Times New Roman" w:hAnsi="Times New Roman"/>
                 <w:b w:val="0"/>
-                <w:sz w:val="16"/>
+                <w:sz w:val="20"/>
               </w:rPr>
               <w:t>GET /me</w:t>
             </w:r>
@@ -4029,20 +1748,18 @@
         </w:tc>
         <w:tc>
           <w:tcPr>
-            <w:tcW w:type="dxa" w:w="5128"/>
+            <w:tcW w:type="dxa" w:w="4986"/>
+            <w:vAlign w:val="top"/>
           </w:tcPr>
           <w:p>
-            <w:pPr>
-              <w:spacing w:after="0"/>
-            </w:pPr>
             <w:r/>
             <w:r>
               <w:rPr>
-                <w:rFonts w:ascii="Times New Roman" w:hAnsi="Times New Roman" w:eastAsia="Times New Roman"/>
+                <w:rFonts w:ascii="Times New Roman" w:hAnsi="Times New Roman"/>
                 <w:b w:val="0"/>
-                <w:sz w:val="16"/>
+                <w:sz w:val="20"/>
               </w:rPr>
-              <w:t>Supabase Auth getUser/getSession + таблица profiles.</w:t>
+              <w:t>Supabase Auth getUser + таблица profiles.</w:t>
             </w:r>
           </w:p>
         </w:tc>
@@ -4050,18 +1767,16 @@
       <w:tr>
         <w:tc>
           <w:tcPr>
-            <w:tcW w:type="dxa" w:w="5128"/>
+            <w:tcW w:type="dxa" w:w="4986"/>
+            <w:vAlign w:val="top"/>
           </w:tcPr>
           <w:p>
-            <w:pPr>
-              <w:spacing w:after="0"/>
-            </w:pPr>
             <w:r/>
             <w:r>
               <w:rPr>
-                <w:rFonts w:ascii="Times New Roman" w:hAnsi="Times New Roman" w:eastAsia="Times New Roman"/>
+                <w:rFonts w:ascii="Times New Roman" w:hAnsi="Times New Roman"/>
                 <w:b w:val="0"/>
-                <w:sz w:val="16"/>
+                <w:sz w:val="20"/>
               </w:rPr>
               <w:t>PUT /me/preferences</w:t>
             </w:r>
@@ -4069,20 +1784,18 @@
         </w:tc>
         <w:tc>
           <w:tcPr>
-            <w:tcW w:type="dxa" w:w="5128"/>
+            <w:tcW w:type="dxa" w:w="4986"/>
+            <w:vAlign w:val="top"/>
           </w:tcPr>
           <w:p>
-            <w:pPr>
-              <w:spacing w:after="0"/>
-            </w:pPr>
             <w:r/>
             <w:r>
               <w:rPr>
-                <w:rFonts w:ascii="Times New Roman" w:hAnsi="Times New Roman" w:eastAsia="Times New Roman"/>
+                <w:rFonts w:ascii="Times New Roman" w:hAnsi="Times New Roman"/>
                 <w:b w:val="0"/>
-                <w:sz w:val="16"/>
+                <w:sz w:val="20"/>
               </w:rPr>
-              <w:t>Таблица user_preferences через Supabase client/upsert и RLS.</w:t>
+              <w:t>Таблица user_preferences через Supabase client и RLS.</w:t>
             </w:r>
           </w:p>
         </w:tc>
@@ -4090,18 +1803,16 @@
       <w:tr>
         <w:tc>
           <w:tcPr>
-            <w:tcW w:type="dxa" w:w="5128"/>
+            <w:tcW w:type="dxa" w:w="4986"/>
+            <w:vAlign w:val="top"/>
           </w:tcPr>
           <w:p>
-            <w:pPr>
-              <w:spacing w:after="0"/>
-            </w:pPr>
             <w:r/>
             <w:r>
               <w:rPr>
-                <w:rFonts w:ascii="Times New Roman" w:hAnsi="Times New Roman" w:eastAsia="Times New Roman"/>
+                <w:rFonts w:ascii="Times New Roman" w:hAnsi="Times New Roman"/>
                 <w:b w:val="0"/>
-                <w:sz w:val="16"/>
+                <w:sz w:val="20"/>
               </w:rPr>
               <w:t>GET /books</w:t>
             </w:r>
@@ -4109,20 +1820,18 @@
         </w:tc>
         <w:tc>
           <w:tcPr>
-            <w:tcW w:type="dxa" w:w="5128"/>
+            <w:tcW w:type="dxa" w:w="4986"/>
+            <w:vAlign w:val="top"/>
           </w:tcPr>
           <w:p>
-            <w:pPr>
-              <w:spacing w:after="0"/>
-            </w:pPr>
             <w:r/>
             <w:r>
               <w:rPr>
-                <w:rFonts w:ascii="Times New Roman" w:hAnsi="Times New Roman" w:eastAsia="Times New Roman"/>
+                <w:rFonts w:ascii="Times New Roman" w:hAnsi="Times New Roman"/>
                 <w:b w:val="0"/>
-                <w:sz w:val="16"/>
+                <w:sz w:val="20"/>
               </w:rPr>
-              <w:t>Запрос к public.book_catalog_view через catalogService.</w:t>
+              <w:t>book_catalog_view через Supabase client.</w:t>
             </w:r>
           </w:p>
         </w:tc>
@@ -4130,18 +1839,16 @@
       <w:tr>
         <w:tc>
           <w:tcPr>
-            <w:tcW w:type="dxa" w:w="5128"/>
+            <w:tcW w:type="dxa" w:w="4986"/>
+            <w:vAlign w:val="top"/>
           </w:tcPr>
           <w:p>
-            <w:pPr>
-              <w:spacing w:after="0"/>
-            </w:pPr>
             <w:r/>
             <w:r>
               <w:rPr>
-                <w:rFonts w:ascii="Times New Roman" w:hAnsi="Times New Roman" w:eastAsia="Times New Roman"/>
+                <w:rFonts w:ascii="Times New Roman" w:hAnsi="Times New Roman"/>
                 <w:b w:val="0"/>
-                <w:sz w:val="16"/>
+                <w:sz w:val="20"/>
               </w:rPr>
               <w:t>GET /books/{id}</w:t>
             </w:r>
@@ -4149,20 +1856,18 @@
         </w:tc>
         <w:tc>
           <w:tcPr>
-            <w:tcW w:type="dxa" w:w="5128"/>
+            <w:tcW w:type="dxa" w:w="4986"/>
+            <w:vAlign w:val="top"/>
           </w:tcPr>
           <w:p>
-            <w:pPr>
-              <w:spacing w:after="0"/>
-            </w:pPr>
             <w:r/>
             <w:r>
               <w:rPr>
-                <w:rFonts w:ascii="Times New Roman" w:hAnsi="Times New Roman" w:eastAsia="Times New Roman"/>
+                <w:rFonts w:ascii="Times New Roman" w:hAnsi="Times New Roman"/>
                 <w:b w:val="0"/>
-                <w:sz w:val="16"/>
+                <w:sz w:val="20"/>
               </w:rPr>
-              <w:t>Запрос к books/book_catalog_view, authors, genres, book_ai_profiles через Supabase client.</w:t>
+              <w:t>book_catalog_view и связанные authors/genres/book_ai_profiles.</w:t>
             </w:r>
           </w:p>
         </w:tc>
@@ -4170,39 +1875,35 @@
       <w:tr>
         <w:tc>
           <w:tcPr>
-            <w:tcW w:type="dxa" w:w="5128"/>
+            <w:tcW w:type="dxa" w:w="4986"/>
+            <w:vAlign w:val="top"/>
           </w:tcPr>
           <w:p>
-            <w:pPr>
-              <w:spacing w:after="0"/>
-            </w:pPr>
             <w:r/>
             <w:r>
               <w:rPr>
-                <w:rFonts w:ascii="Times New Roman" w:hAnsi="Times New Roman" w:eastAsia="Times New Roman"/>
+                <w:rFonts w:ascii="Times New Roman" w:hAnsi="Times New Roman"/>
                 <w:b w:val="0"/>
-                <w:sz w:val="16"/>
+                <w:sz w:val="20"/>
               </w:rPr>
-              <w:t>POST /books</w:t>
+              <w:t>POST /books, PUT /books/{id}, DELETE /books/{id}</w:t>
             </w:r>
           </w:p>
         </w:tc>
         <w:tc>
           <w:tcPr>
-            <w:tcW w:type="dxa" w:w="5128"/>
+            <w:tcW w:type="dxa" w:w="4986"/>
+            <w:vAlign w:val="top"/>
           </w:tcPr>
           <w:p>
-            <w:pPr>
-              <w:spacing w:after="0"/>
-            </w:pPr>
             <w:r/>
             <w:r>
               <w:rPr>
-                <w:rFonts w:ascii="Times New Roman" w:hAnsi="Times New Roman" w:eastAsia="Times New Roman"/>
+                <w:rFonts w:ascii="Times New Roman" w:hAnsi="Times New Roman"/>
                 <w:b w:val="0"/>
-                <w:sz w:val="16"/>
+                <w:sz w:val="20"/>
               </w:rPr>
-              <w:t>Административная RPC admin_create_book.</w:t>
+              <w:t>Административные RPC-функции и RLS.</w:t>
             </w:r>
           </w:p>
         </w:tc>
@@ -4210,39 +1911,35 @@
       <w:tr>
         <w:tc>
           <w:tcPr>
-            <w:tcW w:type="dxa" w:w="5128"/>
+            <w:tcW w:type="dxa" w:w="4986"/>
+            <w:vAlign w:val="top"/>
           </w:tcPr>
           <w:p>
-            <w:pPr>
-              <w:spacing w:after="0"/>
-            </w:pPr>
             <w:r/>
             <w:r>
               <w:rPr>
-                <w:rFonts w:ascii="Times New Roman" w:hAnsi="Times New Roman" w:eastAsia="Times New Roman"/>
+                <w:rFonts w:ascii="Times New Roman" w:hAnsi="Times New Roman"/>
                 <w:b w:val="0"/>
-                <w:sz w:val="16"/>
+                <w:sz w:val="20"/>
               </w:rPr>
-              <w:t>PUT /books/{id}</w:t>
+              <w:t>GET /recommendations</w:t>
             </w:r>
           </w:p>
         </w:tc>
         <w:tc>
           <w:tcPr>
-            <w:tcW w:type="dxa" w:w="5128"/>
+            <w:tcW w:type="dxa" w:w="4986"/>
+            <w:vAlign w:val="top"/>
           </w:tcPr>
           <w:p>
-            <w:pPr>
-              <w:spacing w:after="0"/>
-            </w:pPr>
             <w:r/>
             <w:r>
               <w:rPr>
-                <w:rFonts w:ascii="Times New Roman" w:hAnsi="Times New Roman" w:eastAsia="Times New Roman"/>
+                <w:rFonts w:ascii="Times New Roman" w:hAnsi="Times New Roman"/>
                 <w:b w:val="0"/>
-                <w:sz w:val="16"/>
+                <w:sz w:val="20"/>
               </w:rPr>
-              <w:t>Административная RPC admin_update_book.</w:t>
+              <w:t>Frontend recommendation service + Supabase tables.</w:t>
             </w:r>
           </w:p>
         </w:tc>
@@ -4250,39 +1947,35 @@
       <w:tr>
         <w:tc>
           <w:tcPr>
-            <w:tcW w:type="dxa" w:w="5128"/>
+            <w:tcW w:type="dxa" w:w="4986"/>
+            <w:vAlign w:val="top"/>
           </w:tcPr>
           <w:p>
-            <w:pPr>
-              <w:spacing w:after="0"/>
-            </w:pPr>
             <w:r/>
             <w:r>
               <w:rPr>
-                <w:rFonts w:ascii="Times New Roman" w:hAnsi="Times New Roman" w:eastAsia="Times New Roman"/>
+                <w:rFonts w:ascii="Times New Roman" w:hAnsi="Times New Roman"/>
                 <w:b w:val="0"/>
-                <w:sz w:val="16"/>
+                <w:sz w:val="20"/>
               </w:rPr>
-              <w:t>DELETE /books/{id}</w:t>
+              <w:t>GET /search/semantic</w:t>
             </w:r>
           </w:p>
         </w:tc>
         <w:tc>
           <w:tcPr>
-            <w:tcW w:type="dxa" w:w="5128"/>
+            <w:tcW w:type="dxa" w:w="4986"/>
+            <w:vAlign w:val="top"/>
           </w:tcPr>
           <w:p>
-            <w:pPr>
-              <w:spacing w:after="0"/>
-            </w:pPr>
             <w:r/>
             <w:r>
               <w:rPr>
-                <w:rFonts w:ascii="Times New Roman" w:hAnsi="Times New Roman" w:eastAsia="Times New Roman"/>
+                <w:rFonts w:ascii="Times New Roman" w:hAnsi="Times New Roman"/>
                 <w:b w:val="0"/>
-                <w:sz w:val="16"/>
+                <w:sz w:val="20"/>
               </w:rPr>
-              <w:t>Мягкое скрытие через RPC admin_soft_delete_book; восстановление через admin_restore_book.</w:t>
+              <w:t>POST /api/semantic-search + RPC match_books_semantic.</w:t>
             </w:r>
           </w:p>
         </w:tc>
@@ -4290,338 +1983,16 @@
       <w:tr>
         <w:tc>
           <w:tcPr>
-            <w:tcW w:type="dxa" w:w="5128"/>
+            <w:tcW w:type="dxa" w:w="4986"/>
+            <w:vAlign w:val="top"/>
           </w:tcPr>
           <w:p>
-            <w:pPr>
-              <w:spacing w:after="0"/>
-            </w:pPr>
             <w:r/>
             <w:r>
               <w:rPr>
-                <w:rFonts w:ascii="Times New Roman" w:hAnsi="Times New Roman" w:eastAsia="Times New Roman"/>
+                <w:rFonts w:ascii="Times New Roman" w:hAnsi="Times New Roman"/>
                 <w:b w:val="0"/>
-                <w:sz w:val="16"/>
-              </w:rPr>
-              <w:t>GET /recommendations</w:t>
-            </w:r>
-          </w:p>
-        </w:tc>
-        <w:tc>
-          <w:tcPr>
-            <w:tcW w:type="dxa" w:w="5128"/>
-          </w:tcPr>
-          <w:p>
-            <w:pPr>
-              <w:spacing w:after="0"/>
-            </w:pPr>
-            <w:r/>
-            <w:r>
-              <w:rPr>
-                <w:rFonts w:ascii="Times New Roman" w:hAnsi="Times New Roman" w:eastAsia="Times New Roman"/>
-                <w:b w:val="0"/>
-                <w:sz w:val="16"/>
-              </w:rPr>
-              <w:t>Frontend recommendationService + Supabase tables/book_catalog_view/book_ai_profiles/user_events.</w:t>
-            </w:r>
-          </w:p>
-        </w:tc>
-      </w:tr>
-      <w:tr>
-        <w:tc>
-          <w:tcPr>
-            <w:tcW w:type="dxa" w:w="5128"/>
-          </w:tcPr>
-          <w:p>
-            <w:pPr>
-              <w:spacing w:after="0"/>
-            </w:pPr>
-            <w:r/>
-            <w:r>
-              <w:rPr>
-                <w:rFonts w:ascii="Times New Roman" w:hAnsi="Times New Roman" w:eastAsia="Times New Roman"/>
-                <w:b w:val="0"/>
-                <w:sz w:val="16"/>
-              </w:rPr>
-              <w:t>GET /cart</w:t>
-            </w:r>
-          </w:p>
-        </w:tc>
-        <w:tc>
-          <w:tcPr>
-            <w:tcW w:type="dxa" w:w="5128"/>
-          </w:tcPr>
-          <w:p>
-            <w:pPr>
-              <w:spacing w:after="0"/>
-            </w:pPr>
-            <w:r/>
-            <w:r>
-              <w:rPr>
-                <w:rFonts w:ascii="Times New Roman" w:hAnsi="Times New Roman" w:eastAsia="Times New Roman"/>
-                <w:b w:val="0"/>
-                <w:sz w:val="16"/>
-              </w:rPr>
-              <w:t>Таблица cart_items + book_catalog_view с RLS.</w:t>
-            </w:r>
-          </w:p>
-        </w:tc>
-      </w:tr>
-      <w:tr>
-        <w:tc>
-          <w:tcPr>
-            <w:tcW w:type="dxa" w:w="5128"/>
-          </w:tcPr>
-          <w:p>
-            <w:pPr>
-              <w:spacing w:after="0"/>
-            </w:pPr>
-            <w:r/>
-            <w:r>
-              <w:rPr>
-                <w:rFonts w:ascii="Times New Roman" w:hAnsi="Times New Roman" w:eastAsia="Times New Roman"/>
-                <w:b w:val="0"/>
-                <w:sz w:val="16"/>
-              </w:rPr>
-              <w:t>POST /cart/items</w:t>
-            </w:r>
-          </w:p>
-        </w:tc>
-        <w:tc>
-          <w:tcPr>
-            <w:tcW w:type="dxa" w:w="5128"/>
-          </w:tcPr>
-          <w:p>
-            <w:pPr>
-              <w:spacing w:after="0"/>
-            </w:pPr>
-            <w:r/>
-            <w:r>
-              <w:rPr>
-                <w:rFonts w:ascii="Times New Roman" w:hAnsi="Times New Roman" w:eastAsia="Times New Roman"/>
-                <w:b w:val="0"/>
-                <w:sz w:val="16"/>
-              </w:rPr>
-              <w:t>insert/upsert в cart_items через cartService.</w:t>
-            </w:r>
-          </w:p>
-        </w:tc>
-      </w:tr>
-      <w:tr>
-        <w:tc>
-          <w:tcPr>
-            <w:tcW w:type="dxa" w:w="5128"/>
-          </w:tcPr>
-          <w:p>
-            <w:pPr>
-              <w:spacing w:after="0"/>
-            </w:pPr>
-            <w:r/>
-            <w:r>
-              <w:rPr>
-                <w:rFonts w:ascii="Times New Roman" w:hAnsi="Times New Roman" w:eastAsia="Times New Roman"/>
-                <w:b w:val="0"/>
-                <w:sz w:val="16"/>
-              </w:rPr>
-              <w:t>PATCH /cart/items/{itemId}</w:t>
-            </w:r>
-          </w:p>
-        </w:tc>
-        <w:tc>
-          <w:tcPr>
-            <w:tcW w:type="dxa" w:w="5128"/>
-          </w:tcPr>
-          <w:p>
-            <w:pPr>
-              <w:spacing w:after="0"/>
-            </w:pPr>
-            <w:r/>
-            <w:r>
-              <w:rPr>
-                <w:rFonts w:ascii="Times New Roman" w:hAnsi="Times New Roman" w:eastAsia="Times New Roman"/>
-                <w:b w:val="0"/>
-                <w:sz w:val="16"/>
-              </w:rPr>
-              <w:t>update cart_items.quantity через cartService.</w:t>
-            </w:r>
-          </w:p>
-        </w:tc>
-      </w:tr>
-      <w:tr>
-        <w:tc>
-          <w:tcPr>
-            <w:tcW w:type="dxa" w:w="5128"/>
-          </w:tcPr>
-          <w:p>
-            <w:pPr>
-              <w:spacing w:after="0"/>
-            </w:pPr>
-            <w:r/>
-            <w:r>
-              <w:rPr>
-                <w:rFonts w:ascii="Times New Roman" w:hAnsi="Times New Roman" w:eastAsia="Times New Roman"/>
-                <w:b w:val="0"/>
-                <w:sz w:val="16"/>
-              </w:rPr>
-              <w:t>DELETE /cart/items/{itemId}</w:t>
-            </w:r>
-          </w:p>
-        </w:tc>
-        <w:tc>
-          <w:tcPr>
-            <w:tcW w:type="dxa" w:w="5128"/>
-          </w:tcPr>
-          <w:p>
-            <w:pPr>
-              <w:spacing w:after="0"/>
-            </w:pPr>
-            <w:r/>
-            <w:r>
-              <w:rPr>
-                <w:rFonts w:ascii="Times New Roman" w:hAnsi="Times New Roman" w:eastAsia="Times New Roman"/>
-                <w:b w:val="0"/>
-                <w:sz w:val="16"/>
-              </w:rPr>
-              <w:t>delete from cart_items через cartService.</w:t>
-            </w:r>
-          </w:p>
-        </w:tc>
-      </w:tr>
-      <w:tr>
-        <w:tc>
-          <w:tcPr>
-            <w:tcW w:type="dxa" w:w="5128"/>
-          </w:tcPr>
-          <w:p>
-            <w:pPr>
-              <w:spacing w:after="0"/>
-            </w:pPr>
-            <w:r/>
-            <w:r>
-              <w:rPr>
-                <w:rFonts w:ascii="Times New Roman" w:hAnsi="Times New Roman" w:eastAsia="Times New Roman"/>
-                <w:b w:val="0"/>
-                <w:sz w:val="16"/>
-              </w:rPr>
-              <w:t>POST /orders</w:t>
-            </w:r>
-          </w:p>
-        </w:tc>
-        <w:tc>
-          <w:tcPr>
-            <w:tcW w:type="dxa" w:w="5128"/>
-          </w:tcPr>
-          <w:p>
-            <w:pPr>
-              <w:spacing w:after="0"/>
-            </w:pPr>
-            <w:r/>
-            <w:r>
-              <w:rPr>
-                <w:rFonts w:ascii="Times New Roman" w:hAnsi="Times New Roman" w:eastAsia="Times New Roman"/>
-                <w:b w:val="0"/>
-                <w:sz w:val="16"/>
-              </w:rPr>
-              <w:t>RPC create_order_from_cart.</w:t>
-            </w:r>
-          </w:p>
-        </w:tc>
-      </w:tr>
-      <w:tr>
-        <w:tc>
-          <w:tcPr>
-            <w:tcW w:type="dxa" w:w="5128"/>
-          </w:tcPr>
-          <w:p>
-            <w:pPr>
-              <w:spacing w:after="0"/>
-            </w:pPr>
-            <w:r/>
-            <w:r>
-              <w:rPr>
-                <w:rFonts w:ascii="Times New Roman" w:hAnsi="Times New Roman" w:eastAsia="Times New Roman"/>
-                <w:b w:val="0"/>
-                <w:sz w:val="16"/>
-              </w:rPr>
-              <w:t>GET /orders</w:t>
-            </w:r>
-          </w:p>
-        </w:tc>
-        <w:tc>
-          <w:tcPr>
-            <w:tcW w:type="dxa" w:w="5128"/>
-          </w:tcPr>
-          <w:p>
-            <w:pPr>
-              <w:spacing w:after="0"/>
-            </w:pPr>
-            <w:r/>
-            <w:r>
-              <w:rPr>
-                <w:rFonts w:ascii="Times New Roman" w:hAnsi="Times New Roman" w:eastAsia="Times New Roman"/>
-                <w:b w:val="0"/>
-                <w:sz w:val="16"/>
-              </w:rPr>
-              <w:t>Таблицы orders и order_items с RLS.</w:t>
-            </w:r>
-          </w:p>
-        </w:tc>
-      </w:tr>
-      <w:tr>
-        <w:tc>
-          <w:tcPr>
-            <w:tcW w:type="dxa" w:w="5128"/>
-          </w:tcPr>
-          <w:p>
-            <w:pPr>
-              <w:spacing w:after="0"/>
-            </w:pPr>
-            <w:r/>
-            <w:r>
-              <w:rPr>
-                <w:rFonts w:ascii="Times New Roman" w:hAnsi="Times New Roman" w:eastAsia="Times New Roman"/>
-                <w:b w:val="0"/>
-                <w:sz w:val="16"/>
-              </w:rPr>
-              <w:t>PATCH /orders/{id}/status</w:t>
-            </w:r>
-          </w:p>
-        </w:tc>
-        <w:tc>
-          <w:tcPr>
-            <w:tcW w:type="dxa" w:w="5128"/>
-          </w:tcPr>
-          <w:p>
-            <w:pPr>
-              <w:spacing w:after="0"/>
-            </w:pPr>
-            <w:r/>
-            <w:r>
-              <w:rPr>
-                <w:rFonts w:ascii="Times New Roman" w:hAnsi="Times New Roman" w:eastAsia="Times New Roman"/>
-                <w:b w:val="0"/>
-                <w:sz w:val="16"/>
-              </w:rPr>
-              <w:t>RPC admin_update_order_status.</w:t>
-            </w:r>
-          </w:p>
-        </w:tc>
-      </w:tr>
-      <w:tr>
-        <w:tc>
-          <w:tcPr>
-            <w:tcW w:type="dxa" w:w="5128"/>
-          </w:tcPr>
-          <w:p>
-            <w:pPr>
-              <w:spacing w:after="0"/>
-            </w:pPr>
-            <w:r/>
-            <w:r>
-              <w:rPr>
-                <w:rFonts w:ascii="Times New Roman" w:hAnsi="Times New Roman" w:eastAsia="Times New Roman"/>
-                <w:b w:val="0"/>
-                <w:sz w:val="16"/>
+                <w:sz w:val="20"/>
               </w:rPr>
               <w:t>POST /books/{id}/ai/analyze</w:t>
             </w:r>
@@ -4629,120 +2000,51 @@
         </w:tc>
         <w:tc>
           <w:tcPr>
-            <w:tcW w:type="dxa" w:w="5128"/>
+            <w:tcW w:type="dxa" w:w="4986"/>
+            <w:vAlign w:val="top"/>
           </w:tcPr>
           <w:p>
-            <w:pPr>
-              <w:spacing w:after="0"/>
-            </w:pPr>
             <w:r/>
             <w:r>
               <w:rPr>
-                <w:rFonts w:ascii="Times New Roman" w:hAnsi="Times New Roman" w:eastAsia="Times New Roman"/>
+                <w:rFonts w:ascii="Times New Roman" w:hAnsi="Times New Roman"/>
                 <w:b w:val="0"/>
-                <w:sz w:val="16"/>
+                <w:sz w:val="20"/>
               </w:rPr>
-              <w:t>Vercel Function POST /api/analyze-book.</w:t>
+              <w:t>POST /api/analyze-book.</w:t>
             </w:r>
           </w:p>
         </w:tc>
       </w:tr>
     </w:tbl>
     <w:p/>
-    <w:p>
-      <w:pPr>
-        <w:pStyle w:val="Heading1"/>
-      </w:pPr>
-      <w:r>
-        <w:t>7. Ошибки и безопасность</w:t>
-      </w:r>
-    </w:p>
-    <w:p>
-      <w:pPr>
-        <w:spacing w:after="60"/>
-        <w:ind w:left="425" w:hanging="198"/>
-      </w:pPr>
-      <w:r>
-        <w:rPr>
-          <w:rFonts w:ascii="Times New Roman" w:hAnsi="Times New Roman" w:eastAsia="Times New Roman"/>
-          <w:sz w:val="24"/>
-        </w:rPr>
-        <w:t>— Ошибки авторизации обрабатываются Supabase Auth и прикладными сервисами frontend.</w:t>
-      </w:r>
-    </w:p>
-    <w:p>
-      <w:pPr>
-        <w:spacing w:after="60"/>
-        <w:ind w:left="425" w:hanging="198"/>
-      </w:pPr>
-      <w:r>
-        <w:rPr>
-          <w:rFonts w:ascii="Times New Roman" w:hAnsi="Times New Roman" w:eastAsia="Times New Roman"/>
-          <w:sz w:val="24"/>
-        </w:rPr>
-        <w:t>— Ошибки доступа должны приводить к отказу на уровне RLS, RPC-проверки admin_require_admin или проверки роли в /api/analyze-book.</w:t>
-      </w:r>
-    </w:p>
-    <w:p>
-      <w:pPr>
-        <w:spacing w:after="60"/>
-        <w:ind w:left="425" w:hanging="198"/>
-      </w:pPr>
-      <w:r>
-        <w:rPr>
-          <w:rFonts w:ascii="Times New Roman" w:hAnsi="Times New Roman" w:eastAsia="Times New Roman"/>
-          <w:sz w:val="24"/>
-        </w:rPr>
-        <w:t>— Ошибки валидации обрабатываются в формах frontend, RPC-функциях и serverless-функции.</w:t>
-      </w:r>
-    </w:p>
-    <w:p>
-      <w:pPr>
-        <w:spacing w:after="60"/>
-        <w:ind w:left="425" w:hanging="198"/>
-      </w:pPr>
-      <w:r>
-        <w:rPr>
-          <w:rFonts w:ascii="Times New Roman" w:hAnsi="Times New Roman" w:eastAsia="Times New Roman"/>
-          <w:sz w:val="24"/>
-        </w:rPr>
-        <w:t>— Ошибки ИИ-провайдера не должны блокировать базовые сценарии покупки; для ИИ-анализа предусмотрен fallback или статус failed в ai_analysis_jobs.</w:t>
-      </w:r>
-    </w:p>
-    <w:p>
-      <w:pPr>
-        <w:spacing w:after="60"/>
-        <w:ind w:left="425" w:hanging="198"/>
-      </w:pPr>
-      <w:r>
-        <w:rPr>
-          <w:rFonts w:ascii="Times New Roman" w:hAnsi="Times New Roman" w:eastAsia="Times New Roman"/>
-          <w:sz w:val="24"/>
-        </w:rPr>
-        <w:t>— Ошибки базы данных не должны раскрывать SQL, токены или приватные переменные окружения пользователю.</w:t>
-      </w:r>
-    </w:p>
-    <w:p>
-      <w:pPr>
-        <w:spacing w:after="60"/>
-        <w:ind w:left="425" w:hanging="198"/>
-      </w:pPr>
-      <w:r>
-        <w:rPr>
-          <w:rFonts w:ascii="Times New Roman" w:hAnsi="Times New Roman" w:eastAsia="Times New Roman"/>
-          <w:sz w:val="24"/>
-        </w:rPr>
-        <w:t>— RLS является основным механизмом защиты пользовательских данных; frontend не должен полагаться только на скрытие кнопок в интерфейсе.</w:t>
-      </w:r>
-    </w:p>
     <w:sectPr>
+      <w:footerReference w:type="default" r:id="rId9"/>
       <w:pgSz w:w="12240" w:h="15840"/>
-      <w:pgMar w:top="1020" w:right="850" w:bottom="907" w:left="1134" w:header="720" w:footer="720" w:gutter="0"/>
+      <w:pgMar w:top="1134" w:right="850" w:bottom="1134" w:left="1417" w:header="720" w:footer="720" w:gutter="0"/>
       <w:cols w:space="720"/>
       <w:docGrid w:linePitch="360"/>
     </w:sectPr>
   </w:body>
 </w:document>
+</file>
+
+<file path=word/footer1.xml><?xml version="1.0" encoding="utf-8"?>
+<w:ftr xmlns:m="http://schemas.openxmlformats.org/officeDocument/2006/math" xmlns:mc="http://schemas.openxmlformats.org/markup-compatibility/2006" xmlns:mo="http://schemas.microsoft.com/office/mac/office/2008/main" xmlns:mv="urn:schemas-microsoft-com:mac:vml" xmlns:o="urn:schemas-microsoft-com:office:office" xmlns:r="http://schemas.openxmlformats.org/officeDocument/2006/relationships" xmlns:v="urn:schemas-microsoft-com:vml" xmlns:w10="urn:schemas-microsoft-com:office:word" xmlns:w14="http://schemas.microsoft.com/office/word/2010/wordml" xmlns:w="http://schemas.openxmlformats.org/wordprocessingml/2006/main" xmlns:wne="http://schemas.microsoft.com/office/word/2006/wordml" xmlns:wp14="http://schemas.microsoft.com/office/word/2010/wordprocessingDrawing" xmlns:wp="http://schemas.openxmlformats.org/drawingml/2006/wordprocessingDrawing" xmlns:wpc="http://schemas.microsoft.com/office/word/2010/wordprocessingCanvas" xmlns:wpg="http://schemas.microsoft.com/office/word/2010/wordprocessingGroup" xmlns:wpi="http://schemas.microsoft.com/office/word/2010/wordprocessingInk" xmlns:wps="http://schemas.microsoft.com/office/word/2010/wordprocessingShape" mc:Ignorable="w14 wp14">
+  <w:p>
+    <w:pPr>
+      <w:pStyle w:val="Footer"/>
+      <w:jc w:val="center"/>
+    </w:pPr>
+    <w:r>
+      <w:rPr>
+        <w:rFonts w:ascii="Times New Roman" w:hAnsi="Times New Roman"/>
+        <w:sz w:val="18"/>
+      </w:rPr>
+      <w:t>Веб-сервис онлайн-продажи книг с ИИ-рекомендациями</w:t>
+    </w:r>
+  </w:p>
+</w:ftr>
 </file>
 
 <file path=word/numbering.xml><?xml version="1.0" encoding="utf-8"?>
@@ -5109,7 +2411,7 @@
     <w:qFormat/>
     <w:rsid w:val="00FC693F"/>
     <w:rPr>
-      <w:rFonts w:ascii="Times New Roman" w:hAnsi="Times New Roman" w:eastAsia="Times New Roman"/>
+      <w:rFonts w:ascii="Times New Roman" w:hAnsi="Times New Roman"/>
       <w:sz w:val="24"/>
     </w:rPr>
   </w:style>
@@ -5172,11 +2474,10 @@
       <w:outlineLvl w:val="0"/>
     </w:pPr>
     <w:rPr>
-      <w:rFonts w:asciiTheme="majorHAnsi" w:eastAsiaTheme="majorEastAsia" w:hAnsiTheme="majorHAnsi" w:cstheme="majorBidi" w:ascii="Times New Roman" w:hAnsi="Times New Roman" w:eastAsia="Times New Roman"/>
+      <w:rFonts w:asciiTheme="majorHAnsi" w:eastAsiaTheme="majorEastAsia" w:hAnsiTheme="majorHAnsi" w:cstheme="majorBidi" w:ascii="Times New Roman" w:hAnsi="Times New Roman"/>
       <w:b/>
       <w:bCs/>
-      <w:color w:val="1A2B3C"/>
-      <w:sz w:val="28"/>
+      <w:sz w:val="32"/>
       <w:szCs w:val="28"/>
     </w:rPr>
   </w:style>
@@ -5196,11 +2497,10 @@
       <w:outlineLvl w:val="1"/>
     </w:pPr>
     <w:rPr>
-      <w:rFonts w:asciiTheme="majorHAnsi" w:eastAsiaTheme="majorEastAsia" w:hAnsiTheme="majorHAnsi" w:cstheme="majorBidi" w:ascii="Times New Roman" w:hAnsi="Times New Roman" w:eastAsia="Times New Roman"/>
+      <w:rFonts w:asciiTheme="majorHAnsi" w:eastAsiaTheme="majorEastAsia" w:hAnsiTheme="majorHAnsi" w:cstheme="majorBidi" w:ascii="Times New Roman" w:hAnsi="Times New Roman"/>
       <w:b/>
       <w:bCs/>
-      <w:color w:val="1A2B3C"/>
-      <w:sz w:val="26"/>
+      <w:sz w:val="28"/>
       <w:szCs w:val="26"/>
     </w:rPr>
   </w:style>
@@ -5220,10 +2520,10 @@
       <w:outlineLvl w:val="2"/>
     </w:pPr>
     <w:rPr>
-      <w:rFonts w:asciiTheme="majorHAnsi" w:eastAsiaTheme="majorEastAsia" w:hAnsiTheme="majorHAnsi" w:cstheme="majorBidi" w:ascii="Times New Roman" w:hAnsi="Times New Roman" w:eastAsia="Times New Roman"/>
+      <w:rFonts w:asciiTheme="majorHAnsi" w:eastAsiaTheme="majorEastAsia" w:hAnsiTheme="majorHAnsi" w:cstheme="majorBidi" w:ascii="Times New Roman" w:hAnsi="Times New Roman"/>
       <w:b/>
       <w:bCs/>
-      <w:color w:val="1A2B3C"/>
+      <w:sz w:val="24"/>
     </w:rPr>
   </w:style>
   <w:style w:type="paragraph" w:styleId="Heading4">
